--- a/pdf/class 10/CLASS 10 CH-13.docx
+++ b/pdf/class 10/CLASS 10 CH-13.docx
@@ -68,8 +68,6 @@
         </w:rPr>
         <w:t>3</w:t>
       </w:r>
-      <w:bookmarkStart w:id="0" w:name="_GoBack"/>
-      <w:bookmarkEnd w:id="0"/>
     </w:p>
     <w:p>
       <w:pPr>
@@ -137,6 +135,5288 @@
         </w:rPr>
         <w:t>) THE CORRECT ANSWER</w:t>
       </w:r>
+    </w:p>
+    <w:p>
+      <w:pPr>
+        <w:pStyle w:val="Heading1"/>
+        <w:spacing w:before="0"/>
+        <w:rPr>
+          <w:rFonts w:ascii="Times New Roman" w:hAnsi="Times New Roman" w:cs="Times New Roman"/>
+          <w:color w:val="00B050"/>
+          <w:sz w:val="48"/>
+          <w:szCs w:val="48"/>
+        </w:rPr>
+      </w:pPr>
+      <w:r>
+        <w:rPr>
+          <w:rFonts w:ascii="Segoe UI Symbol" w:hAnsi="Segoe UI Symbol" w:cs="Segoe UI Symbol"/>
+          <w:b/>
+        </w:rPr>
+        <w:t>📘</w:t>
+      </w:r>
+      <w:r>
+        <w:rPr>
+          <w:rFonts w:ascii="Times New Roman" w:hAnsi="Times New Roman" w:cs="Times New Roman"/>
+          <w:b/>
+        </w:rPr>
+        <w:t xml:space="preserve"> </w:t>
+      </w:r>
+      <w:r>
+        <w:rPr>
+          <w:rStyle w:val="Strong"/>
+          <w:rFonts w:ascii="Times New Roman" w:hAnsi="Times New Roman" w:cs="Times New Roman"/>
+          <w:bCs w:val="0"/>
+          <w:color w:val="00B050"/>
+        </w:rPr>
+        <w:t>A. Tick (</w:t>
+      </w:r>
+      <w:r>
+        <w:rPr>
+          <w:rStyle w:val="Strong"/>
+          <w:rFonts w:ascii="Segoe UI Symbol" w:hAnsi="Segoe UI Symbol" w:cs="Segoe UI Symbol"/>
+          <w:bCs w:val="0"/>
+          <w:color w:val="00B050"/>
+        </w:rPr>
+        <w:t>✓</w:t>
+      </w:r>
+      <w:r>
+        <w:rPr>
+          <w:rStyle w:val="Strong"/>
+          <w:rFonts w:ascii="Times New Roman" w:hAnsi="Times New Roman" w:cs="Times New Roman"/>
+          <w:bCs w:val="0"/>
+          <w:color w:val="00B050"/>
+        </w:rPr>
+        <w:t>) the correct answer</w:t>
+      </w:r>
+    </w:p>
+    <w:p>
+      <w:pPr>
+        <w:pStyle w:val="Heading3"/>
+        <w:spacing w:before="0"/>
+        <w:rPr>
+          <w:rFonts w:ascii="Times New Roman" w:hAnsi="Times New Roman" w:cs="Times New Roman"/>
+          <w:color w:val="00B050"/>
+        </w:rPr>
+      </w:pPr>
+      <w:r>
+        <w:rPr>
+          <w:rStyle w:val="Strong"/>
+          <w:rFonts w:ascii="Times New Roman" w:hAnsi="Times New Roman" w:cs="Times New Roman"/>
+          <w:b w:val="0"/>
+          <w:bCs w:val="0"/>
+          <w:color w:val="00B050"/>
+        </w:rPr>
+        <w:t xml:space="preserve">1. What will be the output of the </w:t>
+      </w:r>
+      <w:proofErr w:type="spellStart"/>
+      <w:proofErr w:type="gramStart"/>
+      <w:r>
+        <w:rPr>
+          <w:rStyle w:val="HTMLCode"/>
+          <w:rFonts w:ascii="Times New Roman" w:eastAsiaTheme="majorEastAsia" w:hAnsi="Times New Roman" w:cs="Times New Roman"/>
+          <w:color w:val="00B050"/>
+        </w:rPr>
+        <w:t>Character.isLetterOrDigit</w:t>
+      </w:r>
+      <w:proofErr w:type="spellEnd"/>
+      <w:r>
+        <w:rPr>
+          <w:rStyle w:val="HTMLCode"/>
+          <w:rFonts w:ascii="Times New Roman" w:eastAsiaTheme="majorEastAsia" w:hAnsi="Times New Roman" w:cs="Times New Roman"/>
+          <w:color w:val="00B050"/>
+        </w:rPr>
+        <w:t>(</w:t>
+      </w:r>
+      <w:proofErr w:type="gramEnd"/>
+      <w:r>
+        <w:rPr>
+          <w:rStyle w:val="HTMLCode"/>
+          <w:rFonts w:ascii="Times New Roman" w:eastAsiaTheme="majorEastAsia" w:hAnsi="Times New Roman" w:cs="Times New Roman"/>
+          <w:color w:val="00B050"/>
+        </w:rPr>
+        <w:t>'s')</w:t>
+      </w:r>
+      <w:r>
+        <w:rPr>
+          <w:rStyle w:val="Strong"/>
+          <w:rFonts w:ascii="Times New Roman" w:hAnsi="Times New Roman" w:cs="Times New Roman"/>
+          <w:b w:val="0"/>
+          <w:bCs w:val="0"/>
+          <w:color w:val="00B050"/>
+        </w:rPr>
+        <w:t xml:space="preserve"> method?</w:t>
+      </w:r>
+    </w:p>
+    <w:p>
+      <w:pPr>
+        <w:pStyle w:val="NormalWeb"/>
+        <w:spacing w:before="0" w:beforeAutospacing="0" w:after="0" w:afterAutospacing="0"/>
+        <w:ind w:left="360"/>
+      </w:pPr>
+      <w:r>
+        <w:t>a. True</w:t>
+      </w:r>
+      <w:r>
+        <w:br/>
+        <w:t>b. true</w:t>
+      </w:r>
+      <w:r>
+        <w:br/>
+        <w:t>c. false</w:t>
+      </w:r>
+      <w:r>
+        <w:br/>
+        <w:t>d. False</w:t>
+      </w:r>
+    </w:p>
+    <w:p>
+      <w:pPr>
+        <w:pStyle w:val="NormalWeb"/>
+        <w:spacing w:before="0" w:beforeAutospacing="0" w:after="0" w:afterAutospacing="0"/>
+        <w:rPr>
+          <w:color w:val="FF0000"/>
+        </w:rPr>
+      </w:pPr>
+      <w:r>
+        <w:rPr>
+          <w:rStyle w:val="Strong"/>
+          <w:color w:val="FF0000"/>
+        </w:rPr>
+        <w:t>Answer:</w:t>
+      </w:r>
+      <w:r>
+        <w:rPr>
+          <w:color w:val="FF0000"/>
+        </w:rPr>
+        <w:t xml:space="preserve"> </w:t>
+      </w:r>
+      <w:r>
+        <w:rPr>
+          <w:rStyle w:val="Strong"/>
+          <w:color w:val="FF0000"/>
+        </w:rPr>
+        <w:t>b. true</w:t>
+      </w:r>
+    </w:p>
+    <w:p>
+      <w:pPr>
+        <w:pStyle w:val="NormalWeb"/>
+        <w:spacing w:before="0" w:beforeAutospacing="0"/>
+      </w:pPr>
+      <w:r>
+        <w:rPr>
+          <w:rStyle w:val="Strong"/>
+        </w:rPr>
+        <w:t>Explanation:</w:t>
+      </w:r>
+    </w:p>
+    <w:p>
+      <w:pPr>
+        <w:numPr>
+          <w:ilvl w:val="0"/>
+          <w:numId w:val="15"/>
+        </w:numPr>
+        <w:spacing w:after="100" w:afterAutospacing="1"/>
+      </w:pPr>
+      <w:r>
+        <w:rPr>
+          <w:rStyle w:val="HTMLCode"/>
+          <w:rFonts w:ascii="Times New Roman" w:hAnsi="Times New Roman" w:cs="Times New Roman"/>
+        </w:rPr>
+        <w:t>'</w:t>
+      </w:r>
+      <w:proofErr w:type="gramStart"/>
+      <w:r>
+        <w:rPr>
+          <w:rStyle w:val="HTMLCode"/>
+          <w:rFonts w:ascii="Times New Roman" w:hAnsi="Times New Roman" w:cs="Times New Roman"/>
+        </w:rPr>
+        <w:t>s</w:t>
+      </w:r>
+      <w:proofErr w:type="gramEnd"/>
+      <w:r>
+        <w:rPr>
+          <w:rStyle w:val="HTMLCode"/>
+          <w:rFonts w:ascii="Times New Roman" w:hAnsi="Times New Roman" w:cs="Times New Roman"/>
+        </w:rPr>
+        <w:t>'</w:t>
+      </w:r>
+      <w:r>
+        <w:t xml:space="preserve"> is a letter. </w:t>
+      </w:r>
+    </w:p>
+    <w:p>
+      <w:pPr>
+        <w:numPr>
+          <w:ilvl w:val="0"/>
+          <w:numId w:val="15"/>
+        </w:numPr>
+        <w:spacing w:after="100" w:afterAutospacing="1"/>
+      </w:pPr>
+      <w:proofErr w:type="spellStart"/>
+      <w:proofErr w:type="gramStart"/>
+      <w:r>
+        <w:rPr>
+          <w:rStyle w:val="HTMLCode"/>
+          <w:rFonts w:ascii="Times New Roman" w:hAnsi="Times New Roman" w:cs="Times New Roman"/>
+        </w:rPr>
+        <w:t>isLetterOrDigit</w:t>
+      </w:r>
+      <w:proofErr w:type="spellEnd"/>
+      <w:r>
+        <w:rPr>
+          <w:rStyle w:val="HTMLCode"/>
+          <w:rFonts w:ascii="Times New Roman" w:hAnsi="Times New Roman" w:cs="Times New Roman"/>
+        </w:rPr>
+        <w:t>(</w:t>
+      </w:r>
+      <w:proofErr w:type="gramEnd"/>
+      <w:r>
+        <w:rPr>
+          <w:rStyle w:val="HTMLCode"/>
+          <w:rFonts w:ascii="Times New Roman" w:hAnsi="Times New Roman" w:cs="Times New Roman"/>
+        </w:rPr>
+        <w:t>)</w:t>
+      </w:r>
+      <w:r>
+        <w:t xml:space="preserve"> returns </w:t>
+      </w:r>
+      <w:r>
+        <w:rPr>
+          <w:rStyle w:val="Strong"/>
+        </w:rPr>
+        <w:t>true</w:t>
+      </w:r>
+      <w:r>
+        <w:t xml:space="preserve"> for letters or digits. </w:t>
+      </w:r>
+    </w:p>
+    <w:p>
+      <w:pPr>
+        <w:numPr>
+          <w:ilvl w:val="0"/>
+          <w:numId w:val="15"/>
+        </w:numPr>
+        <w:spacing w:after="100" w:afterAutospacing="1"/>
+      </w:pPr>
+      <w:r>
+        <w:t xml:space="preserve">Java </w:t>
+      </w:r>
+      <w:proofErr w:type="spellStart"/>
+      <w:proofErr w:type="gramStart"/>
+      <w:r>
+        <w:t>boolean</w:t>
+      </w:r>
+      <w:proofErr w:type="spellEnd"/>
+      <w:proofErr w:type="gramEnd"/>
+      <w:r>
+        <w:t xml:space="preserve"> output is always </w:t>
+      </w:r>
+      <w:r>
+        <w:rPr>
+          <w:rStyle w:val="Strong"/>
+        </w:rPr>
+        <w:t>lowercase (true/false)</w:t>
+      </w:r>
+      <w:r>
+        <w:t xml:space="preserve">. </w:t>
+      </w:r>
+    </w:p>
+    <w:p>
+      <w:pPr>
+        <w:pStyle w:val="Heading3"/>
+        <w:spacing w:before="0"/>
+        <w:rPr>
+          <w:rFonts w:ascii="Times New Roman" w:hAnsi="Times New Roman" w:cs="Times New Roman"/>
+          <w:color w:val="00B050"/>
+        </w:rPr>
+      </w:pPr>
+      <w:r>
+        <w:rPr>
+          <w:rStyle w:val="Strong"/>
+          <w:rFonts w:ascii="Times New Roman" w:hAnsi="Times New Roman" w:cs="Times New Roman"/>
+          <w:b w:val="0"/>
+          <w:bCs w:val="0"/>
+          <w:color w:val="00B050"/>
+        </w:rPr>
+        <w:t xml:space="preserve">2. What will be the return type of the </w:t>
+      </w:r>
+      <w:proofErr w:type="spellStart"/>
+      <w:proofErr w:type="gramStart"/>
+      <w:r>
+        <w:rPr>
+          <w:rStyle w:val="HTMLCode"/>
+          <w:rFonts w:ascii="Times New Roman" w:eastAsiaTheme="majorEastAsia" w:hAnsi="Times New Roman" w:cs="Times New Roman"/>
+          <w:color w:val="00B050"/>
+        </w:rPr>
+        <w:t>Integer.parseInt</w:t>
+      </w:r>
+      <w:proofErr w:type="spellEnd"/>
+      <w:r>
+        <w:rPr>
+          <w:rStyle w:val="HTMLCode"/>
+          <w:rFonts w:ascii="Times New Roman" w:eastAsiaTheme="majorEastAsia" w:hAnsi="Times New Roman" w:cs="Times New Roman"/>
+          <w:color w:val="00B050"/>
+        </w:rPr>
+        <w:t>(</w:t>
+      </w:r>
+      <w:proofErr w:type="gramEnd"/>
+      <w:r>
+        <w:rPr>
+          <w:rStyle w:val="HTMLCode"/>
+          <w:rFonts w:ascii="Times New Roman" w:eastAsiaTheme="majorEastAsia" w:hAnsi="Times New Roman" w:cs="Times New Roman"/>
+          <w:color w:val="00B050"/>
+        </w:rPr>
+        <w:t>"120")</w:t>
+      </w:r>
+      <w:r>
+        <w:rPr>
+          <w:rStyle w:val="Strong"/>
+          <w:rFonts w:ascii="Times New Roman" w:hAnsi="Times New Roman" w:cs="Times New Roman"/>
+          <w:b w:val="0"/>
+          <w:bCs w:val="0"/>
+          <w:color w:val="00B050"/>
+        </w:rPr>
+        <w:t xml:space="preserve"> method?</w:t>
+      </w:r>
+    </w:p>
+    <w:p>
+      <w:pPr>
+        <w:pStyle w:val="NormalWeb"/>
+        <w:spacing w:before="0" w:beforeAutospacing="0" w:after="0" w:afterAutospacing="0"/>
+        <w:ind w:left="360"/>
+      </w:pPr>
+      <w:proofErr w:type="gramStart"/>
+      <w:r>
+        <w:t>a</w:t>
+      </w:r>
+      <w:proofErr w:type="gramEnd"/>
+      <w:r>
+        <w:t xml:space="preserve">. </w:t>
+      </w:r>
+      <w:proofErr w:type="spellStart"/>
+      <w:r>
+        <w:t>boolean</w:t>
+      </w:r>
+      <w:proofErr w:type="spellEnd"/>
+      <w:r>
+        <w:br/>
+        <w:t>b. String</w:t>
+      </w:r>
+      <w:r>
+        <w:br/>
+        <w:t xml:space="preserve">c. </w:t>
+      </w:r>
+      <w:proofErr w:type="spellStart"/>
+      <w:r>
+        <w:t>int</w:t>
+      </w:r>
+      <w:proofErr w:type="spellEnd"/>
+      <w:r>
+        <w:br/>
+        <w:t>d. double</w:t>
+      </w:r>
+    </w:p>
+    <w:p>
+      <w:pPr>
+        <w:pStyle w:val="NormalWeb"/>
+        <w:spacing w:before="0" w:beforeAutospacing="0"/>
+        <w:rPr>
+          <w:color w:val="FF0000"/>
+        </w:rPr>
+      </w:pPr>
+      <w:r>
+        <w:rPr>
+          <w:rStyle w:val="Strong"/>
+          <w:color w:val="FF0000"/>
+        </w:rPr>
+        <w:t>Answer:</w:t>
+      </w:r>
+      <w:r>
+        <w:rPr>
+          <w:color w:val="FF0000"/>
+        </w:rPr>
+        <w:t xml:space="preserve"> </w:t>
+      </w:r>
+      <w:r>
+        <w:rPr>
+          <w:rStyle w:val="Strong"/>
+          <w:color w:val="FF0000"/>
+        </w:rPr>
+        <w:t xml:space="preserve">c. </w:t>
+      </w:r>
+      <w:proofErr w:type="spellStart"/>
+      <w:r>
+        <w:rPr>
+          <w:rStyle w:val="Strong"/>
+          <w:color w:val="FF0000"/>
+        </w:rPr>
+        <w:t>int</w:t>
+      </w:r>
+      <w:proofErr w:type="spellEnd"/>
+    </w:p>
+    <w:p>
+      <w:pPr>
+        <w:pStyle w:val="NormalWeb"/>
+        <w:spacing w:before="0" w:beforeAutospacing="0" w:after="0" w:afterAutospacing="0"/>
+      </w:pPr>
+      <w:r>
+        <w:rPr>
+          <w:rStyle w:val="Strong"/>
+        </w:rPr>
+        <w:t>Explanation:</w:t>
+      </w:r>
+    </w:p>
+    <w:p>
+      <w:pPr>
+        <w:numPr>
+          <w:ilvl w:val="0"/>
+          <w:numId w:val="16"/>
+        </w:numPr>
+        <w:spacing w:after="100" w:afterAutospacing="1"/>
+      </w:pPr>
+      <w:proofErr w:type="spellStart"/>
+      <w:r>
+        <w:rPr>
+          <w:rStyle w:val="HTMLCode"/>
+          <w:rFonts w:ascii="Times New Roman" w:hAnsi="Times New Roman" w:cs="Times New Roman"/>
+        </w:rPr>
+        <w:t>parseInt</w:t>
+      </w:r>
+      <w:proofErr w:type="spellEnd"/>
+      <w:r>
+        <w:rPr>
+          <w:rStyle w:val="HTMLCode"/>
+          <w:rFonts w:ascii="Times New Roman" w:hAnsi="Times New Roman" w:cs="Times New Roman"/>
+        </w:rPr>
+        <w:t>()</w:t>
+      </w:r>
+      <w:r>
+        <w:t xml:space="preserve"> converts a </w:t>
+      </w:r>
+      <w:r>
+        <w:rPr>
+          <w:rStyle w:val="Strong"/>
+        </w:rPr>
+        <w:t xml:space="preserve">String → </w:t>
+      </w:r>
+      <w:proofErr w:type="spellStart"/>
+      <w:r>
+        <w:rPr>
+          <w:rStyle w:val="Strong"/>
+        </w:rPr>
+        <w:t>int</w:t>
+      </w:r>
+      <w:proofErr w:type="spellEnd"/>
+      <w:r>
+        <w:t xml:space="preserve"> </w:t>
+      </w:r>
+    </w:p>
+    <w:p>
+      <w:pPr>
+        <w:numPr>
+          <w:ilvl w:val="0"/>
+          <w:numId w:val="16"/>
+        </w:numPr>
+        <w:spacing w:after="100" w:afterAutospacing="1"/>
+      </w:pPr>
+      <w:r>
+        <w:t xml:space="preserve">So return type = </w:t>
+      </w:r>
+      <w:proofErr w:type="spellStart"/>
+      <w:r>
+        <w:rPr>
+          <w:rStyle w:val="Strong"/>
+        </w:rPr>
+        <w:t>int</w:t>
+      </w:r>
+      <w:proofErr w:type="spellEnd"/>
+      <w:r>
+        <w:t xml:space="preserve"> </w:t>
+      </w:r>
+    </w:p>
+    <w:p>
+      <w:pPr>
+        <w:pStyle w:val="Heading3"/>
+        <w:spacing w:before="0"/>
+        <w:rPr>
+          <w:rFonts w:ascii="Times New Roman" w:hAnsi="Times New Roman" w:cs="Times New Roman"/>
+          <w:color w:val="00B050"/>
+        </w:rPr>
+      </w:pPr>
+      <w:r>
+        <w:rPr>
+          <w:rStyle w:val="Strong"/>
+          <w:rFonts w:ascii="Times New Roman" w:hAnsi="Times New Roman" w:cs="Times New Roman"/>
+          <w:b w:val="0"/>
+          <w:bCs w:val="0"/>
+          <w:color w:val="00B050"/>
+        </w:rPr>
+        <w:t>3. The statement:</w:t>
+      </w:r>
+    </w:p>
+    <w:p>
+      <w:pPr>
+        <w:pStyle w:val="HTMLPreformatted"/>
+        <w:rPr>
+          <w:rFonts w:ascii="Times New Roman" w:hAnsi="Times New Roman" w:cs="Times New Roman"/>
+        </w:rPr>
+      </w:pPr>
+      <w:proofErr w:type="spellStart"/>
+      <w:proofErr w:type="gramStart"/>
+      <w:r>
+        <w:rPr>
+          <w:rStyle w:val="t"/>
+          <w:rFonts w:ascii="Times New Roman" w:hAnsi="Times New Roman" w:cs="Times New Roman"/>
+        </w:rPr>
+        <w:t>System</w:t>
+      </w:r>
+      <w:r>
+        <w:rPr>
+          <w:rStyle w:val="n"/>
+          <w:rFonts w:ascii="Times New Roman" w:hAnsi="Times New Roman" w:cs="Times New Roman"/>
+        </w:rPr>
+        <w:t>.</w:t>
+      </w:r>
+      <w:r>
+        <w:rPr>
+          <w:rStyle w:val="t"/>
+          <w:rFonts w:ascii="Times New Roman" w:hAnsi="Times New Roman" w:cs="Times New Roman"/>
+        </w:rPr>
+        <w:t>out</w:t>
+      </w:r>
+      <w:r>
+        <w:rPr>
+          <w:rStyle w:val="n"/>
+          <w:rFonts w:ascii="Times New Roman" w:hAnsi="Times New Roman" w:cs="Times New Roman"/>
+        </w:rPr>
+        <w:t>.</w:t>
+      </w:r>
+      <w:r>
+        <w:rPr>
+          <w:rStyle w:val="t"/>
+          <w:rFonts w:ascii="Times New Roman" w:hAnsi="Times New Roman" w:cs="Times New Roman"/>
+        </w:rPr>
+        <w:t>print</w:t>
+      </w:r>
+      <w:proofErr w:type="spellEnd"/>
+      <w:r>
+        <w:rPr>
+          <w:rFonts w:ascii="Times New Roman" w:hAnsi="Times New Roman" w:cs="Times New Roman"/>
+        </w:rPr>
+        <w:t>(</w:t>
+      </w:r>
+      <w:proofErr w:type="spellStart"/>
+      <w:proofErr w:type="gramEnd"/>
+      <w:r>
+        <w:rPr>
+          <w:rStyle w:val="t"/>
+          <w:rFonts w:ascii="Times New Roman" w:hAnsi="Times New Roman" w:cs="Times New Roman"/>
+        </w:rPr>
+        <w:t>Integer</w:t>
+      </w:r>
+      <w:r>
+        <w:rPr>
+          <w:rStyle w:val="n"/>
+          <w:rFonts w:ascii="Times New Roman" w:hAnsi="Times New Roman" w:cs="Times New Roman"/>
+        </w:rPr>
+        <w:t>.</w:t>
+      </w:r>
+      <w:r>
+        <w:rPr>
+          <w:rStyle w:val="t"/>
+          <w:rFonts w:ascii="Times New Roman" w:hAnsi="Times New Roman" w:cs="Times New Roman"/>
+        </w:rPr>
+        <w:t>parseInt</w:t>
+      </w:r>
+      <w:proofErr w:type="spellEnd"/>
+      <w:r>
+        <w:rPr>
+          <w:rFonts w:ascii="Times New Roman" w:hAnsi="Times New Roman" w:cs="Times New Roman"/>
+        </w:rPr>
+        <w:t>(</w:t>
+      </w:r>
+      <w:r>
+        <w:rPr>
+          <w:rStyle w:val="r"/>
+          <w:rFonts w:ascii="Times New Roman" w:hAnsi="Times New Roman" w:cs="Times New Roman"/>
+        </w:rPr>
+        <w:t>"2"</w:t>
+      </w:r>
+      <w:r>
+        <w:rPr>
+          <w:rFonts w:ascii="Times New Roman" w:hAnsi="Times New Roman" w:cs="Times New Roman"/>
+        </w:rPr>
+        <w:t xml:space="preserve">) </w:t>
+      </w:r>
+      <w:r>
+        <w:rPr>
+          <w:rStyle w:val="n"/>
+          <w:rFonts w:ascii="Times New Roman" w:hAnsi="Times New Roman" w:cs="Times New Roman"/>
+        </w:rPr>
+        <w:t>+</w:t>
+      </w:r>
+      <w:r>
+        <w:rPr>
+          <w:rFonts w:ascii="Times New Roman" w:hAnsi="Times New Roman" w:cs="Times New Roman"/>
+        </w:rPr>
+        <w:t xml:space="preserve"> </w:t>
+      </w:r>
+      <w:proofErr w:type="spellStart"/>
+      <w:r>
+        <w:rPr>
+          <w:rStyle w:val="t"/>
+          <w:rFonts w:ascii="Times New Roman" w:hAnsi="Times New Roman" w:cs="Times New Roman"/>
+        </w:rPr>
+        <w:t>Double</w:t>
+      </w:r>
+      <w:r>
+        <w:rPr>
+          <w:rStyle w:val="n"/>
+          <w:rFonts w:ascii="Times New Roman" w:hAnsi="Times New Roman" w:cs="Times New Roman"/>
+        </w:rPr>
+        <w:t>.</w:t>
+      </w:r>
+      <w:r>
+        <w:rPr>
+          <w:rStyle w:val="t"/>
+          <w:rFonts w:ascii="Times New Roman" w:hAnsi="Times New Roman" w:cs="Times New Roman"/>
+        </w:rPr>
+        <w:t>parseDouble</w:t>
+      </w:r>
+      <w:proofErr w:type="spellEnd"/>
+      <w:r>
+        <w:rPr>
+          <w:rFonts w:ascii="Times New Roman" w:hAnsi="Times New Roman" w:cs="Times New Roman"/>
+        </w:rPr>
+        <w:t>(</w:t>
+      </w:r>
+      <w:r>
+        <w:rPr>
+          <w:rStyle w:val="r"/>
+          <w:rFonts w:ascii="Times New Roman" w:hAnsi="Times New Roman" w:cs="Times New Roman"/>
+        </w:rPr>
+        <w:t>"3.5"</w:t>
+      </w:r>
+      <w:r>
+        <w:rPr>
+          <w:rFonts w:ascii="Times New Roman" w:hAnsi="Times New Roman" w:cs="Times New Roman"/>
+        </w:rPr>
+        <w:t>));</w:t>
+      </w:r>
+    </w:p>
+    <w:p>
+      <w:pPr>
+        <w:pStyle w:val="NormalWeb"/>
+        <w:spacing w:before="0" w:beforeAutospacing="0"/>
+      </w:pPr>
+      <w:proofErr w:type="gramStart"/>
+      <w:r>
+        <w:t>will</w:t>
+      </w:r>
+      <w:proofErr w:type="gramEnd"/>
+      <w:r>
+        <w:t xml:space="preserve"> return ________</w:t>
+      </w:r>
+    </w:p>
+    <w:p>
+      <w:pPr>
+        <w:pStyle w:val="NormalWeb"/>
+        <w:spacing w:before="0" w:beforeAutospacing="0" w:after="0" w:afterAutospacing="0"/>
+        <w:ind w:left="360"/>
+      </w:pPr>
+      <w:r>
+        <w:t>a. 23.5</w:t>
+      </w:r>
+      <w:r>
+        <w:br/>
+        <w:t>b. 5.5</w:t>
+      </w:r>
+      <w:r>
+        <w:br/>
+        <w:t>c. 5</w:t>
+      </w:r>
+      <w:r>
+        <w:br/>
+        <w:t>d. 5.0</w:t>
+      </w:r>
+    </w:p>
+    <w:p>
+      <w:pPr>
+        <w:pStyle w:val="NormalWeb"/>
+        <w:spacing w:before="0" w:beforeAutospacing="0"/>
+        <w:rPr>
+          <w:color w:val="FF0000"/>
+        </w:rPr>
+      </w:pPr>
+      <w:r>
+        <w:rPr>
+          <w:rStyle w:val="Strong"/>
+          <w:color w:val="FF0000"/>
+        </w:rPr>
+        <w:t>Answer:</w:t>
+      </w:r>
+      <w:r>
+        <w:rPr>
+          <w:color w:val="FF0000"/>
+        </w:rPr>
+        <w:t xml:space="preserve"> </w:t>
+      </w:r>
+      <w:r>
+        <w:rPr>
+          <w:rStyle w:val="Strong"/>
+          <w:color w:val="FF0000"/>
+        </w:rPr>
+        <w:t>b. 5.5</w:t>
+      </w:r>
+    </w:p>
+    <w:p>
+      <w:pPr>
+        <w:pStyle w:val="NormalWeb"/>
+        <w:spacing w:before="0" w:beforeAutospacing="0" w:after="0" w:afterAutospacing="0"/>
+      </w:pPr>
+      <w:r>
+        <w:rPr>
+          <w:rStyle w:val="Strong"/>
+        </w:rPr>
+        <w:t>Explanation:</w:t>
+      </w:r>
+    </w:p>
+    <w:p>
+      <w:pPr>
+        <w:numPr>
+          <w:ilvl w:val="0"/>
+          <w:numId w:val="17"/>
+        </w:numPr>
+        <w:spacing w:after="100" w:afterAutospacing="1"/>
+      </w:pPr>
+      <w:r>
+        <w:rPr>
+          <w:rStyle w:val="HTMLCode"/>
+          <w:rFonts w:ascii="Times New Roman" w:hAnsi="Times New Roman" w:cs="Times New Roman"/>
+        </w:rPr>
+        <w:t>"2"</w:t>
+      </w:r>
+      <w:r>
+        <w:t xml:space="preserve"> → 2 (</w:t>
+      </w:r>
+      <w:proofErr w:type="spellStart"/>
+      <w:r>
+        <w:t>int</w:t>
+      </w:r>
+      <w:proofErr w:type="spellEnd"/>
+      <w:r>
+        <w:t xml:space="preserve">) </w:t>
+      </w:r>
+    </w:p>
+    <w:p>
+      <w:pPr>
+        <w:numPr>
+          <w:ilvl w:val="0"/>
+          <w:numId w:val="17"/>
+        </w:numPr>
+        <w:spacing w:after="100" w:afterAutospacing="1"/>
+      </w:pPr>
+      <w:r>
+        <w:rPr>
+          <w:rStyle w:val="HTMLCode"/>
+          <w:rFonts w:ascii="Times New Roman" w:hAnsi="Times New Roman" w:cs="Times New Roman"/>
+        </w:rPr>
+        <w:t>"3.5"</w:t>
+      </w:r>
+      <w:r>
+        <w:t xml:space="preserve"> → 3.5 (double) </w:t>
+      </w:r>
+    </w:p>
+    <w:p>
+      <w:pPr>
+        <w:numPr>
+          <w:ilvl w:val="0"/>
+          <w:numId w:val="17"/>
+        </w:numPr>
+        <w:spacing w:after="100" w:afterAutospacing="1"/>
+      </w:pPr>
+      <w:r>
+        <w:t xml:space="preserve">2 + 3.5 = </w:t>
+      </w:r>
+      <w:r>
+        <w:rPr>
+          <w:rStyle w:val="Strong"/>
+        </w:rPr>
+        <w:t>5.5</w:t>
+      </w:r>
+      <w:r>
+        <w:t xml:space="preserve"> </w:t>
+      </w:r>
+    </w:p>
+    <w:p>
+      <w:pPr>
+        <w:pStyle w:val="Heading3"/>
+        <w:spacing w:before="0"/>
+        <w:rPr>
+          <w:rFonts w:ascii="Times New Roman" w:hAnsi="Times New Roman" w:cs="Times New Roman"/>
+          <w:color w:val="00B050"/>
+        </w:rPr>
+      </w:pPr>
+      <w:r>
+        <w:rPr>
+          <w:rStyle w:val="Strong"/>
+          <w:rFonts w:ascii="Times New Roman" w:hAnsi="Times New Roman" w:cs="Times New Roman"/>
+          <w:b w:val="0"/>
+          <w:bCs w:val="0"/>
+          <w:color w:val="00B050"/>
+        </w:rPr>
+        <w:lastRenderedPageBreak/>
+        <w:t>4. Which of the following methods checks that the parameter is space or not?</w:t>
+      </w:r>
+    </w:p>
+    <w:p>
+      <w:pPr>
+        <w:pStyle w:val="NormalWeb"/>
+        <w:spacing w:before="0" w:beforeAutospacing="0" w:after="0" w:afterAutospacing="0"/>
+        <w:ind w:left="360"/>
+      </w:pPr>
+      <w:proofErr w:type="gramStart"/>
+      <w:r>
+        <w:t>a</w:t>
+      </w:r>
+      <w:proofErr w:type="gramEnd"/>
+      <w:r>
+        <w:t xml:space="preserve">. </w:t>
+      </w:r>
+      <w:proofErr w:type="spellStart"/>
+      <w:r>
+        <w:t>isUpperCase</w:t>
+      </w:r>
+      <w:proofErr w:type="spellEnd"/>
+      <w:r>
+        <w:t>()</w:t>
+      </w:r>
+      <w:r>
+        <w:br/>
+        <w:t xml:space="preserve">b. </w:t>
+      </w:r>
+      <w:proofErr w:type="spellStart"/>
+      <w:r>
+        <w:t>toUpperCase</w:t>
+      </w:r>
+      <w:proofErr w:type="spellEnd"/>
+      <w:r>
+        <w:t>()</w:t>
+      </w:r>
+      <w:r>
+        <w:br/>
+        <w:t xml:space="preserve">c. </w:t>
+      </w:r>
+      <w:proofErr w:type="spellStart"/>
+      <w:r>
+        <w:t>isWhitespace</w:t>
+      </w:r>
+      <w:proofErr w:type="spellEnd"/>
+      <w:r>
+        <w:t>()</w:t>
+      </w:r>
+      <w:r>
+        <w:br/>
+        <w:t>d. None of these</w:t>
+      </w:r>
+    </w:p>
+    <w:p>
+      <w:pPr>
+        <w:pStyle w:val="NormalWeb"/>
+        <w:spacing w:before="0" w:beforeAutospacing="0"/>
+        <w:rPr>
+          <w:color w:val="FF0000"/>
+        </w:rPr>
+      </w:pPr>
+      <w:r>
+        <w:rPr>
+          <w:rStyle w:val="Strong"/>
+          <w:color w:val="FF0000"/>
+        </w:rPr>
+        <w:t>Answer:</w:t>
+      </w:r>
+      <w:r>
+        <w:rPr>
+          <w:color w:val="FF0000"/>
+        </w:rPr>
+        <w:t xml:space="preserve"> </w:t>
+      </w:r>
+      <w:r>
+        <w:rPr>
+          <w:rStyle w:val="Strong"/>
+          <w:color w:val="FF0000"/>
+        </w:rPr>
+        <w:t xml:space="preserve">c. </w:t>
+      </w:r>
+      <w:proofErr w:type="spellStart"/>
+      <w:proofErr w:type="gramStart"/>
+      <w:r>
+        <w:rPr>
+          <w:rStyle w:val="Strong"/>
+          <w:color w:val="FF0000"/>
+        </w:rPr>
+        <w:t>isWhitespace</w:t>
+      </w:r>
+      <w:proofErr w:type="spellEnd"/>
+      <w:r>
+        <w:rPr>
+          <w:rStyle w:val="Strong"/>
+          <w:color w:val="FF0000"/>
+        </w:rPr>
+        <w:t>()</w:t>
+      </w:r>
+      <w:proofErr w:type="gramEnd"/>
+    </w:p>
+    <w:p>
+      <w:pPr>
+        <w:pStyle w:val="NormalWeb"/>
+        <w:spacing w:before="0" w:beforeAutospacing="0" w:after="0" w:afterAutospacing="0"/>
+      </w:pPr>
+      <w:r>
+        <w:rPr>
+          <w:rStyle w:val="Strong"/>
+        </w:rPr>
+        <w:t>Explanation:</w:t>
+      </w:r>
+    </w:p>
+    <w:p>
+      <w:pPr>
+        <w:numPr>
+          <w:ilvl w:val="0"/>
+          <w:numId w:val="18"/>
+        </w:numPr>
+        <w:spacing w:after="100" w:afterAutospacing="1"/>
+      </w:pPr>
+      <w:proofErr w:type="spellStart"/>
+      <w:r>
+        <w:rPr>
+          <w:rStyle w:val="HTMLCode"/>
+          <w:rFonts w:ascii="Times New Roman" w:hAnsi="Times New Roman" w:cs="Times New Roman"/>
+        </w:rPr>
+        <w:t>isWhitespace</w:t>
+      </w:r>
+      <w:proofErr w:type="spellEnd"/>
+      <w:r>
+        <w:rPr>
+          <w:rStyle w:val="HTMLCode"/>
+          <w:rFonts w:ascii="Times New Roman" w:hAnsi="Times New Roman" w:cs="Times New Roman"/>
+        </w:rPr>
+        <w:t>()</w:t>
+      </w:r>
+      <w:r>
+        <w:t xml:space="preserve"> checks space, tab, newline </w:t>
+      </w:r>
+    </w:p>
+    <w:p>
+      <w:pPr>
+        <w:numPr>
+          <w:ilvl w:val="0"/>
+          <w:numId w:val="18"/>
+        </w:numPr>
+        <w:spacing w:after="100" w:afterAutospacing="1"/>
+      </w:pPr>
+      <w:r>
+        <w:t xml:space="preserve">Others do NOT check space </w:t>
+      </w:r>
+    </w:p>
+    <w:p>
+      <w:pPr>
+        <w:pStyle w:val="Heading3"/>
+        <w:spacing w:before="0"/>
+        <w:rPr>
+          <w:rFonts w:ascii="Times New Roman" w:hAnsi="Times New Roman" w:cs="Times New Roman"/>
+          <w:color w:val="00B050"/>
+        </w:rPr>
+      </w:pPr>
+      <w:r>
+        <w:rPr>
+          <w:rStyle w:val="Strong"/>
+          <w:rFonts w:ascii="Times New Roman" w:hAnsi="Times New Roman" w:cs="Times New Roman"/>
+          <w:b w:val="0"/>
+          <w:bCs w:val="0"/>
+          <w:color w:val="00B050"/>
+        </w:rPr>
+        <w:t>5. Which method is used to convert String into double?</w:t>
+      </w:r>
+    </w:p>
+    <w:p>
+      <w:pPr>
+        <w:pStyle w:val="NormalWeb"/>
+        <w:spacing w:before="0" w:beforeAutospacing="0" w:after="0" w:afterAutospacing="0"/>
+        <w:ind w:left="360"/>
+      </w:pPr>
+      <w:r>
+        <w:t xml:space="preserve">a. </w:t>
+      </w:r>
+      <w:proofErr w:type="spellStart"/>
+      <w:proofErr w:type="gramStart"/>
+      <w:r>
+        <w:t>Double.valueOf</w:t>
+      </w:r>
+      <w:proofErr w:type="spellEnd"/>
+      <w:r>
+        <w:t>(</w:t>
+      </w:r>
+      <w:proofErr w:type="gramEnd"/>
+      <w:r>
+        <w:t>String)</w:t>
+      </w:r>
+      <w:r>
+        <w:br/>
+        <w:t xml:space="preserve">b. </w:t>
+      </w:r>
+      <w:proofErr w:type="spellStart"/>
+      <w:r>
+        <w:t>Double.parseDouble</w:t>
+      </w:r>
+      <w:proofErr w:type="spellEnd"/>
+      <w:r>
+        <w:t>(String)</w:t>
+      </w:r>
+      <w:r>
+        <w:br/>
+        <w:t xml:space="preserve">c. </w:t>
+      </w:r>
+      <w:proofErr w:type="spellStart"/>
+      <w:r>
+        <w:t>Double.toString</w:t>
+      </w:r>
+      <w:proofErr w:type="spellEnd"/>
+      <w:r>
+        <w:t>(String)</w:t>
+      </w:r>
+      <w:r>
+        <w:br/>
+        <w:t>d. None of these</w:t>
+      </w:r>
+    </w:p>
+    <w:p>
+      <w:pPr>
+        <w:pStyle w:val="NormalWeb"/>
+        <w:spacing w:before="0" w:beforeAutospacing="0"/>
+        <w:rPr>
+          <w:color w:val="FF0000"/>
+        </w:rPr>
+      </w:pPr>
+      <w:r>
+        <w:rPr>
+          <w:rStyle w:val="Strong"/>
+          <w:color w:val="FF0000"/>
+        </w:rPr>
+        <w:t>Answer:</w:t>
+      </w:r>
+      <w:r>
+        <w:rPr>
+          <w:color w:val="FF0000"/>
+        </w:rPr>
+        <w:t xml:space="preserve"> </w:t>
+      </w:r>
+      <w:r>
+        <w:rPr>
+          <w:rStyle w:val="Strong"/>
+          <w:color w:val="FF0000"/>
+        </w:rPr>
+        <w:t xml:space="preserve">b. </w:t>
+      </w:r>
+      <w:proofErr w:type="spellStart"/>
+      <w:proofErr w:type="gramStart"/>
+      <w:r>
+        <w:rPr>
+          <w:rStyle w:val="Strong"/>
+          <w:color w:val="FF0000"/>
+        </w:rPr>
+        <w:t>Double.parseDouble</w:t>
+      </w:r>
+      <w:proofErr w:type="spellEnd"/>
+      <w:r>
+        <w:rPr>
+          <w:rStyle w:val="Strong"/>
+          <w:color w:val="FF0000"/>
+        </w:rPr>
+        <w:t>(</w:t>
+      </w:r>
+      <w:proofErr w:type="gramEnd"/>
+      <w:r>
+        <w:rPr>
+          <w:rStyle w:val="Strong"/>
+          <w:color w:val="FF0000"/>
+        </w:rPr>
+        <w:t>String)</w:t>
+      </w:r>
+    </w:p>
+    <w:p>
+      <w:pPr>
+        <w:pStyle w:val="NormalWeb"/>
+        <w:spacing w:before="0" w:beforeAutospacing="0" w:after="0" w:afterAutospacing="0"/>
+      </w:pPr>
+      <w:r>
+        <w:rPr>
+          <w:rStyle w:val="Strong"/>
+        </w:rPr>
+        <w:t>Explanation:</w:t>
+      </w:r>
+    </w:p>
+    <w:p>
+      <w:pPr>
+        <w:numPr>
+          <w:ilvl w:val="0"/>
+          <w:numId w:val="19"/>
+        </w:numPr>
+        <w:spacing w:after="100" w:afterAutospacing="1"/>
+      </w:pPr>
+      <w:r>
+        <w:t xml:space="preserve">Converts </w:t>
+      </w:r>
+      <w:r>
+        <w:rPr>
+          <w:rStyle w:val="Strong"/>
+        </w:rPr>
+        <w:t>String → double primitive</w:t>
+      </w:r>
+      <w:r>
+        <w:t xml:space="preserve"> </w:t>
+      </w:r>
+    </w:p>
+    <w:p>
+      <w:pPr>
+        <w:pStyle w:val="Heading3"/>
+        <w:spacing w:before="0"/>
+        <w:rPr>
+          <w:rFonts w:ascii="Times New Roman" w:hAnsi="Times New Roman" w:cs="Times New Roman"/>
+          <w:color w:val="00B050"/>
+        </w:rPr>
+      </w:pPr>
+      <w:r>
+        <w:rPr>
+          <w:rStyle w:val="Strong"/>
+          <w:rFonts w:ascii="Times New Roman" w:hAnsi="Times New Roman" w:cs="Times New Roman"/>
+          <w:b w:val="0"/>
+          <w:bCs w:val="0"/>
+          <w:color w:val="00B050"/>
+        </w:rPr>
+        <w:t>6. Which method is used to determine whether a character is a digit in Java?</w:t>
+      </w:r>
+    </w:p>
+    <w:p>
+      <w:pPr>
+        <w:pStyle w:val="NormalWeb"/>
+        <w:spacing w:before="0" w:beforeAutospacing="0" w:after="0" w:afterAutospacing="0"/>
+        <w:ind w:left="360"/>
+      </w:pPr>
+      <w:proofErr w:type="gramStart"/>
+      <w:r>
+        <w:t>a</w:t>
+      </w:r>
+      <w:proofErr w:type="gramEnd"/>
+      <w:r>
+        <w:t xml:space="preserve">. </w:t>
+      </w:r>
+      <w:proofErr w:type="spellStart"/>
+      <w:r>
+        <w:t>isDigit</w:t>
+      </w:r>
+      <w:proofErr w:type="spellEnd"/>
+      <w:r>
+        <w:t xml:space="preserve">(char </w:t>
+      </w:r>
+      <w:proofErr w:type="spellStart"/>
+      <w:r>
+        <w:t>ch</w:t>
+      </w:r>
+      <w:proofErr w:type="spellEnd"/>
+      <w:r>
+        <w:t>)</w:t>
+      </w:r>
+      <w:r>
+        <w:br/>
+        <w:t xml:space="preserve">b. </w:t>
+      </w:r>
+      <w:proofErr w:type="spellStart"/>
+      <w:r>
+        <w:t>isLetter</w:t>
+      </w:r>
+      <w:proofErr w:type="spellEnd"/>
+      <w:r>
+        <w:t xml:space="preserve">(char </w:t>
+      </w:r>
+      <w:proofErr w:type="spellStart"/>
+      <w:r>
+        <w:t>ch</w:t>
+      </w:r>
+      <w:proofErr w:type="spellEnd"/>
+      <w:r>
+        <w:t>)</w:t>
+      </w:r>
+      <w:r>
+        <w:br/>
+        <w:t xml:space="preserve">c. </w:t>
+      </w:r>
+      <w:proofErr w:type="spellStart"/>
+      <w:r>
+        <w:t>isLowerCase</w:t>
+      </w:r>
+      <w:proofErr w:type="spellEnd"/>
+      <w:r>
+        <w:t xml:space="preserve">(char </w:t>
+      </w:r>
+      <w:proofErr w:type="spellStart"/>
+      <w:r>
+        <w:t>ch</w:t>
+      </w:r>
+      <w:proofErr w:type="spellEnd"/>
+      <w:r>
+        <w:t>)</w:t>
+      </w:r>
+      <w:r>
+        <w:br/>
+        <w:t xml:space="preserve">d. </w:t>
+      </w:r>
+      <w:proofErr w:type="spellStart"/>
+      <w:r>
+        <w:t>isUpperCase</w:t>
+      </w:r>
+      <w:proofErr w:type="spellEnd"/>
+      <w:r>
+        <w:t xml:space="preserve">(char </w:t>
+      </w:r>
+      <w:proofErr w:type="spellStart"/>
+      <w:r>
+        <w:t>ch</w:t>
+      </w:r>
+      <w:proofErr w:type="spellEnd"/>
+      <w:r>
+        <w:t>)</w:t>
+      </w:r>
+    </w:p>
+    <w:p>
+      <w:pPr>
+        <w:pStyle w:val="NormalWeb"/>
+        <w:spacing w:before="0" w:beforeAutospacing="0"/>
+        <w:rPr>
+          <w:color w:val="FF0000"/>
+        </w:rPr>
+      </w:pPr>
+      <w:r>
+        <w:rPr>
+          <w:rStyle w:val="Strong"/>
+          <w:color w:val="FF0000"/>
+        </w:rPr>
+        <w:t>Answer:</w:t>
+      </w:r>
+      <w:r>
+        <w:rPr>
+          <w:color w:val="FF0000"/>
+        </w:rPr>
+        <w:t xml:space="preserve"> </w:t>
+      </w:r>
+      <w:r>
+        <w:rPr>
+          <w:rStyle w:val="Strong"/>
+          <w:color w:val="FF0000"/>
+        </w:rPr>
+        <w:t xml:space="preserve">a. </w:t>
+      </w:r>
+      <w:proofErr w:type="spellStart"/>
+      <w:proofErr w:type="gramStart"/>
+      <w:r>
+        <w:rPr>
+          <w:rStyle w:val="Strong"/>
+          <w:color w:val="FF0000"/>
+        </w:rPr>
+        <w:t>isDigit</w:t>
+      </w:r>
+      <w:proofErr w:type="spellEnd"/>
+      <w:r>
+        <w:rPr>
+          <w:rStyle w:val="Strong"/>
+          <w:color w:val="FF0000"/>
+        </w:rPr>
+        <w:t>(</w:t>
+      </w:r>
+      <w:proofErr w:type="gramEnd"/>
+      <w:r>
+        <w:rPr>
+          <w:rStyle w:val="Strong"/>
+          <w:color w:val="FF0000"/>
+        </w:rPr>
+        <w:t xml:space="preserve">char </w:t>
+      </w:r>
+      <w:proofErr w:type="spellStart"/>
+      <w:r>
+        <w:rPr>
+          <w:rStyle w:val="Strong"/>
+          <w:color w:val="FF0000"/>
+        </w:rPr>
+        <w:t>ch</w:t>
+      </w:r>
+      <w:proofErr w:type="spellEnd"/>
+      <w:r>
+        <w:rPr>
+          <w:rStyle w:val="Strong"/>
+          <w:color w:val="FF0000"/>
+        </w:rPr>
+        <w:t>)</w:t>
+      </w:r>
+    </w:p>
+    <w:p>
+      <w:pPr>
+        <w:pStyle w:val="NormalWeb"/>
+        <w:spacing w:before="0" w:beforeAutospacing="0" w:after="0" w:afterAutospacing="0"/>
+      </w:pPr>
+      <w:r>
+        <w:rPr>
+          <w:rStyle w:val="Strong"/>
+        </w:rPr>
+        <w:t>Explanation:</w:t>
+      </w:r>
+    </w:p>
+    <w:p>
+      <w:pPr>
+        <w:numPr>
+          <w:ilvl w:val="0"/>
+          <w:numId w:val="20"/>
+        </w:numPr>
+        <w:spacing w:after="100" w:afterAutospacing="1"/>
+      </w:pPr>
+      <w:r>
+        <w:t xml:space="preserve">Checks if character is </w:t>
+      </w:r>
+      <w:r>
+        <w:rPr>
+          <w:rStyle w:val="Strong"/>
+        </w:rPr>
+        <w:t>0–9</w:t>
+      </w:r>
+      <w:r>
+        <w:t xml:space="preserve"> </w:t>
+      </w:r>
+    </w:p>
+    <w:p>
+      <w:pPr>
+        <w:pStyle w:val="Heading3"/>
+        <w:spacing w:before="0"/>
+        <w:rPr>
+          <w:rFonts w:ascii="Times New Roman" w:hAnsi="Times New Roman" w:cs="Times New Roman"/>
+          <w:color w:val="00B050"/>
+        </w:rPr>
+      </w:pPr>
+      <w:r>
+        <w:rPr>
+          <w:rStyle w:val="Strong"/>
+          <w:rFonts w:ascii="Times New Roman" w:hAnsi="Times New Roman" w:cs="Times New Roman"/>
+          <w:b w:val="0"/>
+          <w:bCs w:val="0"/>
+          <w:color w:val="00B050"/>
+        </w:rPr>
+        <w:t xml:space="preserve">7. What does the </w:t>
+      </w:r>
+      <w:proofErr w:type="spellStart"/>
+      <w:proofErr w:type="gramStart"/>
+      <w:r>
+        <w:rPr>
+          <w:rStyle w:val="HTMLCode"/>
+          <w:rFonts w:ascii="Times New Roman" w:eastAsiaTheme="majorEastAsia" w:hAnsi="Times New Roman" w:cs="Times New Roman"/>
+          <w:color w:val="00B050"/>
+        </w:rPr>
+        <w:t>Character.isLetter</w:t>
+      </w:r>
+      <w:proofErr w:type="spellEnd"/>
+      <w:r>
+        <w:rPr>
+          <w:rStyle w:val="HTMLCode"/>
+          <w:rFonts w:ascii="Times New Roman" w:eastAsiaTheme="majorEastAsia" w:hAnsi="Times New Roman" w:cs="Times New Roman"/>
+          <w:color w:val="00B050"/>
+        </w:rPr>
+        <w:t>(</w:t>
+      </w:r>
+      <w:proofErr w:type="gramEnd"/>
+      <w:r>
+        <w:rPr>
+          <w:rStyle w:val="HTMLCode"/>
+          <w:rFonts w:ascii="Times New Roman" w:eastAsiaTheme="majorEastAsia" w:hAnsi="Times New Roman" w:cs="Times New Roman"/>
+          <w:color w:val="00B050"/>
+        </w:rPr>
+        <w:t xml:space="preserve">char </w:t>
+      </w:r>
+      <w:proofErr w:type="spellStart"/>
+      <w:r>
+        <w:rPr>
+          <w:rStyle w:val="HTMLCode"/>
+          <w:rFonts w:ascii="Times New Roman" w:eastAsiaTheme="majorEastAsia" w:hAnsi="Times New Roman" w:cs="Times New Roman"/>
+          <w:color w:val="00B050"/>
+        </w:rPr>
+        <w:t>ch</w:t>
+      </w:r>
+      <w:proofErr w:type="spellEnd"/>
+      <w:r>
+        <w:rPr>
+          <w:rStyle w:val="HTMLCode"/>
+          <w:rFonts w:ascii="Times New Roman" w:eastAsiaTheme="majorEastAsia" w:hAnsi="Times New Roman" w:cs="Times New Roman"/>
+          <w:color w:val="00B050"/>
+        </w:rPr>
+        <w:t>)</w:t>
+      </w:r>
+      <w:r>
+        <w:rPr>
+          <w:rStyle w:val="Strong"/>
+          <w:rFonts w:ascii="Times New Roman" w:hAnsi="Times New Roman" w:cs="Times New Roman"/>
+          <w:b w:val="0"/>
+          <w:bCs w:val="0"/>
+          <w:color w:val="00B050"/>
+        </w:rPr>
+        <w:t xml:space="preserve"> method return?</w:t>
+      </w:r>
+    </w:p>
+    <w:p>
+      <w:pPr>
+        <w:pStyle w:val="NormalWeb"/>
+        <w:spacing w:before="0" w:beforeAutospacing="0" w:after="0" w:afterAutospacing="0"/>
+        <w:ind w:left="360"/>
+      </w:pPr>
+      <w:proofErr w:type="gramStart"/>
+      <w:r>
+        <w:t>a</w:t>
+      </w:r>
+      <w:proofErr w:type="gramEnd"/>
+      <w:r>
+        <w:t>. true if lowercase letter</w:t>
+      </w:r>
+      <w:r>
+        <w:br/>
+        <w:t>b. true if uppercase letter</w:t>
+      </w:r>
+      <w:r>
+        <w:br/>
+        <w:t>c. true if letter (both cases)</w:t>
+      </w:r>
+      <w:r>
+        <w:br/>
+        <w:t>d. false if not a letter</w:t>
+      </w:r>
+    </w:p>
+    <w:p>
+      <w:pPr>
+        <w:pStyle w:val="NormalWeb"/>
+        <w:spacing w:before="0" w:beforeAutospacing="0"/>
+        <w:rPr>
+          <w:color w:val="FF0000"/>
+        </w:rPr>
+      </w:pPr>
+      <w:r>
+        <w:rPr>
+          <w:rStyle w:val="Strong"/>
+          <w:color w:val="FF0000"/>
+        </w:rPr>
+        <w:t>Answer:</w:t>
+      </w:r>
+      <w:r>
+        <w:rPr>
+          <w:color w:val="FF0000"/>
+        </w:rPr>
+        <w:t xml:space="preserve"> </w:t>
+      </w:r>
+      <w:r>
+        <w:rPr>
+          <w:rStyle w:val="Strong"/>
+          <w:color w:val="FF0000"/>
+        </w:rPr>
+        <w:t>c. true if letter (both cases)</w:t>
+      </w:r>
+    </w:p>
+    <w:p>
+      <w:pPr>
+        <w:pStyle w:val="NormalWeb"/>
+        <w:spacing w:before="0" w:beforeAutospacing="0" w:after="0" w:afterAutospacing="0"/>
+      </w:pPr>
+      <w:r>
+        <w:rPr>
+          <w:rStyle w:val="Strong"/>
+        </w:rPr>
+        <w:t>Explanation:</w:t>
+      </w:r>
+    </w:p>
+    <w:p>
+      <w:pPr>
+        <w:numPr>
+          <w:ilvl w:val="0"/>
+          <w:numId w:val="21"/>
+        </w:numPr>
+        <w:spacing w:after="100" w:afterAutospacing="1"/>
+      </w:pPr>
+      <w:r>
+        <w:t xml:space="preserve">Works for </w:t>
+      </w:r>
+      <w:r>
+        <w:rPr>
+          <w:rStyle w:val="Strong"/>
+        </w:rPr>
+        <w:t>A–Z and a–z</w:t>
+      </w:r>
+      <w:r>
+        <w:t xml:space="preserve"> </w:t>
+      </w:r>
+    </w:p>
+    <w:p>
+      <w:pPr>
+        <w:pStyle w:val="Heading3"/>
+        <w:spacing w:before="0"/>
+        <w:rPr>
+          <w:rFonts w:ascii="Times New Roman" w:hAnsi="Times New Roman" w:cs="Times New Roman"/>
+          <w:color w:val="00B050"/>
+        </w:rPr>
+      </w:pPr>
+      <w:r>
+        <w:rPr>
+          <w:rStyle w:val="Strong"/>
+          <w:rFonts w:ascii="Times New Roman" w:hAnsi="Times New Roman" w:cs="Times New Roman"/>
+          <w:b w:val="0"/>
+          <w:bCs w:val="0"/>
+          <w:color w:val="00B050"/>
+        </w:rPr>
+        <w:t>8. Which method converts a character to lowercase?</w:t>
+      </w:r>
+    </w:p>
+    <w:p>
+      <w:pPr>
+        <w:pStyle w:val="NormalWeb"/>
+        <w:spacing w:before="0" w:beforeAutospacing="0" w:after="0" w:afterAutospacing="0"/>
+        <w:ind w:left="360"/>
+      </w:pPr>
+      <w:proofErr w:type="gramStart"/>
+      <w:r>
+        <w:t>a</w:t>
+      </w:r>
+      <w:proofErr w:type="gramEnd"/>
+      <w:r>
+        <w:t xml:space="preserve">. </w:t>
+      </w:r>
+      <w:proofErr w:type="spellStart"/>
+      <w:r>
+        <w:t>toLowerCase</w:t>
+      </w:r>
+      <w:proofErr w:type="spellEnd"/>
+      <w:r>
+        <w:t xml:space="preserve">(char </w:t>
+      </w:r>
+      <w:proofErr w:type="spellStart"/>
+      <w:r>
+        <w:t>ch</w:t>
+      </w:r>
+      <w:proofErr w:type="spellEnd"/>
+      <w:r>
+        <w:t>)</w:t>
+      </w:r>
+      <w:r>
+        <w:br/>
+        <w:t xml:space="preserve">b. </w:t>
+      </w:r>
+      <w:proofErr w:type="spellStart"/>
+      <w:r>
+        <w:t>toUpperCase</w:t>
+      </w:r>
+      <w:proofErr w:type="spellEnd"/>
+      <w:r>
+        <w:t xml:space="preserve">(char </w:t>
+      </w:r>
+      <w:proofErr w:type="spellStart"/>
+      <w:r>
+        <w:t>ch</w:t>
+      </w:r>
+      <w:proofErr w:type="spellEnd"/>
+      <w:r>
+        <w:t>)</w:t>
+      </w:r>
+      <w:r>
+        <w:br/>
+        <w:t xml:space="preserve">c. </w:t>
+      </w:r>
+      <w:proofErr w:type="spellStart"/>
+      <w:r>
+        <w:t>toLower</w:t>
+      </w:r>
+      <w:proofErr w:type="spellEnd"/>
+      <w:r>
+        <w:t xml:space="preserve">(char </w:t>
+      </w:r>
+      <w:proofErr w:type="spellStart"/>
+      <w:r>
+        <w:t>ch</w:t>
+      </w:r>
+      <w:proofErr w:type="spellEnd"/>
+      <w:r>
+        <w:t>)</w:t>
+      </w:r>
+      <w:r>
+        <w:br/>
+        <w:t xml:space="preserve">d. </w:t>
+      </w:r>
+      <w:proofErr w:type="spellStart"/>
+      <w:r>
+        <w:t>toLowercase</w:t>
+      </w:r>
+      <w:proofErr w:type="spellEnd"/>
+      <w:r>
+        <w:t xml:space="preserve">(char </w:t>
+      </w:r>
+      <w:proofErr w:type="spellStart"/>
+      <w:r>
+        <w:t>ch</w:t>
+      </w:r>
+      <w:proofErr w:type="spellEnd"/>
+      <w:r>
+        <w:t>)</w:t>
+      </w:r>
+    </w:p>
+    <w:p>
+      <w:pPr>
+        <w:pStyle w:val="NormalWeb"/>
+        <w:spacing w:before="0" w:beforeAutospacing="0"/>
+        <w:rPr>
+          <w:color w:val="FF0000"/>
+        </w:rPr>
+      </w:pPr>
+      <w:r>
+        <w:rPr>
+          <w:rStyle w:val="Strong"/>
+          <w:color w:val="FF0000"/>
+        </w:rPr>
+        <w:t>Answer:</w:t>
+      </w:r>
+      <w:r>
+        <w:rPr>
+          <w:color w:val="FF0000"/>
+        </w:rPr>
+        <w:t xml:space="preserve"> </w:t>
+      </w:r>
+      <w:r>
+        <w:rPr>
+          <w:rStyle w:val="Strong"/>
+          <w:color w:val="FF0000"/>
+        </w:rPr>
+        <w:t xml:space="preserve">a. </w:t>
+      </w:r>
+      <w:proofErr w:type="spellStart"/>
+      <w:proofErr w:type="gramStart"/>
+      <w:r>
+        <w:rPr>
+          <w:rStyle w:val="Strong"/>
+          <w:color w:val="FF0000"/>
+        </w:rPr>
+        <w:t>toLowerCase</w:t>
+      </w:r>
+      <w:proofErr w:type="spellEnd"/>
+      <w:r>
+        <w:rPr>
+          <w:rStyle w:val="Strong"/>
+          <w:color w:val="FF0000"/>
+        </w:rPr>
+        <w:t>(</w:t>
+      </w:r>
+      <w:proofErr w:type="gramEnd"/>
+      <w:r>
+        <w:rPr>
+          <w:rStyle w:val="Strong"/>
+          <w:color w:val="FF0000"/>
+        </w:rPr>
+        <w:t xml:space="preserve">char </w:t>
+      </w:r>
+      <w:proofErr w:type="spellStart"/>
+      <w:r>
+        <w:rPr>
+          <w:rStyle w:val="Strong"/>
+          <w:color w:val="FF0000"/>
+        </w:rPr>
+        <w:t>ch</w:t>
+      </w:r>
+      <w:proofErr w:type="spellEnd"/>
+      <w:r>
+        <w:rPr>
+          <w:rStyle w:val="Strong"/>
+          <w:color w:val="FF0000"/>
+        </w:rPr>
+        <w:t>)</w:t>
+      </w:r>
+    </w:p>
+    <w:p>
+      <w:pPr>
+        <w:pStyle w:val="NormalWeb"/>
+        <w:spacing w:before="0" w:beforeAutospacing="0"/>
+      </w:pPr>
+      <w:r>
+        <w:rPr>
+          <w:rStyle w:val="Strong"/>
+        </w:rPr>
+        <w:t>Explanation:</w:t>
+      </w:r>
+    </w:p>
+    <w:p>
+      <w:pPr>
+        <w:numPr>
+          <w:ilvl w:val="0"/>
+          <w:numId w:val="22"/>
+        </w:numPr>
+        <w:spacing w:after="100" w:afterAutospacing="1"/>
+      </w:pPr>
+      <w:r>
+        <w:lastRenderedPageBreak/>
+        <w:t xml:space="preserve">Converts </w:t>
+      </w:r>
+      <w:r>
+        <w:rPr>
+          <w:rStyle w:val="HTMLCode"/>
+          <w:rFonts w:ascii="Times New Roman" w:hAnsi="Times New Roman" w:cs="Times New Roman"/>
+        </w:rPr>
+        <w:t>'A' → 'a'</w:t>
+      </w:r>
+      <w:r>
+        <w:t xml:space="preserve"> </w:t>
+      </w:r>
+    </w:p>
+    <w:p>
+      <w:pPr>
+        <w:pStyle w:val="Heading3"/>
+        <w:spacing w:before="0"/>
+        <w:rPr>
+          <w:rFonts w:ascii="Times New Roman" w:hAnsi="Times New Roman" w:cs="Times New Roman"/>
+          <w:color w:val="00B050"/>
+        </w:rPr>
+      </w:pPr>
+      <w:r>
+        <w:rPr>
+          <w:rStyle w:val="Strong"/>
+          <w:rFonts w:ascii="Times New Roman" w:hAnsi="Times New Roman" w:cs="Times New Roman"/>
+          <w:b w:val="0"/>
+          <w:bCs w:val="0"/>
+          <w:color w:val="00B050"/>
+        </w:rPr>
+        <w:t xml:space="preserve">9. What is </w:t>
+      </w:r>
+      <w:proofErr w:type="spellStart"/>
+      <w:r>
+        <w:rPr>
+          <w:rStyle w:val="Strong"/>
+          <w:rFonts w:ascii="Times New Roman" w:hAnsi="Times New Roman" w:cs="Times New Roman"/>
+          <w:b w:val="0"/>
+          <w:bCs w:val="0"/>
+          <w:color w:val="00B050"/>
+        </w:rPr>
+        <w:t>autoboxing</w:t>
+      </w:r>
+      <w:proofErr w:type="spellEnd"/>
+      <w:r>
+        <w:rPr>
+          <w:rStyle w:val="Strong"/>
+          <w:rFonts w:ascii="Times New Roman" w:hAnsi="Times New Roman" w:cs="Times New Roman"/>
+          <w:b w:val="0"/>
+          <w:bCs w:val="0"/>
+          <w:color w:val="00B050"/>
+        </w:rPr>
+        <w:t xml:space="preserve"> in Java?</w:t>
+      </w:r>
+    </w:p>
+    <w:p>
+      <w:pPr>
+        <w:pStyle w:val="NormalWeb"/>
+        <w:spacing w:before="0" w:beforeAutospacing="0" w:after="0" w:afterAutospacing="0"/>
+        <w:ind w:left="360"/>
+      </w:pPr>
+      <w:r>
+        <w:t>a. Primitive → Wrapper</w:t>
+      </w:r>
+      <w:r>
+        <w:br/>
+        <w:t>b. Wrapper → Primitive</w:t>
+      </w:r>
+      <w:r>
+        <w:br/>
+        <w:t xml:space="preserve">c. </w:t>
+      </w:r>
+      <w:proofErr w:type="gramStart"/>
+      <w:r>
+        <w:t>Between</w:t>
+      </w:r>
+      <w:proofErr w:type="gramEnd"/>
+      <w:r>
+        <w:t xml:space="preserve"> primitives</w:t>
+      </w:r>
+      <w:r>
+        <w:br/>
+        <w:t>d. Between wrappers</w:t>
+      </w:r>
+    </w:p>
+    <w:p>
+      <w:pPr>
+        <w:pStyle w:val="NormalWeb"/>
+        <w:spacing w:before="0" w:beforeAutospacing="0"/>
+        <w:rPr>
+          <w:color w:val="FF0000"/>
+        </w:rPr>
+      </w:pPr>
+      <w:r>
+        <w:rPr>
+          <w:rStyle w:val="Strong"/>
+          <w:color w:val="FF0000"/>
+        </w:rPr>
+        <w:t>Answer:</w:t>
+      </w:r>
+      <w:r>
+        <w:rPr>
+          <w:color w:val="FF0000"/>
+        </w:rPr>
+        <w:t xml:space="preserve"> </w:t>
+      </w:r>
+      <w:r>
+        <w:rPr>
+          <w:rStyle w:val="Strong"/>
+          <w:color w:val="FF0000"/>
+        </w:rPr>
+        <w:t>a. Primitive → Wrapper</w:t>
+      </w:r>
+    </w:p>
+    <w:p>
+      <w:pPr>
+        <w:pStyle w:val="NormalWeb"/>
+        <w:spacing w:before="0" w:beforeAutospacing="0"/>
+      </w:pPr>
+      <w:r>
+        <w:rPr>
+          <w:rStyle w:val="Strong"/>
+        </w:rPr>
+        <w:t>Explanation:</w:t>
+      </w:r>
+    </w:p>
+    <w:p>
+      <w:pPr>
+        <w:numPr>
+          <w:ilvl w:val="0"/>
+          <w:numId w:val="23"/>
+        </w:numPr>
+        <w:spacing w:after="100" w:afterAutospacing="1"/>
+      </w:pPr>
+      <w:r>
+        <w:t xml:space="preserve">Example: </w:t>
+      </w:r>
+    </w:p>
+    <w:p>
+      <w:pPr>
+        <w:pStyle w:val="HTMLPreformatted"/>
+        <w:rPr>
+          <w:rFonts w:ascii="Times New Roman" w:hAnsi="Times New Roman" w:cs="Times New Roman"/>
+        </w:rPr>
+      </w:pPr>
+      <w:proofErr w:type="spellStart"/>
+      <w:proofErr w:type="gramStart"/>
+      <w:r>
+        <w:rPr>
+          <w:rStyle w:val="t"/>
+          <w:rFonts w:ascii="Times New Roman" w:hAnsi="Times New Roman" w:cs="Times New Roman"/>
+        </w:rPr>
+        <w:t>int</w:t>
+      </w:r>
+      <w:proofErr w:type="spellEnd"/>
+      <w:proofErr w:type="gramEnd"/>
+      <w:r>
+        <w:rPr>
+          <w:rFonts w:ascii="Times New Roman" w:hAnsi="Times New Roman" w:cs="Times New Roman"/>
+        </w:rPr>
+        <w:t xml:space="preserve"> </w:t>
+      </w:r>
+      <w:r>
+        <w:rPr>
+          <w:rStyle w:val="t"/>
+          <w:rFonts w:ascii="Times New Roman" w:hAnsi="Times New Roman" w:cs="Times New Roman"/>
+        </w:rPr>
+        <w:t>x</w:t>
+      </w:r>
+      <w:r>
+        <w:rPr>
+          <w:rFonts w:ascii="Times New Roman" w:hAnsi="Times New Roman" w:cs="Times New Roman"/>
+        </w:rPr>
+        <w:t xml:space="preserve"> </w:t>
+      </w:r>
+      <w:r>
+        <w:rPr>
+          <w:rStyle w:val="n"/>
+          <w:rFonts w:ascii="Times New Roman" w:hAnsi="Times New Roman" w:cs="Times New Roman"/>
+        </w:rPr>
+        <w:t>=</w:t>
+      </w:r>
+      <w:r>
+        <w:rPr>
+          <w:rFonts w:ascii="Times New Roman" w:hAnsi="Times New Roman" w:cs="Times New Roman"/>
+        </w:rPr>
+        <w:t xml:space="preserve"> </w:t>
+      </w:r>
+      <w:r>
+        <w:rPr>
+          <w:rStyle w:val="q"/>
+          <w:rFonts w:ascii="Times New Roman" w:hAnsi="Times New Roman" w:cs="Times New Roman"/>
+        </w:rPr>
+        <w:t>5</w:t>
+      </w:r>
+      <w:r>
+        <w:rPr>
+          <w:rFonts w:ascii="Times New Roman" w:hAnsi="Times New Roman" w:cs="Times New Roman"/>
+        </w:rPr>
+        <w:t>;</w:t>
+      </w:r>
+      <w:r>
+        <w:rPr>
+          <w:rFonts w:ascii="Times New Roman" w:hAnsi="Times New Roman" w:cs="Times New Roman"/>
+        </w:rPr>
+        <w:br/>
+      </w:r>
+      <w:r>
+        <w:rPr>
+          <w:rStyle w:val="t"/>
+          <w:rFonts w:ascii="Times New Roman" w:hAnsi="Times New Roman" w:cs="Times New Roman"/>
+        </w:rPr>
+        <w:t>Integer</w:t>
+      </w:r>
+      <w:r>
+        <w:rPr>
+          <w:rFonts w:ascii="Times New Roman" w:hAnsi="Times New Roman" w:cs="Times New Roman"/>
+        </w:rPr>
+        <w:t xml:space="preserve"> </w:t>
+      </w:r>
+      <w:proofErr w:type="spellStart"/>
+      <w:r>
+        <w:rPr>
+          <w:rStyle w:val="t"/>
+          <w:rFonts w:ascii="Times New Roman" w:hAnsi="Times New Roman" w:cs="Times New Roman"/>
+        </w:rPr>
+        <w:t>obj</w:t>
+      </w:r>
+      <w:proofErr w:type="spellEnd"/>
+      <w:r>
+        <w:rPr>
+          <w:rFonts w:ascii="Times New Roman" w:hAnsi="Times New Roman" w:cs="Times New Roman"/>
+        </w:rPr>
+        <w:t xml:space="preserve"> </w:t>
+      </w:r>
+      <w:r>
+        <w:rPr>
+          <w:rStyle w:val="n"/>
+          <w:rFonts w:ascii="Times New Roman" w:hAnsi="Times New Roman" w:cs="Times New Roman"/>
+        </w:rPr>
+        <w:t>=</w:t>
+      </w:r>
+      <w:r>
+        <w:rPr>
+          <w:rFonts w:ascii="Times New Roman" w:hAnsi="Times New Roman" w:cs="Times New Roman"/>
+        </w:rPr>
+        <w:t xml:space="preserve"> </w:t>
+      </w:r>
+      <w:r>
+        <w:rPr>
+          <w:rStyle w:val="t"/>
+          <w:rFonts w:ascii="Times New Roman" w:hAnsi="Times New Roman" w:cs="Times New Roman"/>
+        </w:rPr>
+        <w:t>x</w:t>
+      </w:r>
+      <w:r>
+        <w:rPr>
+          <w:rFonts w:ascii="Times New Roman" w:hAnsi="Times New Roman" w:cs="Times New Roman"/>
+        </w:rPr>
+        <w:t>;</w:t>
+      </w:r>
+    </w:p>
+    <w:p>
+      <w:pPr>
+        <w:pStyle w:val="Heading3"/>
+        <w:spacing w:before="0"/>
+        <w:rPr>
+          <w:rFonts w:ascii="Times New Roman" w:hAnsi="Times New Roman" w:cs="Times New Roman"/>
+          <w:color w:val="00B050"/>
+        </w:rPr>
+      </w:pPr>
+      <w:r>
+        <w:rPr>
+          <w:rStyle w:val="Strong"/>
+          <w:rFonts w:ascii="Times New Roman" w:hAnsi="Times New Roman" w:cs="Times New Roman"/>
+          <w:b w:val="0"/>
+          <w:bCs w:val="0"/>
+          <w:color w:val="00B050"/>
+        </w:rPr>
+        <w:t xml:space="preserve">10. Which statement is true about </w:t>
+      </w:r>
+      <w:proofErr w:type="spellStart"/>
+      <w:r>
+        <w:rPr>
+          <w:rStyle w:val="Strong"/>
+          <w:rFonts w:ascii="Times New Roman" w:hAnsi="Times New Roman" w:cs="Times New Roman"/>
+          <w:b w:val="0"/>
+          <w:bCs w:val="0"/>
+          <w:color w:val="00B050"/>
+        </w:rPr>
+        <w:t>autoboxing</w:t>
+      </w:r>
+      <w:proofErr w:type="spellEnd"/>
+      <w:r>
+        <w:rPr>
+          <w:rStyle w:val="Strong"/>
+          <w:rFonts w:ascii="Times New Roman" w:hAnsi="Times New Roman" w:cs="Times New Roman"/>
+          <w:b w:val="0"/>
+          <w:bCs w:val="0"/>
+          <w:color w:val="00B050"/>
+        </w:rPr>
+        <w:t xml:space="preserve"> and unboxing?</w:t>
+      </w:r>
+    </w:p>
+    <w:p>
+      <w:pPr>
+        <w:pStyle w:val="NormalWeb"/>
+        <w:spacing w:before="0" w:beforeAutospacing="0" w:after="0" w:afterAutospacing="0"/>
+        <w:ind w:left="360"/>
+      </w:pPr>
+      <w:r>
+        <w:t xml:space="preserve">a. </w:t>
+      </w:r>
+      <w:proofErr w:type="spellStart"/>
+      <w:r>
+        <w:t>Autoboxing</w:t>
+      </w:r>
+      <w:proofErr w:type="spellEnd"/>
+      <w:r>
+        <w:t xml:space="preserve"> = Wrapper → Primitive</w:t>
+      </w:r>
+      <w:r>
+        <w:br/>
+        <w:t>b. Unboxing = Wrapper → Primitive</w:t>
+      </w:r>
+      <w:r>
+        <w:br/>
+        <w:t xml:space="preserve">c. </w:t>
+      </w:r>
+      <w:proofErr w:type="gramStart"/>
+      <w:r>
+        <w:t>Same</w:t>
+      </w:r>
+      <w:proofErr w:type="gramEnd"/>
+      <w:r>
+        <w:t xml:space="preserve"> process</w:t>
+      </w:r>
+      <w:r>
+        <w:br/>
+        <w:t>d. Not related</w:t>
+      </w:r>
+    </w:p>
+    <w:p>
+      <w:pPr>
+        <w:pStyle w:val="NormalWeb"/>
+        <w:spacing w:before="0" w:beforeAutospacing="0"/>
+        <w:rPr>
+          <w:color w:val="FF0000"/>
+        </w:rPr>
+      </w:pPr>
+      <w:r>
+        <w:rPr>
+          <w:rStyle w:val="Strong"/>
+          <w:color w:val="FF0000"/>
+        </w:rPr>
+        <w:t>Answer:</w:t>
+      </w:r>
+      <w:r>
+        <w:rPr>
+          <w:color w:val="FF0000"/>
+        </w:rPr>
+        <w:t xml:space="preserve"> </w:t>
+      </w:r>
+      <w:r>
+        <w:rPr>
+          <w:rStyle w:val="Strong"/>
+          <w:color w:val="FF0000"/>
+        </w:rPr>
+        <w:t>b. Unboxing = Wrapper → Primitive</w:t>
+      </w:r>
+    </w:p>
+    <w:p>
+      <w:pPr>
+        <w:pStyle w:val="NormalWeb"/>
+        <w:spacing w:before="0" w:beforeAutospacing="0"/>
+      </w:pPr>
+      <w:r>
+        <w:rPr>
+          <w:rStyle w:val="Strong"/>
+        </w:rPr>
+        <w:t>Explanation:</w:t>
+      </w:r>
+    </w:p>
+    <w:p>
+      <w:pPr>
+        <w:numPr>
+          <w:ilvl w:val="0"/>
+          <w:numId w:val="24"/>
+        </w:numPr>
+        <w:spacing w:after="100" w:afterAutospacing="1"/>
+      </w:pPr>
+      <w:proofErr w:type="spellStart"/>
+      <w:r>
+        <w:t>Autoboxing</w:t>
+      </w:r>
+      <w:proofErr w:type="spellEnd"/>
+      <w:r>
+        <w:t xml:space="preserve"> → primitive → object </w:t>
+      </w:r>
+    </w:p>
+    <w:p>
+      <w:pPr>
+        <w:numPr>
+          <w:ilvl w:val="0"/>
+          <w:numId w:val="24"/>
+        </w:numPr>
+        <w:spacing w:after="100" w:afterAutospacing="1"/>
+      </w:pPr>
+      <w:r>
+        <w:t xml:space="preserve">Unboxing → object → primitive </w:t>
+      </w:r>
+    </w:p>
+    <w:p>
+      <w:r>
+        <w:pict>
+          <v:rect id="_x0000_i1025" style="width:0;height:1.5pt" o:hralign="center" o:hrstd="t" o:hr="t" fillcolor="#a0a0a0" stroked="f"/>
+        </w:pict>
+      </w:r>
+    </w:p>
+    <w:p>
+      <w:pPr>
+        <w:pStyle w:val="Heading1"/>
+        <w:spacing w:before="0"/>
+        <w:rPr>
+          <w:rFonts w:ascii="Times New Roman" w:hAnsi="Times New Roman" w:cs="Times New Roman"/>
+        </w:rPr>
+      </w:pPr>
+      <w:r>
+        <w:rPr>
+          <w:rFonts w:ascii="Segoe UI Symbol" w:hAnsi="Segoe UI Symbol" w:cs="Segoe UI Symbol"/>
+        </w:rPr>
+        <w:t>📘</w:t>
+      </w:r>
+      <w:r>
+        <w:rPr>
+          <w:rFonts w:ascii="Times New Roman" w:hAnsi="Times New Roman" w:cs="Times New Roman"/>
+        </w:rPr>
+        <w:t xml:space="preserve"> </w:t>
+      </w:r>
+      <w:r>
+        <w:rPr>
+          <w:rStyle w:val="Strong"/>
+          <w:rFonts w:ascii="Times New Roman" w:hAnsi="Times New Roman" w:cs="Times New Roman"/>
+          <w:b w:val="0"/>
+          <w:bCs w:val="0"/>
+        </w:rPr>
+        <w:t>B. Fill in the blanks</w:t>
+      </w:r>
+    </w:p>
+    <w:p>
+      <w:r>
+        <w:pict>
+          <v:rect id="_x0000_i1026" style="width:0;height:1.5pt" o:hralign="center" o:hrstd="t" o:hr="t" fillcolor="#a0a0a0" stroked="f"/>
+        </w:pict>
+      </w:r>
+    </w:p>
+    <w:p>
+      <w:pPr>
+        <w:pStyle w:val="Heading3"/>
+        <w:spacing w:before="0"/>
+        <w:rPr>
+          <w:rFonts w:ascii="Times New Roman" w:hAnsi="Times New Roman" w:cs="Times New Roman"/>
+        </w:rPr>
+      </w:pPr>
+      <w:r>
+        <w:rPr>
+          <w:rStyle w:val="Strong"/>
+          <w:rFonts w:ascii="Times New Roman" w:hAnsi="Times New Roman" w:cs="Times New Roman"/>
+          <w:b w:val="0"/>
+          <w:bCs w:val="0"/>
+        </w:rPr>
+        <w:t xml:space="preserve">1. Output of </w:t>
+      </w:r>
+      <w:proofErr w:type="spellStart"/>
+      <w:proofErr w:type="gramStart"/>
+      <w:r>
+        <w:rPr>
+          <w:rStyle w:val="HTMLCode"/>
+          <w:rFonts w:ascii="Times New Roman" w:eastAsiaTheme="majorEastAsia" w:hAnsi="Times New Roman" w:cs="Times New Roman"/>
+        </w:rPr>
+        <w:t>Character.isLetter</w:t>
+      </w:r>
+      <w:proofErr w:type="spellEnd"/>
+      <w:r>
+        <w:rPr>
+          <w:rStyle w:val="HTMLCode"/>
+          <w:rFonts w:ascii="Times New Roman" w:eastAsiaTheme="majorEastAsia" w:hAnsi="Times New Roman" w:cs="Times New Roman"/>
+        </w:rPr>
+        <w:t>(</w:t>
+      </w:r>
+      <w:proofErr w:type="gramEnd"/>
+      <w:r>
+        <w:rPr>
+          <w:rStyle w:val="HTMLCode"/>
+          <w:rFonts w:ascii="Times New Roman" w:eastAsiaTheme="majorEastAsia" w:hAnsi="Times New Roman" w:cs="Times New Roman"/>
+        </w:rPr>
+        <w:t>'5')</w:t>
+      </w:r>
+      <w:r>
+        <w:rPr>
+          <w:rStyle w:val="Strong"/>
+          <w:rFonts w:ascii="Times New Roman" w:hAnsi="Times New Roman" w:cs="Times New Roman"/>
+          <w:b w:val="0"/>
+          <w:bCs w:val="0"/>
+        </w:rPr>
+        <w:t xml:space="preserve"> is __________</w:t>
+      </w:r>
+    </w:p>
+    <w:p>
+      <w:pPr>
+        <w:pStyle w:val="NormalWeb"/>
+        <w:spacing w:before="0" w:beforeAutospacing="0" w:after="0" w:afterAutospacing="0"/>
+        <w:rPr>
+          <w:color w:val="FF0000"/>
+        </w:rPr>
+      </w:pPr>
+      <w:r>
+        <w:rPr>
+          <w:rStyle w:val="Strong"/>
+          <w:color w:val="FF0000"/>
+        </w:rPr>
+        <w:t>Answer:</w:t>
+      </w:r>
+      <w:r>
+        <w:rPr>
+          <w:color w:val="FF0000"/>
+        </w:rPr>
+        <w:t xml:space="preserve"> </w:t>
+      </w:r>
+      <w:r>
+        <w:rPr>
+          <w:rStyle w:val="Strong"/>
+          <w:color w:val="FF0000"/>
+        </w:rPr>
+        <w:t>false</w:t>
+      </w:r>
+    </w:p>
+    <w:p>
+      <w:pPr>
+        <w:pStyle w:val="NormalWeb"/>
+        <w:spacing w:before="0" w:beforeAutospacing="0" w:after="0" w:afterAutospacing="0"/>
+      </w:pPr>
+      <w:r>
+        <w:rPr>
+          <w:rStyle w:val="Strong"/>
+        </w:rPr>
+        <w:t>Explanation:</w:t>
+      </w:r>
+    </w:p>
+    <w:p>
+      <w:pPr>
+        <w:numPr>
+          <w:ilvl w:val="0"/>
+          <w:numId w:val="25"/>
+        </w:numPr>
+        <w:spacing w:after="100" w:afterAutospacing="1"/>
+      </w:pPr>
+      <w:r>
+        <w:rPr>
+          <w:rStyle w:val="HTMLCode"/>
+          <w:rFonts w:ascii="Times New Roman" w:hAnsi="Times New Roman" w:cs="Times New Roman"/>
+        </w:rPr>
+        <w:t>'5'</w:t>
+      </w:r>
+      <w:r>
+        <w:t xml:space="preserve"> is digit, not letter </w:t>
+      </w:r>
+    </w:p>
+    <w:p>
+      <w:pPr>
+        <w:pStyle w:val="Heading3"/>
+        <w:spacing w:before="0"/>
+        <w:rPr>
+          <w:rFonts w:ascii="Times New Roman" w:hAnsi="Times New Roman" w:cs="Times New Roman"/>
+        </w:rPr>
+      </w:pPr>
+      <w:r>
+        <w:rPr>
+          <w:rStyle w:val="Strong"/>
+          <w:rFonts w:ascii="Times New Roman" w:hAnsi="Times New Roman" w:cs="Times New Roman"/>
+          <w:b w:val="0"/>
+          <w:bCs w:val="0"/>
+        </w:rPr>
+        <w:t xml:space="preserve">2. </w:t>
+      </w:r>
+      <w:proofErr w:type="spellStart"/>
+      <w:proofErr w:type="gramStart"/>
+      <w:r>
+        <w:rPr>
+          <w:rStyle w:val="Strong"/>
+          <w:rFonts w:ascii="Times New Roman" w:hAnsi="Times New Roman" w:cs="Times New Roman"/>
+          <w:b w:val="0"/>
+          <w:bCs w:val="0"/>
+        </w:rPr>
+        <w:t>Character.isLowerCase</w:t>
+      </w:r>
+      <w:proofErr w:type="spellEnd"/>
+      <w:r>
+        <w:rPr>
+          <w:rStyle w:val="Strong"/>
+          <w:rFonts w:ascii="Times New Roman" w:hAnsi="Times New Roman" w:cs="Times New Roman"/>
+          <w:b w:val="0"/>
+          <w:bCs w:val="0"/>
+        </w:rPr>
+        <w:t>(</w:t>
+      </w:r>
+      <w:proofErr w:type="gramEnd"/>
+      <w:r>
+        <w:rPr>
+          <w:rStyle w:val="Strong"/>
+          <w:rFonts w:ascii="Times New Roman" w:hAnsi="Times New Roman" w:cs="Times New Roman"/>
+          <w:b w:val="0"/>
+          <w:bCs w:val="0"/>
+        </w:rPr>
+        <w:t>) checks if character is in __________</w:t>
+      </w:r>
+    </w:p>
+    <w:p>
+      <w:pPr>
+        <w:pStyle w:val="NormalWeb"/>
+        <w:spacing w:before="0" w:beforeAutospacing="0"/>
+        <w:rPr>
+          <w:color w:val="FF0000"/>
+        </w:rPr>
+      </w:pPr>
+      <w:r>
+        <w:rPr>
+          <w:rStyle w:val="Strong"/>
+          <w:color w:val="FF0000"/>
+        </w:rPr>
+        <w:t>Answer:</w:t>
+      </w:r>
+      <w:r>
+        <w:rPr>
+          <w:color w:val="FF0000"/>
+        </w:rPr>
+        <w:t xml:space="preserve"> </w:t>
+      </w:r>
+      <w:r>
+        <w:rPr>
+          <w:rStyle w:val="Strong"/>
+          <w:color w:val="FF0000"/>
+        </w:rPr>
+        <w:t>lowercase</w:t>
+      </w:r>
+    </w:p>
+    <w:p>
+      <w:pPr>
+        <w:pStyle w:val="Heading3"/>
+        <w:spacing w:before="0"/>
+        <w:rPr>
+          <w:rFonts w:ascii="Times New Roman" w:hAnsi="Times New Roman" w:cs="Times New Roman"/>
+        </w:rPr>
+      </w:pPr>
+      <w:r>
+        <w:rPr>
+          <w:rStyle w:val="Strong"/>
+          <w:rFonts w:ascii="Times New Roman" w:hAnsi="Times New Roman" w:cs="Times New Roman"/>
+          <w:b w:val="0"/>
+          <w:bCs w:val="0"/>
+        </w:rPr>
+        <w:t xml:space="preserve">3. </w:t>
+      </w:r>
+      <w:proofErr w:type="spellStart"/>
+      <w:proofErr w:type="gramStart"/>
+      <w:r>
+        <w:rPr>
+          <w:rStyle w:val="Strong"/>
+          <w:rFonts w:ascii="Times New Roman" w:hAnsi="Times New Roman" w:cs="Times New Roman"/>
+          <w:b w:val="0"/>
+          <w:bCs w:val="0"/>
+        </w:rPr>
+        <w:t>Double.parseDouble</w:t>
+      </w:r>
+      <w:proofErr w:type="spellEnd"/>
+      <w:r>
+        <w:rPr>
+          <w:rStyle w:val="Strong"/>
+          <w:rFonts w:ascii="Times New Roman" w:hAnsi="Times New Roman" w:cs="Times New Roman"/>
+          <w:b w:val="0"/>
+          <w:bCs w:val="0"/>
+        </w:rPr>
+        <w:t>(</w:t>
+      </w:r>
+      <w:proofErr w:type="gramEnd"/>
+      <w:r>
+        <w:rPr>
+          <w:rStyle w:val="Strong"/>
+          <w:rFonts w:ascii="Times New Roman" w:hAnsi="Times New Roman" w:cs="Times New Roman"/>
+          <w:b w:val="0"/>
+          <w:bCs w:val="0"/>
+        </w:rPr>
+        <w:t>) method is same as __________</w:t>
+      </w:r>
+    </w:p>
+    <w:p>
+      <w:pPr>
+        <w:pStyle w:val="NormalWeb"/>
+        <w:spacing w:before="0" w:beforeAutospacing="0" w:after="0" w:afterAutospacing="0"/>
+        <w:rPr>
+          <w:color w:val="FF0000"/>
+        </w:rPr>
+      </w:pPr>
+      <w:r>
+        <w:rPr>
+          <w:rStyle w:val="Strong"/>
+          <w:color w:val="FF0000"/>
+        </w:rPr>
+        <w:t>Answer:</w:t>
+      </w:r>
+      <w:r>
+        <w:rPr>
+          <w:color w:val="FF0000"/>
+        </w:rPr>
+        <w:t xml:space="preserve"> </w:t>
+      </w:r>
+      <w:proofErr w:type="spellStart"/>
+      <w:proofErr w:type="gramStart"/>
+      <w:r>
+        <w:rPr>
+          <w:rStyle w:val="Strong"/>
+          <w:color w:val="FF0000"/>
+        </w:rPr>
+        <w:t>valueOf</w:t>
+      </w:r>
+      <w:proofErr w:type="spellEnd"/>
+      <w:r>
+        <w:rPr>
+          <w:rStyle w:val="Strong"/>
+          <w:color w:val="FF0000"/>
+        </w:rPr>
+        <w:t>()</w:t>
+      </w:r>
+      <w:proofErr w:type="gramEnd"/>
+    </w:p>
+    <w:p>
+      <w:pPr>
+        <w:pStyle w:val="NormalWeb"/>
+        <w:spacing w:before="0" w:beforeAutospacing="0" w:after="0" w:afterAutospacing="0"/>
+      </w:pPr>
+      <w:r>
+        <w:rPr>
+          <w:rStyle w:val="Strong"/>
+        </w:rPr>
+        <w:t>Explanation:</w:t>
+      </w:r>
+    </w:p>
+    <w:p>
+      <w:pPr>
+        <w:numPr>
+          <w:ilvl w:val="0"/>
+          <w:numId w:val="26"/>
+        </w:numPr>
+        <w:spacing w:after="100" w:afterAutospacing="1"/>
+      </w:pPr>
+      <w:r>
+        <w:t xml:space="preserve">Both convert string → double (but one returns primitive, one object) </w:t>
+      </w:r>
+    </w:p>
+    <w:p>
+      <w:pPr>
+        <w:pStyle w:val="Heading3"/>
+        <w:spacing w:before="0"/>
+        <w:rPr>
+          <w:rFonts w:ascii="Times New Roman" w:hAnsi="Times New Roman" w:cs="Times New Roman"/>
+        </w:rPr>
+      </w:pPr>
+      <w:r>
+        <w:rPr>
+          <w:rStyle w:val="Strong"/>
+          <w:rFonts w:ascii="Times New Roman" w:hAnsi="Times New Roman" w:cs="Times New Roman"/>
+          <w:b w:val="0"/>
+          <w:bCs w:val="0"/>
+        </w:rPr>
+        <w:t>4. To convert String into Integer, we use __________ method</w:t>
+      </w:r>
+    </w:p>
+    <w:p>
+      <w:pPr>
+        <w:pStyle w:val="NormalWeb"/>
+        <w:spacing w:before="0" w:beforeAutospacing="0"/>
+      </w:pPr>
+      <w:r>
+        <w:rPr>
+          <w:rStyle w:val="Strong"/>
+        </w:rPr>
+        <w:t>Answer:</w:t>
+      </w:r>
+      <w:r>
+        <w:t xml:space="preserve"> </w:t>
+      </w:r>
+      <w:proofErr w:type="spellStart"/>
+      <w:proofErr w:type="gramStart"/>
+      <w:r>
+        <w:rPr>
+          <w:rStyle w:val="Strong"/>
+        </w:rPr>
+        <w:t>parseInt</w:t>
+      </w:r>
+      <w:proofErr w:type="spellEnd"/>
+      <w:r>
+        <w:rPr>
+          <w:rStyle w:val="Strong"/>
+        </w:rPr>
+        <w:t>()</w:t>
+      </w:r>
+      <w:proofErr w:type="gramEnd"/>
+    </w:p>
+    <w:p>
+      <w:pPr>
+        <w:pStyle w:val="Heading3"/>
+        <w:spacing w:before="0"/>
+        <w:rPr>
+          <w:rFonts w:ascii="Times New Roman" w:hAnsi="Times New Roman" w:cs="Times New Roman"/>
+        </w:rPr>
+      </w:pPr>
+      <w:r>
+        <w:rPr>
+          <w:rStyle w:val="Strong"/>
+          <w:rFonts w:ascii="Times New Roman" w:hAnsi="Times New Roman" w:cs="Times New Roman"/>
+          <w:b w:val="0"/>
+          <w:bCs w:val="0"/>
+        </w:rPr>
+        <w:t xml:space="preserve">5. </w:t>
+      </w:r>
+      <w:proofErr w:type="spellStart"/>
+      <w:proofErr w:type="gramStart"/>
+      <w:r>
+        <w:rPr>
+          <w:rStyle w:val="Strong"/>
+          <w:rFonts w:ascii="Times New Roman" w:hAnsi="Times New Roman" w:cs="Times New Roman"/>
+          <w:b w:val="0"/>
+          <w:bCs w:val="0"/>
+        </w:rPr>
+        <w:t>toLowerCase</w:t>
+      </w:r>
+      <w:proofErr w:type="spellEnd"/>
+      <w:r>
+        <w:rPr>
+          <w:rStyle w:val="Strong"/>
+          <w:rFonts w:ascii="Times New Roman" w:hAnsi="Times New Roman" w:cs="Times New Roman"/>
+          <w:b w:val="0"/>
+          <w:bCs w:val="0"/>
+        </w:rPr>
+        <w:t>(</w:t>
+      </w:r>
+      <w:proofErr w:type="gramEnd"/>
+      <w:r>
+        <w:rPr>
+          <w:rStyle w:val="Strong"/>
+          <w:rFonts w:ascii="Times New Roman" w:hAnsi="Times New Roman" w:cs="Times New Roman"/>
+          <w:b w:val="0"/>
+          <w:bCs w:val="0"/>
+        </w:rPr>
+        <w:t>) method returns __________ data type</w:t>
+      </w:r>
+    </w:p>
+    <w:p>
+      <w:pPr>
+        <w:pStyle w:val="NormalWeb"/>
+        <w:spacing w:before="0" w:beforeAutospacing="0"/>
+        <w:rPr>
+          <w:color w:val="FF0000"/>
+        </w:rPr>
+      </w:pPr>
+      <w:r>
+        <w:rPr>
+          <w:rStyle w:val="Strong"/>
+          <w:color w:val="FF0000"/>
+        </w:rPr>
+        <w:t>Answer:</w:t>
+      </w:r>
+      <w:r>
+        <w:rPr>
+          <w:color w:val="FF0000"/>
+        </w:rPr>
+        <w:t xml:space="preserve"> </w:t>
+      </w:r>
+      <w:r>
+        <w:rPr>
+          <w:rStyle w:val="Strong"/>
+          <w:color w:val="FF0000"/>
+        </w:rPr>
+        <w:t>char</w:t>
+      </w:r>
+    </w:p>
+    <w:p>
+      <w:r>
+        <w:pict>
+          <v:rect id="_x0000_i1027" style="width:0;height:1.5pt" o:hralign="center" o:hrstd="t" o:hr="t" fillcolor="#a0a0a0" stroked="f"/>
+        </w:pict>
+      </w:r>
+    </w:p>
+    <w:p>
+      <w:pPr>
+        <w:pStyle w:val="Heading1"/>
+        <w:spacing w:before="0"/>
+        <w:rPr>
+          <w:rFonts w:ascii="Times New Roman" w:hAnsi="Times New Roman" w:cs="Times New Roman"/>
+        </w:rPr>
+      </w:pPr>
+      <w:r>
+        <w:rPr>
+          <w:rFonts w:ascii="Segoe UI Symbol" w:hAnsi="Segoe UI Symbol" w:cs="Segoe UI Symbol"/>
+        </w:rPr>
+        <w:lastRenderedPageBreak/>
+        <w:t>📘</w:t>
+      </w:r>
+      <w:r>
+        <w:rPr>
+          <w:rFonts w:ascii="Times New Roman" w:hAnsi="Times New Roman" w:cs="Times New Roman"/>
+        </w:rPr>
+        <w:t xml:space="preserve"> </w:t>
+      </w:r>
+      <w:r>
+        <w:rPr>
+          <w:rStyle w:val="Strong"/>
+          <w:rFonts w:ascii="Times New Roman" w:hAnsi="Times New Roman" w:cs="Times New Roman"/>
+          <w:b w:val="0"/>
+          <w:bCs w:val="0"/>
+        </w:rPr>
+        <w:t>C. Answer the following questions</w:t>
+      </w:r>
+    </w:p>
+    <w:p>
+      <w:r>
+        <w:pict>
+          <v:rect id="_x0000_i1028" style="width:0;height:1.5pt" o:hralign="center" o:hrstd="t" o:hr="t" fillcolor="#a0a0a0" stroked="f"/>
+        </w:pict>
+      </w:r>
+    </w:p>
+    <w:p>
+      <w:pPr>
+        <w:pStyle w:val="Heading3"/>
+        <w:spacing w:before="0"/>
+        <w:rPr>
+          <w:rFonts w:ascii="Times New Roman" w:hAnsi="Times New Roman" w:cs="Times New Roman"/>
+        </w:rPr>
+      </w:pPr>
+      <w:r>
+        <w:rPr>
+          <w:rStyle w:val="Strong"/>
+          <w:rFonts w:ascii="Times New Roman" w:hAnsi="Times New Roman" w:cs="Times New Roman"/>
+          <w:b w:val="0"/>
+          <w:bCs w:val="0"/>
+        </w:rPr>
+        <w:t>1(a). Write the output</w:t>
+      </w:r>
+    </w:p>
+    <w:p>
+      <w:pPr>
+        <w:pStyle w:val="HTMLPreformatted"/>
+        <w:rPr>
+          <w:rFonts w:ascii="Times New Roman" w:hAnsi="Times New Roman" w:cs="Times New Roman"/>
+        </w:rPr>
+      </w:pPr>
+      <w:proofErr w:type="gramStart"/>
+      <w:r>
+        <w:rPr>
+          <w:rStyle w:val="t"/>
+          <w:rFonts w:ascii="Times New Roman" w:hAnsi="Times New Roman" w:cs="Times New Roman"/>
+        </w:rPr>
+        <w:t>char</w:t>
+      </w:r>
+      <w:proofErr w:type="gramEnd"/>
+      <w:r>
+        <w:rPr>
+          <w:rFonts w:ascii="Times New Roman" w:hAnsi="Times New Roman" w:cs="Times New Roman"/>
+        </w:rPr>
+        <w:t xml:space="preserve"> </w:t>
+      </w:r>
+      <w:proofErr w:type="spellStart"/>
+      <w:r>
+        <w:rPr>
+          <w:rStyle w:val="t"/>
+          <w:rFonts w:ascii="Times New Roman" w:hAnsi="Times New Roman" w:cs="Times New Roman"/>
+        </w:rPr>
+        <w:t>ch</w:t>
+      </w:r>
+      <w:proofErr w:type="spellEnd"/>
+      <w:r>
+        <w:rPr>
+          <w:rFonts w:ascii="Times New Roman" w:hAnsi="Times New Roman" w:cs="Times New Roman"/>
+        </w:rPr>
+        <w:t xml:space="preserve"> </w:t>
+      </w:r>
+      <w:r>
+        <w:rPr>
+          <w:rStyle w:val="n"/>
+          <w:rFonts w:ascii="Times New Roman" w:hAnsi="Times New Roman" w:cs="Times New Roman"/>
+        </w:rPr>
+        <w:t>=</w:t>
+      </w:r>
+      <w:r>
+        <w:rPr>
+          <w:rFonts w:ascii="Times New Roman" w:hAnsi="Times New Roman" w:cs="Times New Roman"/>
+        </w:rPr>
+        <w:t xml:space="preserve"> </w:t>
+      </w:r>
+      <w:r>
+        <w:rPr>
+          <w:rStyle w:val="r"/>
+          <w:rFonts w:ascii="Times New Roman" w:hAnsi="Times New Roman" w:cs="Times New Roman"/>
+        </w:rPr>
+        <w:t>'E'</w:t>
+      </w:r>
+      <w:r>
+        <w:rPr>
+          <w:rFonts w:ascii="Times New Roman" w:hAnsi="Times New Roman" w:cs="Times New Roman"/>
+        </w:rPr>
+        <w:t>;</w:t>
+      </w:r>
+      <w:r>
+        <w:rPr>
+          <w:rFonts w:ascii="Times New Roman" w:hAnsi="Times New Roman" w:cs="Times New Roman"/>
+        </w:rPr>
+        <w:br/>
+      </w:r>
+      <w:proofErr w:type="spellStart"/>
+      <w:r>
+        <w:rPr>
+          <w:rStyle w:val="t"/>
+          <w:rFonts w:ascii="Times New Roman" w:hAnsi="Times New Roman" w:cs="Times New Roman"/>
+        </w:rPr>
+        <w:t>boolean</w:t>
+      </w:r>
+      <w:proofErr w:type="spellEnd"/>
+      <w:r>
+        <w:rPr>
+          <w:rFonts w:ascii="Times New Roman" w:hAnsi="Times New Roman" w:cs="Times New Roman"/>
+        </w:rPr>
+        <w:t xml:space="preserve"> </w:t>
+      </w:r>
+      <w:r>
+        <w:rPr>
+          <w:rStyle w:val="t"/>
+          <w:rFonts w:ascii="Times New Roman" w:hAnsi="Times New Roman" w:cs="Times New Roman"/>
+        </w:rPr>
+        <w:t>t</w:t>
+      </w:r>
+      <w:r>
+        <w:rPr>
+          <w:rFonts w:ascii="Times New Roman" w:hAnsi="Times New Roman" w:cs="Times New Roman"/>
+        </w:rPr>
+        <w:t xml:space="preserve"> </w:t>
+      </w:r>
+      <w:r>
+        <w:rPr>
+          <w:rStyle w:val="n"/>
+          <w:rFonts w:ascii="Times New Roman" w:hAnsi="Times New Roman" w:cs="Times New Roman"/>
+        </w:rPr>
+        <w:t>=</w:t>
+      </w:r>
+      <w:r>
+        <w:rPr>
+          <w:rFonts w:ascii="Times New Roman" w:hAnsi="Times New Roman" w:cs="Times New Roman"/>
+        </w:rPr>
+        <w:t xml:space="preserve"> </w:t>
+      </w:r>
+      <w:proofErr w:type="spellStart"/>
+      <w:r>
+        <w:rPr>
+          <w:rStyle w:val="t"/>
+          <w:rFonts w:ascii="Times New Roman" w:hAnsi="Times New Roman" w:cs="Times New Roman"/>
+        </w:rPr>
+        <w:t>Character</w:t>
+      </w:r>
+      <w:r>
+        <w:rPr>
+          <w:rStyle w:val="n"/>
+          <w:rFonts w:ascii="Times New Roman" w:hAnsi="Times New Roman" w:cs="Times New Roman"/>
+        </w:rPr>
+        <w:t>.</w:t>
+      </w:r>
+      <w:r>
+        <w:rPr>
+          <w:rStyle w:val="t"/>
+          <w:rFonts w:ascii="Times New Roman" w:hAnsi="Times New Roman" w:cs="Times New Roman"/>
+        </w:rPr>
+        <w:t>isUpperCase</w:t>
+      </w:r>
+      <w:proofErr w:type="spellEnd"/>
+      <w:r>
+        <w:rPr>
+          <w:rFonts w:ascii="Times New Roman" w:hAnsi="Times New Roman" w:cs="Times New Roman"/>
+        </w:rPr>
+        <w:t>(</w:t>
+      </w:r>
+      <w:proofErr w:type="spellStart"/>
+      <w:r>
+        <w:rPr>
+          <w:rStyle w:val="t"/>
+          <w:rFonts w:ascii="Times New Roman" w:hAnsi="Times New Roman" w:cs="Times New Roman"/>
+        </w:rPr>
+        <w:t>ch</w:t>
+      </w:r>
+      <w:proofErr w:type="spellEnd"/>
+      <w:r>
+        <w:rPr>
+          <w:rFonts w:ascii="Times New Roman" w:hAnsi="Times New Roman" w:cs="Times New Roman"/>
+        </w:rPr>
+        <w:t>);</w:t>
+      </w:r>
+      <w:r>
+        <w:rPr>
+          <w:rFonts w:ascii="Times New Roman" w:hAnsi="Times New Roman" w:cs="Times New Roman"/>
+        </w:rPr>
+        <w:br/>
+      </w:r>
+      <w:proofErr w:type="spellStart"/>
+      <w:r>
+        <w:rPr>
+          <w:rStyle w:val="t"/>
+          <w:rFonts w:ascii="Times New Roman" w:hAnsi="Times New Roman" w:cs="Times New Roman"/>
+        </w:rPr>
+        <w:t>System</w:t>
+      </w:r>
+      <w:r>
+        <w:rPr>
+          <w:rStyle w:val="n"/>
+          <w:rFonts w:ascii="Times New Roman" w:hAnsi="Times New Roman" w:cs="Times New Roman"/>
+        </w:rPr>
+        <w:t>.</w:t>
+      </w:r>
+      <w:r>
+        <w:rPr>
+          <w:rStyle w:val="t"/>
+          <w:rFonts w:ascii="Times New Roman" w:hAnsi="Times New Roman" w:cs="Times New Roman"/>
+        </w:rPr>
+        <w:t>out</w:t>
+      </w:r>
+      <w:r>
+        <w:rPr>
+          <w:rStyle w:val="n"/>
+          <w:rFonts w:ascii="Times New Roman" w:hAnsi="Times New Roman" w:cs="Times New Roman"/>
+        </w:rPr>
+        <w:t>.</w:t>
+      </w:r>
+      <w:r>
+        <w:rPr>
+          <w:rStyle w:val="t"/>
+          <w:rFonts w:ascii="Times New Roman" w:hAnsi="Times New Roman" w:cs="Times New Roman"/>
+        </w:rPr>
+        <w:t>println</w:t>
+      </w:r>
+      <w:proofErr w:type="spellEnd"/>
+      <w:r>
+        <w:rPr>
+          <w:rFonts w:ascii="Times New Roman" w:hAnsi="Times New Roman" w:cs="Times New Roman"/>
+        </w:rPr>
+        <w:t>(</w:t>
+      </w:r>
+      <w:proofErr w:type="spellStart"/>
+      <w:r>
+        <w:rPr>
+          <w:rStyle w:val="t"/>
+          <w:rFonts w:ascii="Times New Roman" w:hAnsi="Times New Roman" w:cs="Times New Roman"/>
+        </w:rPr>
+        <w:t>ch</w:t>
+      </w:r>
+      <w:proofErr w:type="spellEnd"/>
+      <w:r>
+        <w:rPr>
+          <w:rFonts w:ascii="Times New Roman" w:hAnsi="Times New Roman" w:cs="Times New Roman"/>
+        </w:rPr>
+        <w:t xml:space="preserve"> </w:t>
+      </w:r>
+      <w:r>
+        <w:rPr>
+          <w:rStyle w:val="n"/>
+          <w:rFonts w:ascii="Times New Roman" w:hAnsi="Times New Roman" w:cs="Times New Roman"/>
+        </w:rPr>
+        <w:t>+</w:t>
+      </w:r>
+      <w:r>
+        <w:rPr>
+          <w:rFonts w:ascii="Times New Roman" w:hAnsi="Times New Roman" w:cs="Times New Roman"/>
+        </w:rPr>
+        <w:t xml:space="preserve"> </w:t>
+      </w:r>
+      <w:r>
+        <w:rPr>
+          <w:rStyle w:val="r"/>
+          <w:rFonts w:ascii="Times New Roman" w:hAnsi="Times New Roman" w:cs="Times New Roman"/>
+        </w:rPr>
+        <w:t>" : "</w:t>
+      </w:r>
+      <w:r>
+        <w:rPr>
+          <w:rFonts w:ascii="Times New Roman" w:hAnsi="Times New Roman" w:cs="Times New Roman"/>
+        </w:rPr>
+        <w:t xml:space="preserve"> </w:t>
+      </w:r>
+      <w:r>
+        <w:rPr>
+          <w:rStyle w:val="n"/>
+          <w:rFonts w:ascii="Times New Roman" w:hAnsi="Times New Roman" w:cs="Times New Roman"/>
+        </w:rPr>
+        <w:t>+</w:t>
+      </w:r>
+      <w:r>
+        <w:rPr>
+          <w:rFonts w:ascii="Times New Roman" w:hAnsi="Times New Roman" w:cs="Times New Roman"/>
+        </w:rPr>
+        <w:t xml:space="preserve"> </w:t>
+      </w:r>
+      <w:r>
+        <w:rPr>
+          <w:rStyle w:val="t"/>
+          <w:rFonts w:ascii="Times New Roman" w:hAnsi="Times New Roman" w:cs="Times New Roman"/>
+        </w:rPr>
+        <w:t>t</w:t>
+      </w:r>
+      <w:r>
+        <w:rPr>
+          <w:rFonts w:ascii="Times New Roman" w:hAnsi="Times New Roman" w:cs="Times New Roman"/>
+        </w:rPr>
+        <w:t>);</w:t>
+      </w:r>
+    </w:p>
+    <w:p>
+      <w:pPr>
+        <w:pStyle w:val="NormalWeb"/>
+        <w:spacing w:before="0" w:beforeAutospacing="0"/>
+      </w:pPr>
+      <w:r>
+        <w:rPr>
+          <w:rStyle w:val="Strong"/>
+        </w:rPr>
+        <w:t>Output:</w:t>
+      </w:r>
+    </w:p>
+    <w:p>
+      <w:pPr>
+        <w:pStyle w:val="HTMLPreformatted"/>
+        <w:rPr>
+          <w:rFonts w:ascii="Times New Roman" w:hAnsi="Times New Roman" w:cs="Times New Roman"/>
+        </w:rPr>
+      </w:pPr>
+      <w:proofErr w:type="gramStart"/>
+      <w:r>
+        <w:rPr>
+          <w:rFonts w:ascii="Times New Roman" w:hAnsi="Times New Roman" w:cs="Times New Roman"/>
+        </w:rPr>
+        <w:t>E :</w:t>
+      </w:r>
+      <w:proofErr w:type="gramEnd"/>
+      <w:r>
+        <w:rPr>
+          <w:rFonts w:ascii="Times New Roman" w:hAnsi="Times New Roman" w:cs="Times New Roman"/>
+        </w:rPr>
+        <w:t xml:space="preserve"> true</w:t>
+      </w:r>
+    </w:p>
+    <w:p>
+      <w:pPr>
+        <w:pStyle w:val="NormalWeb"/>
+        <w:spacing w:before="0" w:beforeAutospacing="0" w:after="0" w:afterAutospacing="0"/>
+      </w:pPr>
+      <w:r>
+        <w:rPr>
+          <w:rStyle w:val="Strong"/>
+        </w:rPr>
+        <w:t>Explanation:</w:t>
+      </w:r>
+    </w:p>
+    <w:p>
+      <w:pPr>
+        <w:numPr>
+          <w:ilvl w:val="0"/>
+          <w:numId w:val="27"/>
+        </w:numPr>
+        <w:spacing w:after="100" w:afterAutospacing="1"/>
+      </w:pPr>
+      <w:r>
+        <w:rPr>
+          <w:rStyle w:val="HTMLCode"/>
+          <w:rFonts w:ascii="Times New Roman" w:hAnsi="Times New Roman" w:cs="Times New Roman"/>
+        </w:rPr>
+        <w:t>'E'</w:t>
+      </w:r>
+      <w:r>
+        <w:t xml:space="preserve"> is uppercase → true </w:t>
+      </w:r>
+    </w:p>
+    <w:p>
+      <w:pPr>
+        <w:pStyle w:val="Heading3"/>
+        <w:spacing w:before="0"/>
+        <w:rPr>
+          <w:rFonts w:ascii="Times New Roman" w:hAnsi="Times New Roman" w:cs="Times New Roman"/>
+        </w:rPr>
+      </w:pPr>
+      <w:r>
+        <w:rPr>
+          <w:rStyle w:val="Strong"/>
+          <w:rFonts w:ascii="Times New Roman" w:hAnsi="Times New Roman" w:cs="Times New Roman"/>
+          <w:b w:val="0"/>
+          <w:bCs w:val="0"/>
+        </w:rPr>
+        <w:t>1(b). Write the output</w:t>
+      </w:r>
+    </w:p>
+    <w:p>
+      <w:pPr>
+        <w:pStyle w:val="HTMLPreformatted"/>
+        <w:rPr>
+          <w:rFonts w:ascii="Times New Roman" w:hAnsi="Times New Roman" w:cs="Times New Roman"/>
+        </w:rPr>
+      </w:pPr>
+      <w:r>
+        <w:rPr>
+          <w:rStyle w:val="t"/>
+          <w:rFonts w:ascii="Times New Roman" w:hAnsi="Times New Roman" w:cs="Times New Roman"/>
+        </w:rPr>
+        <w:t>String</w:t>
+      </w:r>
+      <w:r>
+        <w:rPr>
+          <w:rFonts w:ascii="Times New Roman" w:hAnsi="Times New Roman" w:cs="Times New Roman"/>
+        </w:rPr>
+        <w:t xml:space="preserve"> </w:t>
+      </w:r>
+      <w:proofErr w:type="spellStart"/>
+      <w:r>
+        <w:rPr>
+          <w:rStyle w:val="t"/>
+          <w:rFonts w:ascii="Times New Roman" w:hAnsi="Times New Roman" w:cs="Times New Roman"/>
+        </w:rPr>
+        <w:t>str</w:t>
+      </w:r>
+      <w:proofErr w:type="spellEnd"/>
+      <w:r>
+        <w:rPr>
+          <w:rFonts w:ascii="Times New Roman" w:hAnsi="Times New Roman" w:cs="Times New Roman"/>
+        </w:rPr>
+        <w:t xml:space="preserve"> </w:t>
+      </w:r>
+      <w:r>
+        <w:rPr>
+          <w:rStyle w:val="n"/>
+          <w:rFonts w:ascii="Times New Roman" w:hAnsi="Times New Roman" w:cs="Times New Roman"/>
+        </w:rPr>
+        <w:t>=</w:t>
+      </w:r>
+      <w:r>
+        <w:rPr>
+          <w:rFonts w:ascii="Times New Roman" w:hAnsi="Times New Roman" w:cs="Times New Roman"/>
+        </w:rPr>
+        <w:t xml:space="preserve"> </w:t>
+      </w:r>
+      <w:r>
+        <w:rPr>
+          <w:rStyle w:val="r"/>
+          <w:rFonts w:ascii="Times New Roman" w:hAnsi="Times New Roman" w:cs="Times New Roman"/>
+        </w:rPr>
+        <w:t>"39.6"</w:t>
+      </w:r>
+      <w:proofErr w:type="gramStart"/>
+      <w:r>
+        <w:rPr>
+          <w:rFonts w:ascii="Times New Roman" w:hAnsi="Times New Roman" w:cs="Times New Roman"/>
+        </w:rPr>
+        <w:t>;</w:t>
+      </w:r>
+      <w:proofErr w:type="gramEnd"/>
+      <w:r>
+        <w:rPr>
+          <w:rFonts w:ascii="Times New Roman" w:hAnsi="Times New Roman" w:cs="Times New Roman"/>
+        </w:rPr>
+        <w:br/>
+      </w:r>
+      <w:r>
+        <w:rPr>
+          <w:rStyle w:val="t"/>
+          <w:rFonts w:ascii="Times New Roman" w:hAnsi="Times New Roman" w:cs="Times New Roman"/>
+        </w:rPr>
+        <w:t>double</w:t>
+      </w:r>
+      <w:r>
+        <w:rPr>
+          <w:rFonts w:ascii="Times New Roman" w:hAnsi="Times New Roman" w:cs="Times New Roman"/>
+        </w:rPr>
+        <w:t xml:space="preserve"> </w:t>
+      </w:r>
+      <w:r>
+        <w:rPr>
+          <w:rStyle w:val="t"/>
+          <w:rFonts w:ascii="Times New Roman" w:hAnsi="Times New Roman" w:cs="Times New Roman"/>
+        </w:rPr>
+        <w:t>d</w:t>
+      </w:r>
+      <w:r>
+        <w:rPr>
+          <w:rFonts w:ascii="Times New Roman" w:hAnsi="Times New Roman" w:cs="Times New Roman"/>
+        </w:rPr>
+        <w:t xml:space="preserve"> </w:t>
+      </w:r>
+      <w:r>
+        <w:rPr>
+          <w:rStyle w:val="n"/>
+          <w:rFonts w:ascii="Times New Roman" w:hAnsi="Times New Roman" w:cs="Times New Roman"/>
+        </w:rPr>
+        <w:t>=</w:t>
+      </w:r>
+      <w:r>
+        <w:rPr>
+          <w:rFonts w:ascii="Times New Roman" w:hAnsi="Times New Roman" w:cs="Times New Roman"/>
+        </w:rPr>
+        <w:t xml:space="preserve"> </w:t>
+      </w:r>
+      <w:proofErr w:type="spellStart"/>
+      <w:r>
+        <w:rPr>
+          <w:rStyle w:val="t"/>
+          <w:rFonts w:ascii="Times New Roman" w:hAnsi="Times New Roman" w:cs="Times New Roman"/>
+        </w:rPr>
+        <w:t>Double</w:t>
+      </w:r>
+      <w:r>
+        <w:rPr>
+          <w:rStyle w:val="n"/>
+          <w:rFonts w:ascii="Times New Roman" w:hAnsi="Times New Roman" w:cs="Times New Roman"/>
+        </w:rPr>
+        <w:t>.</w:t>
+      </w:r>
+      <w:r>
+        <w:rPr>
+          <w:rStyle w:val="t"/>
+          <w:rFonts w:ascii="Times New Roman" w:hAnsi="Times New Roman" w:cs="Times New Roman"/>
+        </w:rPr>
+        <w:t>parseDouble</w:t>
+      </w:r>
+      <w:proofErr w:type="spellEnd"/>
+      <w:r>
+        <w:rPr>
+          <w:rFonts w:ascii="Times New Roman" w:hAnsi="Times New Roman" w:cs="Times New Roman"/>
+        </w:rPr>
+        <w:t>(</w:t>
+      </w:r>
+      <w:proofErr w:type="spellStart"/>
+      <w:r>
+        <w:rPr>
+          <w:rStyle w:val="t"/>
+          <w:rFonts w:ascii="Times New Roman" w:hAnsi="Times New Roman" w:cs="Times New Roman"/>
+        </w:rPr>
+        <w:t>str</w:t>
+      </w:r>
+      <w:proofErr w:type="spellEnd"/>
+      <w:r>
+        <w:rPr>
+          <w:rFonts w:ascii="Times New Roman" w:hAnsi="Times New Roman" w:cs="Times New Roman"/>
+        </w:rPr>
+        <w:t>);</w:t>
+      </w:r>
+      <w:r>
+        <w:rPr>
+          <w:rFonts w:ascii="Times New Roman" w:hAnsi="Times New Roman" w:cs="Times New Roman"/>
+        </w:rPr>
+        <w:br/>
+      </w:r>
+      <w:proofErr w:type="spellStart"/>
+      <w:r>
+        <w:rPr>
+          <w:rStyle w:val="t"/>
+          <w:rFonts w:ascii="Times New Roman" w:hAnsi="Times New Roman" w:cs="Times New Roman"/>
+        </w:rPr>
+        <w:t>System</w:t>
+      </w:r>
+      <w:r>
+        <w:rPr>
+          <w:rStyle w:val="n"/>
+          <w:rFonts w:ascii="Times New Roman" w:hAnsi="Times New Roman" w:cs="Times New Roman"/>
+        </w:rPr>
+        <w:t>.</w:t>
+      </w:r>
+      <w:r>
+        <w:rPr>
+          <w:rStyle w:val="t"/>
+          <w:rFonts w:ascii="Times New Roman" w:hAnsi="Times New Roman" w:cs="Times New Roman"/>
+        </w:rPr>
+        <w:t>out</w:t>
+      </w:r>
+      <w:r>
+        <w:rPr>
+          <w:rStyle w:val="n"/>
+          <w:rFonts w:ascii="Times New Roman" w:hAnsi="Times New Roman" w:cs="Times New Roman"/>
+        </w:rPr>
+        <w:t>.</w:t>
+      </w:r>
+      <w:r>
+        <w:rPr>
+          <w:rStyle w:val="t"/>
+          <w:rFonts w:ascii="Times New Roman" w:hAnsi="Times New Roman" w:cs="Times New Roman"/>
+        </w:rPr>
+        <w:t>println</w:t>
+      </w:r>
+      <w:proofErr w:type="spellEnd"/>
+      <w:r>
+        <w:rPr>
+          <w:rFonts w:ascii="Times New Roman" w:hAnsi="Times New Roman" w:cs="Times New Roman"/>
+        </w:rPr>
+        <w:t>(</w:t>
+      </w:r>
+      <w:proofErr w:type="spellStart"/>
+      <w:r>
+        <w:rPr>
+          <w:rStyle w:val="t"/>
+          <w:rFonts w:ascii="Times New Roman" w:hAnsi="Times New Roman" w:cs="Times New Roman"/>
+        </w:rPr>
+        <w:t>str</w:t>
+      </w:r>
+      <w:proofErr w:type="spellEnd"/>
+      <w:r>
+        <w:rPr>
+          <w:rFonts w:ascii="Times New Roman" w:hAnsi="Times New Roman" w:cs="Times New Roman"/>
+        </w:rPr>
+        <w:t xml:space="preserve"> </w:t>
+      </w:r>
+      <w:r>
+        <w:rPr>
+          <w:rStyle w:val="n"/>
+          <w:rFonts w:ascii="Times New Roman" w:hAnsi="Times New Roman" w:cs="Times New Roman"/>
+        </w:rPr>
+        <w:t>+</w:t>
+      </w:r>
+      <w:r>
+        <w:rPr>
+          <w:rFonts w:ascii="Times New Roman" w:hAnsi="Times New Roman" w:cs="Times New Roman"/>
+        </w:rPr>
+        <w:t xml:space="preserve"> (</w:t>
+      </w:r>
+      <w:r>
+        <w:rPr>
+          <w:rStyle w:val="t"/>
+          <w:rFonts w:ascii="Times New Roman" w:hAnsi="Times New Roman" w:cs="Times New Roman"/>
+        </w:rPr>
+        <w:t>d</w:t>
+      </w:r>
+      <w:r>
+        <w:rPr>
+          <w:rFonts w:ascii="Times New Roman" w:hAnsi="Times New Roman" w:cs="Times New Roman"/>
+        </w:rPr>
+        <w:t xml:space="preserve"> </w:t>
+      </w:r>
+      <w:r>
+        <w:rPr>
+          <w:rStyle w:val="n"/>
+          <w:rFonts w:ascii="Times New Roman" w:hAnsi="Times New Roman" w:cs="Times New Roman"/>
+        </w:rPr>
+        <w:t>+</w:t>
+      </w:r>
+      <w:r>
+        <w:rPr>
+          <w:rFonts w:ascii="Times New Roman" w:hAnsi="Times New Roman" w:cs="Times New Roman"/>
+        </w:rPr>
+        <w:t xml:space="preserve"> </w:t>
+      </w:r>
+      <w:r>
+        <w:rPr>
+          <w:rStyle w:val="q"/>
+          <w:rFonts w:ascii="Times New Roman" w:hAnsi="Times New Roman" w:cs="Times New Roman"/>
+        </w:rPr>
+        <w:t>100</w:t>
+      </w:r>
+      <w:r>
+        <w:rPr>
+          <w:rFonts w:ascii="Times New Roman" w:hAnsi="Times New Roman" w:cs="Times New Roman"/>
+        </w:rPr>
+        <w:t>));</w:t>
+      </w:r>
+    </w:p>
+    <w:p>
+      <w:pPr>
+        <w:pStyle w:val="NormalWeb"/>
+        <w:spacing w:before="0" w:beforeAutospacing="0"/>
+      </w:pPr>
+      <w:r>
+        <w:rPr>
+          <w:rStyle w:val="Strong"/>
+        </w:rPr>
+        <w:t>Output:</w:t>
+      </w:r>
+    </w:p>
+    <w:p>
+      <w:pPr>
+        <w:pStyle w:val="HTMLPreformatted"/>
+        <w:rPr>
+          <w:rFonts w:ascii="Times New Roman" w:hAnsi="Times New Roman" w:cs="Times New Roman"/>
+        </w:rPr>
+      </w:pPr>
+      <w:r>
+        <w:rPr>
+          <w:rFonts w:ascii="Times New Roman" w:hAnsi="Times New Roman" w:cs="Times New Roman"/>
+        </w:rPr>
+        <w:t>39.6139.6</w:t>
+      </w:r>
+    </w:p>
+    <w:p>
+      <w:pPr>
+        <w:pStyle w:val="NormalWeb"/>
+        <w:spacing w:before="0" w:beforeAutospacing="0" w:after="0" w:afterAutospacing="0"/>
+      </w:pPr>
+      <w:r>
+        <w:rPr>
+          <w:rStyle w:val="Strong"/>
+        </w:rPr>
+        <w:t>Explanation:</w:t>
+      </w:r>
+    </w:p>
+    <w:p>
+      <w:pPr>
+        <w:numPr>
+          <w:ilvl w:val="0"/>
+          <w:numId w:val="28"/>
+        </w:numPr>
+        <w:spacing w:after="100" w:afterAutospacing="1"/>
+      </w:pPr>
+      <w:r>
+        <w:t xml:space="preserve">d = 39.6 </w:t>
+      </w:r>
+    </w:p>
+    <w:p>
+      <w:pPr>
+        <w:numPr>
+          <w:ilvl w:val="0"/>
+          <w:numId w:val="28"/>
+        </w:numPr>
+        <w:spacing w:after="100" w:afterAutospacing="1"/>
+      </w:pPr>
+      <w:r>
+        <w:t xml:space="preserve">d + 100 = 139.6 </w:t>
+      </w:r>
+    </w:p>
+    <w:p>
+      <w:pPr>
+        <w:numPr>
+          <w:ilvl w:val="0"/>
+          <w:numId w:val="28"/>
+        </w:numPr>
+        <w:spacing w:after="100" w:afterAutospacing="1"/>
+      </w:pPr>
+      <w:r>
+        <w:t xml:space="preserve">String + number → concatenation </w:t>
+      </w:r>
+    </w:p>
+    <w:p>
+      <w:pPr>
+        <w:pStyle w:val="Heading3"/>
+        <w:spacing w:before="0"/>
+        <w:rPr>
+          <w:rFonts w:ascii="Times New Roman" w:hAnsi="Times New Roman" w:cs="Times New Roman"/>
+        </w:rPr>
+      </w:pPr>
+      <w:r>
+        <w:rPr>
+          <w:rStyle w:val="Strong"/>
+          <w:rFonts w:ascii="Times New Roman" w:hAnsi="Times New Roman" w:cs="Times New Roman"/>
+          <w:b w:val="0"/>
+          <w:bCs w:val="0"/>
+        </w:rPr>
+        <w:t xml:space="preserve">2. Difference between </w:t>
+      </w:r>
+      <w:proofErr w:type="spellStart"/>
+      <w:proofErr w:type="gramStart"/>
+      <w:r>
+        <w:rPr>
+          <w:rStyle w:val="Strong"/>
+          <w:rFonts w:ascii="Times New Roman" w:hAnsi="Times New Roman" w:cs="Times New Roman"/>
+          <w:b w:val="0"/>
+          <w:bCs w:val="0"/>
+        </w:rPr>
+        <w:t>parseInt</w:t>
+      </w:r>
+      <w:proofErr w:type="spellEnd"/>
+      <w:r>
+        <w:rPr>
+          <w:rStyle w:val="Strong"/>
+          <w:rFonts w:ascii="Times New Roman" w:hAnsi="Times New Roman" w:cs="Times New Roman"/>
+          <w:b w:val="0"/>
+          <w:bCs w:val="0"/>
+        </w:rPr>
+        <w:t>(</w:t>
+      </w:r>
+      <w:proofErr w:type="gramEnd"/>
+      <w:r>
+        <w:rPr>
+          <w:rStyle w:val="Strong"/>
+          <w:rFonts w:ascii="Times New Roman" w:hAnsi="Times New Roman" w:cs="Times New Roman"/>
+          <w:b w:val="0"/>
+          <w:bCs w:val="0"/>
+        </w:rPr>
+        <w:t xml:space="preserve">) and </w:t>
+      </w:r>
+      <w:proofErr w:type="spellStart"/>
+      <w:r>
+        <w:rPr>
+          <w:rStyle w:val="Strong"/>
+          <w:rFonts w:ascii="Times New Roman" w:hAnsi="Times New Roman" w:cs="Times New Roman"/>
+          <w:b w:val="0"/>
+          <w:bCs w:val="0"/>
+        </w:rPr>
+        <w:t>toString</w:t>
+      </w:r>
+      <w:proofErr w:type="spellEnd"/>
+      <w:r>
+        <w:rPr>
+          <w:rStyle w:val="Strong"/>
+          <w:rFonts w:ascii="Times New Roman" w:hAnsi="Times New Roman" w:cs="Times New Roman"/>
+          <w:b w:val="0"/>
+          <w:bCs w:val="0"/>
+        </w:rPr>
+        <w:t>()</w:t>
+      </w:r>
+    </w:p>
+    <w:p>
+      <w:pPr>
+        <w:pStyle w:val="NormalWeb"/>
+        <w:spacing w:before="0" w:beforeAutospacing="0"/>
+        <w:rPr>
+          <w:color w:val="FF0000"/>
+        </w:rPr>
+      </w:pPr>
+      <w:r>
+        <w:rPr>
+          <w:rStyle w:val="Strong"/>
+          <w:color w:val="FF0000"/>
+        </w:rPr>
+        <w:t>Answer:</w:t>
+      </w:r>
+    </w:p>
+    <w:tbl>
+      <w:tblPr>
+        <w:tblW w:w="0" w:type="auto"/>
+        <w:tblCellSpacing w:w="15" w:type="dxa"/>
+        <w:tblBorders>
+          <w:top w:val="single" w:sz="4" w:space="0" w:color="auto"/>
+          <w:left w:val="single" w:sz="4" w:space="0" w:color="auto"/>
+          <w:bottom w:val="single" w:sz="4" w:space="0" w:color="auto"/>
+          <w:right w:val="single" w:sz="4" w:space="0" w:color="auto"/>
+          <w:insideH w:val="single" w:sz="4" w:space="0" w:color="auto"/>
+          <w:insideV w:val="single" w:sz="4" w:space="0" w:color="auto"/>
+        </w:tblBorders>
+        <w:tblCellMar>
+          <w:top w:w="15" w:type="dxa"/>
+          <w:left w:w="15" w:type="dxa"/>
+          <w:bottom w:w="15" w:type="dxa"/>
+          <w:right w:w="15" w:type="dxa"/>
+        </w:tblCellMar>
+        <w:tblLook w:val="04A0" w:firstRow="1" w:lastRow="0" w:firstColumn="1" w:lastColumn="0" w:noHBand="0" w:noVBand="1"/>
+      </w:tblPr>
+      <w:tblGrid>
+        <w:gridCol w:w="1296"/>
+        <w:gridCol w:w="1795"/>
+      </w:tblGrid>
+      <w:tr>
+        <w:trPr>
+          <w:tblHeader/>
+          <w:tblCellSpacing w:w="15" w:type="dxa"/>
+        </w:trPr>
+        <w:tc>
+          <w:tcPr>
+            <w:tcW w:w="0" w:type="auto"/>
+            <w:vAlign w:val="center"/>
+            <w:hideMark/>
+          </w:tcPr>
+          <w:p>
+            <w:pPr>
+              <w:jc w:val="center"/>
+              <w:rPr>
+                <w:b/>
+                <w:bCs/>
+              </w:rPr>
+            </w:pPr>
+            <w:proofErr w:type="spellStart"/>
+            <w:r>
+              <w:rPr>
+                <w:b/>
+                <w:bCs/>
+              </w:rPr>
+              <w:t>parseInt</w:t>
+            </w:r>
+            <w:proofErr w:type="spellEnd"/>
+            <w:r>
+              <w:rPr>
+                <w:b/>
+                <w:bCs/>
+              </w:rPr>
+              <w:t>()</w:t>
+            </w:r>
+          </w:p>
+        </w:tc>
+        <w:tc>
+          <w:tcPr>
+            <w:tcW w:w="0" w:type="auto"/>
+            <w:vAlign w:val="center"/>
+            <w:hideMark/>
+          </w:tcPr>
+          <w:p>
+            <w:pPr>
+              <w:jc w:val="center"/>
+              <w:rPr>
+                <w:b/>
+                <w:bCs/>
+              </w:rPr>
+            </w:pPr>
+            <w:proofErr w:type="spellStart"/>
+            <w:r>
+              <w:rPr>
+                <w:b/>
+                <w:bCs/>
+              </w:rPr>
+              <w:t>toString</w:t>
+            </w:r>
+            <w:proofErr w:type="spellEnd"/>
+            <w:r>
+              <w:rPr>
+                <w:b/>
+                <w:bCs/>
+              </w:rPr>
+              <w:t>()</w:t>
+            </w:r>
+          </w:p>
+        </w:tc>
+      </w:tr>
+      <w:tr>
+        <w:trPr>
+          <w:tblCellSpacing w:w="15" w:type="dxa"/>
+        </w:trPr>
+        <w:tc>
+          <w:tcPr>
+            <w:tcW w:w="0" w:type="auto"/>
+            <w:vAlign w:val="center"/>
+            <w:hideMark/>
+          </w:tcPr>
+          <w:p>
+            <w:r>
+              <w:t xml:space="preserve">String → </w:t>
+            </w:r>
+            <w:proofErr w:type="spellStart"/>
+            <w:r>
+              <w:t>int</w:t>
+            </w:r>
+            <w:proofErr w:type="spellEnd"/>
+          </w:p>
+        </w:tc>
+        <w:tc>
+          <w:tcPr>
+            <w:tcW w:w="0" w:type="auto"/>
+            <w:vAlign w:val="center"/>
+            <w:hideMark/>
+          </w:tcPr>
+          <w:p>
+            <w:r>
+              <w:t xml:space="preserve">     </w:t>
+            </w:r>
+            <w:r>
+              <w:t>Data → String</w:t>
+            </w:r>
+          </w:p>
+        </w:tc>
+      </w:tr>
+      <w:tr>
+        <w:trPr>
+          <w:tblCellSpacing w:w="15" w:type="dxa"/>
+        </w:trPr>
+        <w:tc>
+          <w:tcPr>
+            <w:tcW w:w="0" w:type="auto"/>
+            <w:vAlign w:val="center"/>
+            <w:hideMark/>
+          </w:tcPr>
+          <w:p>
+            <w:r>
+              <w:t xml:space="preserve">Returns </w:t>
+            </w:r>
+            <w:proofErr w:type="spellStart"/>
+            <w:r>
+              <w:t>int</w:t>
+            </w:r>
+            <w:proofErr w:type="spellEnd"/>
+          </w:p>
+        </w:tc>
+        <w:tc>
+          <w:tcPr>
+            <w:tcW w:w="0" w:type="auto"/>
+            <w:vAlign w:val="center"/>
+            <w:hideMark/>
+          </w:tcPr>
+          <w:p>
+            <w:r>
+              <w:t xml:space="preserve">     </w:t>
+            </w:r>
+            <w:r>
+              <w:t>Returns String</w:t>
+            </w:r>
+          </w:p>
+        </w:tc>
+      </w:tr>
+    </w:tbl>
+    <w:p>
+      <w:pPr>
+        <w:pStyle w:val="Heading3"/>
+        <w:spacing w:before="0"/>
+        <w:rPr>
+          <w:rFonts w:ascii="Times New Roman" w:hAnsi="Times New Roman" w:cs="Times New Roman"/>
+        </w:rPr>
+      </w:pPr>
+      <w:r>
+        <w:rPr>
+          <w:rStyle w:val="Strong"/>
+          <w:rFonts w:ascii="Times New Roman" w:hAnsi="Times New Roman" w:cs="Times New Roman"/>
+          <w:b w:val="0"/>
+          <w:bCs w:val="0"/>
+        </w:rPr>
+        <w:t>3. Use of methods</w:t>
+      </w:r>
+    </w:p>
+    <w:p>
+      <w:pPr>
+        <w:pStyle w:val="NormalWeb"/>
+        <w:spacing w:before="0" w:beforeAutospacing="0"/>
+        <w:ind w:left="360"/>
+      </w:pPr>
+      <w:r>
+        <w:rPr>
+          <w:rStyle w:val="Strong"/>
+        </w:rPr>
+        <w:t xml:space="preserve">(a) </w:t>
+      </w:r>
+      <w:proofErr w:type="spellStart"/>
+      <w:proofErr w:type="gramStart"/>
+      <w:r>
+        <w:rPr>
+          <w:rStyle w:val="Strong"/>
+        </w:rPr>
+        <w:t>Float.parseFloat</w:t>
+      </w:r>
+      <w:proofErr w:type="spellEnd"/>
+      <w:r>
+        <w:rPr>
+          <w:rStyle w:val="Strong"/>
+        </w:rPr>
+        <w:t>(</w:t>
+      </w:r>
+      <w:proofErr w:type="gramEnd"/>
+      <w:r>
+        <w:rPr>
+          <w:rStyle w:val="Strong"/>
+        </w:rPr>
+        <w:t>)</w:t>
+      </w:r>
+      <w:r>
+        <w:br/>
+      </w:r>
+      <w:r>
+        <w:rPr>
+          <w:rFonts w:ascii="Segoe UI Symbol" w:hAnsi="Segoe UI Symbol" w:cs="Segoe UI Symbol"/>
+        </w:rPr>
+        <w:t>👉</w:t>
+      </w:r>
+      <w:r>
+        <w:t xml:space="preserve"> Converts String → float</w:t>
+      </w:r>
+    </w:p>
+    <w:p>
+      <w:pPr>
+        <w:pStyle w:val="NormalWeb"/>
+        <w:spacing w:before="0" w:beforeAutospacing="0"/>
+        <w:ind w:left="360"/>
+      </w:pPr>
+      <w:r>
+        <w:rPr>
+          <w:rStyle w:val="Strong"/>
+        </w:rPr>
+        <w:t xml:space="preserve">(b) </w:t>
+      </w:r>
+      <w:proofErr w:type="spellStart"/>
+      <w:proofErr w:type="gramStart"/>
+      <w:r>
+        <w:rPr>
+          <w:rStyle w:val="Strong"/>
+        </w:rPr>
+        <w:t>Character.isDigit</w:t>
+      </w:r>
+      <w:proofErr w:type="spellEnd"/>
+      <w:r>
+        <w:rPr>
+          <w:rStyle w:val="Strong"/>
+        </w:rPr>
+        <w:t>(</w:t>
+      </w:r>
+      <w:proofErr w:type="gramEnd"/>
+      <w:r>
+        <w:rPr>
+          <w:rStyle w:val="Strong"/>
+        </w:rPr>
+        <w:t>)</w:t>
+      </w:r>
+      <w:r>
+        <w:br/>
+      </w:r>
+      <w:r>
+        <w:rPr>
+          <w:rFonts w:ascii="Segoe UI Symbol" w:hAnsi="Segoe UI Symbol" w:cs="Segoe UI Symbol"/>
+        </w:rPr>
+        <w:t>👉</w:t>
+      </w:r>
+      <w:r>
+        <w:t xml:space="preserve"> Checks if character is digit</w:t>
+      </w:r>
+    </w:p>
+    <w:p>
+      <w:pPr>
+        <w:pStyle w:val="Heading3"/>
+        <w:spacing w:before="0"/>
+        <w:rPr>
+          <w:rFonts w:ascii="Times New Roman" w:hAnsi="Times New Roman" w:cs="Times New Roman"/>
+        </w:rPr>
+      </w:pPr>
+      <w:r>
+        <w:rPr>
+          <w:rStyle w:val="Strong"/>
+          <w:rFonts w:ascii="Times New Roman" w:hAnsi="Times New Roman" w:cs="Times New Roman"/>
+          <w:b w:val="0"/>
+          <w:bCs w:val="0"/>
+        </w:rPr>
+        <w:t>4. What is Wrapper Class?</w:t>
+      </w:r>
+    </w:p>
+    <w:p>
+      <w:pPr>
+        <w:pStyle w:val="NormalWeb"/>
+        <w:spacing w:before="0" w:beforeAutospacing="0"/>
+        <w:ind w:left="360"/>
+      </w:pPr>
+      <w:r>
+        <w:rPr>
+          <w:rFonts w:ascii="Segoe UI Symbol" w:hAnsi="Segoe UI Symbol" w:cs="Segoe UI Symbol"/>
+        </w:rPr>
+        <w:t>👉</w:t>
+      </w:r>
+      <w:r>
+        <w:t xml:space="preserve"> Converts primitive → object</w:t>
+      </w:r>
+    </w:p>
+    <w:p>
+      <w:pPr>
+        <w:pStyle w:val="NormalWeb"/>
+        <w:spacing w:before="0" w:beforeAutospacing="0"/>
+        <w:ind w:left="360"/>
+      </w:pPr>
+      <w:r>
+        <w:rPr>
+          <w:rStyle w:val="Strong"/>
+        </w:rPr>
+        <w:t>Example</w:t>
+      </w:r>
+      <w:proofErr w:type="gramStart"/>
+      <w:r>
+        <w:rPr>
+          <w:rStyle w:val="Strong"/>
+        </w:rPr>
+        <w:t>:</w:t>
+      </w:r>
+      <w:proofErr w:type="gramEnd"/>
+      <w:r>
+        <w:br/>
+      </w:r>
+      <w:proofErr w:type="spellStart"/>
+      <w:r>
+        <w:t>int</w:t>
+      </w:r>
+      <w:proofErr w:type="spellEnd"/>
+      <w:r>
+        <w:t xml:space="preserve"> → Integer</w:t>
+      </w:r>
+    </w:p>
+    <w:p>
+      <w:pPr>
+        <w:pStyle w:val="Heading3"/>
+        <w:spacing w:before="0"/>
+        <w:rPr>
+          <w:rFonts w:ascii="Times New Roman" w:hAnsi="Times New Roman" w:cs="Times New Roman"/>
+        </w:rPr>
+      </w:pPr>
+      <w:r>
+        <w:rPr>
+          <w:rStyle w:val="Strong"/>
+          <w:rFonts w:ascii="Times New Roman" w:hAnsi="Times New Roman" w:cs="Times New Roman"/>
+          <w:b w:val="0"/>
+          <w:bCs w:val="0"/>
+        </w:rPr>
+        <w:t xml:space="preserve">5. What is </w:t>
+      </w:r>
+      <w:proofErr w:type="spellStart"/>
+      <w:r>
+        <w:rPr>
+          <w:rStyle w:val="Strong"/>
+          <w:rFonts w:ascii="Times New Roman" w:hAnsi="Times New Roman" w:cs="Times New Roman"/>
+          <w:b w:val="0"/>
+          <w:bCs w:val="0"/>
+        </w:rPr>
+        <w:t>Autoboxing</w:t>
+      </w:r>
+      <w:proofErr w:type="spellEnd"/>
+      <w:r>
+        <w:rPr>
+          <w:rStyle w:val="Strong"/>
+          <w:rFonts w:ascii="Times New Roman" w:hAnsi="Times New Roman" w:cs="Times New Roman"/>
+          <w:b w:val="0"/>
+          <w:bCs w:val="0"/>
+        </w:rPr>
+        <w:t xml:space="preserve"> and Unboxing?</w:t>
+      </w:r>
+    </w:p>
+    <w:p>
+      <w:pPr>
+        <w:numPr>
+          <w:ilvl w:val="0"/>
+          <w:numId w:val="29"/>
+        </w:numPr>
+        <w:spacing w:after="100" w:afterAutospacing="1"/>
+      </w:pPr>
+      <w:proofErr w:type="spellStart"/>
+      <w:r>
+        <w:rPr>
+          <w:rStyle w:val="Strong"/>
+        </w:rPr>
+        <w:t>Autoboxing</w:t>
+      </w:r>
+      <w:proofErr w:type="spellEnd"/>
+      <w:r>
+        <w:rPr>
+          <w:rStyle w:val="Strong"/>
+        </w:rPr>
+        <w:t>:</w:t>
+      </w:r>
+      <w:r>
+        <w:t xml:space="preserve"> </w:t>
+      </w:r>
+      <w:proofErr w:type="spellStart"/>
+      <w:r>
+        <w:t>int</w:t>
+      </w:r>
+      <w:proofErr w:type="spellEnd"/>
+      <w:r>
+        <w:t xml:space="preserve"> → Integer </w:t>
+      </w:r>
+    </w:p>
+    <w:p>
+      <w:pPr>
+        <w:numPr>
+          <w:ilvl w:val="0"/>
+          <w:numId w:val="29"/>
+        </w:numPr>
+        <w:spacing w:after="100" w:afterAutospacing="1"/>
+      </w:pPr>
+      <w:r>
+        <w:rPr>
+          <w:rStyle w:val="Strong"/>
+        </w:rPr>
+        <w:t>Unboxing:</w:t>
+      </w:r>
+      <w:r>
+        <w:t xml:space="preserve"> Integer → </w:t>
+      </w:r>
+      <w:proofErr w:type="spellStart"/>
+      <w:r>
+        <w:t>int</w:t>
+      </w:r>
+      <w:proofErr w:type="spellEnd"/>
+      <w:r>
+        <w:t xml:space="preserve"> </w:t>
+      </w:r>
+    </w:p>
+    <w:p>
+      <w:pPr>
+        <w:pStyle w:val="Heading1"/>
+        <w:spacing w:before="0"/>
+        <w:rPr>
+          <w:rFonts w:ascii="Times New Roman" w:hAnsi="Times New Roman" w:cs="Times New Roman"/>
+        </w:rPr>
+      </w:pPr>
+      <w:r>
+        <w:rPr>
+          <w:rFonts w:ascii="Segoe UI Symbol" w:hAnsi="Segoe UI Symbol" w:cs="Segoe UI Symbol"/>
+        </w:rPr>
+        <w:t>📘</w:t>
+      </w:r>
+      <w:r>
+        <w:rPr>
+          <w:rFonts w:ascii="Times New Roman" w:hAnsi="Times New Roman" w:cs="Times New Roman"/>
+        </w:rPr>
+        <w:t xml:space="preserve"> </w:t>
+      </w:r>
+      <w:r>
+        <w:rPr>
+          <w:rStyle w:val="Strong"/>
+          <w:rFonts w:ascii="Times New Roman" w:hAnsi="Times New Roman" w:cs="Times New Roman"/>
+          <w:b w:val="0"/>
+          <w:bCs w:val="0"/>
+        </w:rPr>
+        <w:t>D. Assertion &amp; Reason</w:t>
+      </w:r>
+    </w:p>
+    <w:p>
+      <w:r>
+        <w:pict>
+          <v:rect id="_x0000_i1029" style="width:0;height:1.5pt" o:hralign="center" o:hrstd="t" o:hr="t" fillcolor="#a0a0a0" stroked="f"/>
+        </w:pict>
+      </w:r>
+    </w:p>
+    <w:p>
+      <w:pPr>
+        <w:pStyle w:val="Heading3"/>
+        <w:spacing w:before="0"/>
+        <w:rPr>
+          <w:rFonts w:ascii="Times New Roman" w:hAnsi="Times New Roman" w:cs="Times New Roman"/>
+        </w:rPr>
+      </w:pPr>
+      <w:r>
+        <w:rPr>
+          <w:rStyle w:val="Strong"/>
+          <w:rFonts w:ascii="Times New Roman" w:hAnsi="Times New Roman" w:cs="Times New Roman"/>
+          <w:b w:val="0"/>
+          <w:bCs w:val="0"/>
+        </w:rPr>
+        <w:lastRenderedPageBreak/>
+        <w:t>1.</w:t>
+      </w:r>
+    </w:p>
+    <w:p>
+      <w:pPr>
+        <w:pStyle w:val="NormalWeb"/>
+        <w:spacing w:before="0" w:beforeAutospacing="0"/>
+      </w:pPr>
+      <w:r>
+        <w:t xml:space="preserve">Assertion: </w:t>
+      </w:r>
+      <w:proofErr w:type="spellStart"/>
+      <w:proofErr w:type="gramStart"/>
+      <w:r>
+        <w:t>Character.isLetter</w:t>
+      </w:r>
+      <w:proofErr w:type="spellEnd"/>
+      <w:r>
+        <w:t>(</w:t>
+      </w:r>
+      <w:proofErr w:type="gramEnd"/>
+      <w:r>
+        <w:t>) is wrapper method</w:t>
+      </w:r>
+      <w:r>
+        <w:br/>
+        <w:t>Reason: Checks digit</w:t>
+      </w:r>
+    </w:p>
+    <w:p>
+      <w:pPr>
+        <w:pStyle w:val="NormalWeb"/>
+        <w:spacing w:before="0" w:beforeAutospacing="0"/>
+        <w:rPr>
+          <w:color w:val="FF0000"/>
+        </w:rPr>
+      </w:pPr>
+      <w:r>
+        <w:rPr>
+          <w:rStyle w:val="Strong"/>
+          <w:color w:val="FF0000"/>
+        </w:rPr>
+        <w:t>Answer:</w:t>
+      </w:r>
+      <w:r>
+        <w:rPr>
+          <w:color w:val="FF0000"/>
+        </w:rPr>
+        <w:t xml:space="preserve"> </w:t>
+      </w:r>
+      <w:r>
+        <w:rPr>
+          <w:rStyle w:val="Strong"/>
+          <w:color w:val="FF0000"/>
+        </w:rPr>
+        <w:t>d. A is false, R is true</w:t>
+      </w:r>
+    </w:p>
+    <w:p>
+      <w:pPr>
+        <w:pStyle w:val="Heading3"/>
+        <w:spacing w:before="0"/>
+        <w:rPr>
+          <w:rFonts w:ascii="Times New Roman" w:hAnsi="Times New Roman" w:cs="Times New Roman"/>
+        </w:rPr>
+      </w:pPr>
+      <w:r>
+        <w:rPr>
+          <w:rStyle w:val="Strong"/>
+          <w:rFonts w:ascii="Times New Roman" w:hAnsi="Times New Roman" w:cs="Times New Roman"/>
+          <w:b w:val="0"/>
+          <w:bCs w:val="0"/>
+        </w:rPr>
+        <w:t>2.</w:t>
+      </w:r>
+    </w:p>
+    <w:p>
+      <w:pPr>
+        <w:pStyle w:val="NormalWeb"/>
+        <w:spacing w:before="0" w:beforeAutospacing="0"/>
+      </w:pPr>
+      <w:r>
+        <w:t xml:space="preserve">Assertion: </w:t>
+      </w:r>
+      <w:proofErr w:type="spellStart"/>
+      <w:r>
+        <w:t>toUpperCase</w:t>
+      </w:r>
+      <w:proofErr w:type="spellEnd"/>
+      <w:r>
+        <w:t xml:space="preserve"> converts to uppercase</w:t>
+      </w:r>
+      <w:r>
+        <w:br/>
+        <w:t>Reason: Uppercase remains same</w:t>
+      </w:r>
+    </w:p>
+    <w:p>
+      <w:pPr>
+        <w:pStyle w:val="NormalWeb"/>
+        <w:spacing w:before="0" w:beforeAutospacing="0"/>
+        <w:rPr>
+          <w:color w:val="FF0000"/>
+        </w:rPr>
+      </w:pPr>
+      <w:r>
+        <w:rPr>
+          <w:rStyle w:val="Strong"/>
+          <w:color w:val="FF0000"/>
+        </w:rPr>
+        <w:t>Answer:</w:t>
+      </w:r>
+      <w:r>
+        <w:rPr>
+          <w:color w:val="FF0000"/>
+        </w:rPr>
+        <w:t xml:space="preserve"> </w:t>
+      </w:r>
+      <w:r>
+        <w:rPr>
+          <w:rStyle w:val="Strong"/>
+          <w:color w:val="FF0000"/>
+        </w:rPr>
+        <w:t xml:space="preserve">a. </w:t>
+      </w:r>
+      <w:proofErr w:type="gramStart"/>
+      <w:r>
+        <w:rPr>
+          <w:rStyle w:val="Strong"/>
+          <w:color w:val="FF0000"/>
+        </w:rPr>
+        <w:t>Both</w:t>
+      </w:r>
+      <w:proofErr w:type="gramEnd"/>
+      <w:r>
+        <w:rPr>
+          <w:rStyle w:val="Strong"/>
+          <w:color w:val="FF0000"/>
+        </w:rPr>
+        <w:t xml:space="preserve"> true and correct</w:t>
+      </w:r>
+    </w:p>
+    <w:p>
+      <w:pPr>
+        <w:pStyle w:val="Heading3"/>
+        <w:spacing w:before="0"/>
+        <w:rPr>
+          <w:rFonts w:ascii="Times New Roman" w:hAnsi="Times New Roman" w:cs="Times New Roman"/>
+        </w:rPr>
+      </w:pPr>
+      <w:r>
+        <w:rPr>
+          <w:rStyle w:val="Strong"/>
+          <w:rFonts w:ascii="Times New Roman" w:hAnsi="Times New Roman" w:cs="Times New Roman"/>
+          <w:b w:val="0"/>
+          <w:bCs w:val="0"/>
+        </w:rPr>
+        <w:t>3.</w:t>
+      </w:r>
+    </w:p>
+    <w:p>
+      <w:pPr>
+        <w:pStyle w:val="NormalWeb"/>
+        <w:spacing w:before="0" w:beforeAutospacing="0"/>
+      </w:pPr>
+      <w:r>
+        <w:t xml:space="preserve">Assertion: </w:t>
+      </w:r>
+      <w:proofErr w:type="spellStart"/>
+      <w:r>
+        <w:t>parseInt</w:t>
+      </w:r>
+      <w:proofErr w:type="spellEnd"/>
+      <w:r>
+        <w:t xml:space="preserve"> converts </w:t>
+      </w:r>
+      <w:proofErr w:type="spellStart"/>
+      <w:r>
+        <w:t>int</w:t>
+      </w:r>
+      <w:proofErr w:type="spellEnd"/>
+      <w:r>
+        <w:t xml:space="preserve"> → string</w:t>
+      </w:r>
+      <w:r>
+        <w:br/>
+        <w:t>Reason: Integer is wrapper</w:t>
+      </w:r>
+    </w:p>
+    <w:p>
+      <w:pPr>
+        <w:pStyle w:val="NormalWeb"/>
+        <w:spacing w:before="0" w:beforeAutospacing="0"/>
+        <w:rPr>
+          <w:color w:val="FF0000"/>
+        </w:rPr>
+      </w:pPr>
+      <w:r>
+        <w:rPr>
+          <w:rStyle w:val="Strong"/>
+          <w:color w:val="FF0000"/>
+        </w:rPr>
+        <w:t>Answer:</w:t>
+      </w:r>
+      <w:r>
+        <w:rPr>
+          <w:color w:val="FF0000"/>
+        </w:rPr>
+        <w:t xml:space="preserve"> </w:t>
+      </w:r>
+      <w:r>
+        <w:rPr>
+          <w:rStyle w:val="Strong"/>
+          <w:color w:val="FF0000"/>
+        </w:rPr>
+        <w:t xml:space="preserve">d. </w:t>
+      </w:r>
+      <w:proofErr w:type="gramStart"/>
+      <w:r>
+        <w:rPr>
+          <w:rStyle w:val="Strong"/>
+          <w:color w:val="FF0000"/>
+        </w:rPr>
+        <w:t>A</w:t>
+      </w:r>
+      <w:proofErr w:type="gramEnd"/>
+      <w:r>
+        <w:rPr>
+          <w:rStyle w:val="Strong"/>
+          <w:color w:val="FF0000"/>
+        </w:rPr>
+        <w:t xml:space="preserve"> false, R true</w:t>
+      </w:r>
+    </w:p>
+    <w:p>
+      <w:r>
+        <w:pict>
+          <v:rect id="_x0000_i1030" style="width:0;height:1.5pt" o:hralign="center" o:hrstd="t" o:hr="t" fillcolor="#a0a0a0" stroked="f"/>
+        </w:pict>
+      </w:r>
+    </w:p>
+    <w:p>
+      <w:pPr>
+        <w:pStyle w:val="Heading1"/>
+        <w:spacing w:before="0"/>
+        <w:rPr>
+          <w:rFonts w:ascii="Times New Roman" w:hAnsi="Times New Roman" w:cs="Times New Roman"/>
+        </w:rPr>
+      </w:pPr>
+      <w:r>
+        <w:rPr>
+          <w:rFonts w:ascii="Segoe UI Symbol" w:hAnsi="Segoe UI Symbol" w:cs="Segoe UI Symbol"/>
+        </w:rPr>
+        <w:t>📘</w:t>
+      </w:r>
+      <w:r>
+        <w:rPr>
+          <w:rFonts w:ascii="Times New Roman" w:hAnsi="Times New Roman" w:cs="Times New Roman"/>
+        </w:rPr>
+        <w:t xml:space="preserve"> </w:t>
+      </w:r>
+      <w:r>
+        <w:rPr>
+          <w:rStyle w:val="Strong"/>
+          <w:rFonts w:ascii="Times New Roman" w:hAnsi="Times New Roman" w:cs="Times New Roman"/>
+          <w:bCs w:val="0"/>
+        </w:rPr>
+        <w:t>E. Case-based questions</w:t>
+      </w:r>
+    </w:p>
+    <w:p>
+      <w:r>
+        <w:pict>
+          <v:rect id="_x0000_i1031" style="width:0;height:1.5pt" o:hralign="center" o:hrstd="t" o:hr="t" fillcolor="#a0a0a0" stroked="f"/>
+        </w:pict>
+      </w:r>
+    </w:p>
+    <w:p>
+      <w:pPr>
+        <w:pStyle w:val="Heading3"/>
+        <w:spacing w:before="0"/>
+        <w:rPr>
+          <w:rFonts w:ascii="Times New Roman" w:hAnsi="Times New Roman" w:cs="Times New Roman"/>
+          <w:color w:val="00B050"/>
+        </w:rPr>
+      </w:pPr>
+      <w:proofErr w:type="spellStart"/>
+      <w:r>
+        <w:rPr>
+          <w:rStyle w:val="Strong"/>
+          <w:rFonts w:ascii="Times New Roman" w:hAnsi="Times New Roman" w:cs="Times New Roman"/>
+          <w:b w:val="0"/>
+          <w:bCs w:val="0"/>
+          <w:color w:val="00B050"/>
+        </w:rPr>
+        <w:t>i</w:t>
+      </w:r>
+      <w:proofErr w:type="spellEnd"/>
+      <w:r>
+        <w:rPr>
+          <w:rStyle w:val="Strong"/>
+          <w:rFonts w:ascii="Times New Roman" w:hAnsi="Times New Roman" w:cs="Times New Roman"/>
+          <w:b w:val="0"/>
+          <w:bCs w:val="0"/>
+          <w:color w:val="00B050"/>
+        </w:rPr>
+        <w:t>. Which statement is correct?</w:t>
+      </w:r>
+    </w:p>
+    <w:p>
+      <w:pPr>
+        <w:pStyle w:val="NormalWeb"/>
+        <w:spacing w:before="0" w:beforeAutospacing="0"/>
+      </w:pPr>
+      <w:r>
+        <w:t xml:space="preserve">Statement 1: </w:t>
+      </w:r>
+      <w:proofErr w:type="spellStart"/>
+      <w:proofErr w:type="gramStart"/>
+      <w:r>
+        <w:t>String.valueOf</w:t>
+      </w:r>
+      <w:proofErr w:type="spellEnd"/>
+      <w:r>
+        <w:t>(</w:t>
+      </w:r>
+      <w:proofErr w:type="gramEnd"/>
+      <w:r>
+        <w:t>) converts primitive to string</w:t>
+      </w:r>
+      <w:r>
+        <w:br/>
+        <w:t xml:space="preserve">Statement 2: Wrapper </w:t>
+      </w:r>
+      <w:proofErr w:type="spellStart"/>
+      <w:r>
+        <w:t>toString</w:t>
+      </w:r>
+      <w:proofErr w:type="spellEnd"/>
+      <w:r>
+        <w:t>() also converts</w:t>
+      </w:r>
+    </w:p>
+    <w:p>
+      <w:pPr>
+        <w:pStyle w:val="NormalWeb"/>
+        <w:spacing w:before="0" w:beforeAutospacing="0"/>
+        <w:ind w:left="360"/>
+      </w:pPr>
+      <w:r>
+        <w:t>a. Only 1 true</w:t>
+      </w:r>
+      <w:r>
+        <w:br/>
+        <w:t>b. Only 2 true</w:t>
+      </w:r>
+      <w:r>
+        <w:br/>
+        <w:t>c. Both true</w:t>
+      </w:r>
+      <w:r>
+        <w:br/>
+        <w:t>d. Both false</w:t>
+      </w:r>
+    </w:p>
+    <w:p>
+      <w:pPr>
+        <w:pStyle w:val="NormalWeb"/>
+        <w:spacing w:before="0" w:beforeAutospacing="0"/>
+        <w:rPr>
+          <w:color w:val="FF0000"/>
+        </w:rPr>
+      </w:pPr>
+      <w:r>
+        <w:rPr>
+          <w:rStyle w:val="Strong"/>
+          <w:color w:val="FF0000"/>
+        </w:rPr>
+        <w:t>Answer:</w:t>
+      </w:r>
+      <w:r>
+        <w:rPr>
+          <w:color w:val="FF0000"/>
+        </w:rPr>
+        <w:t xml:space="preserve"> </w:t>
+      </w:r>
+      <w:r>
+        <w:rPr>
+          <w:rStyle w:val="Strong"/>
+          <w:color w:val="FF0000"/>
+        </w:rPr>
+        <w:t xml:space="preserve">c. </w:t>
+      </w:r>
+      <w:proofErr w:type="gramStart"/>
+      <w:r>
+        <w:rPr>
+          <w:rStyle w:val="Strong"/>
+          <w:color w:val="FF0000"/>
+        </w:rPr>
+        <w:t>Both</w:t>
+      </w:r>
+      <w:proofErr w:type="gramEnd"/>
+      <w:r>
+        <w:rPr>
+          <w:rStyle w:val="Strong"/>
+          <w:color w:val="FF0000"/>
+        </w:rPr>
+        <w:t xml:space="preserve"> true</w:t>
+      </w:r>
+    </w:p>
+    <w:p>
+      <w:pPr>
+        <w:pStyle w:val="Heading3"/>
+        <w:spacing w:before="0"/>
+        <w:rPr>
+          <w:rFonts w:ascii="Times New Roman" w:hAnsi="Times New Roman" w:cs="Times New Roman"/>
+          <w:color w:val="00B050"/>
+        </w:rPr>
+      </w:pPr>
+      <w:r>
+        <w:rPr>
+          <w:rStyle w:val="Strong"/>
+          <w:rFonts w:ascii="Times New Roman" w:hAnsi="Times New Roman" w:cs="Times New Roman"/>
+          <w:b w:val="0"/>
+          <w:bCs w:val="0"/>
+          <w:color w:val="00B050"/>
+        </w:rPr>
+        <w:t xml:space="preserve">ii. What does </w:t>
+      </w:r>
+      <w:proofErr w:type="spellStart"/>
+      <w:proofErr w:type="gramStart"/>
+      <w:r>
+        <w:rPr>
+          <w:rStyle w:val="Strong"/>
+          <w:rFonts w:ascii="Times New Roman" w:hAnsi="Times New Roman" w:cs="Times New Roman"/>
+          <w:b w:val="0"/>
+          <w:bCs w:val="0"/>
+          <w:color w:val="00B050"/>
+        </w:rPr>
+        <w:t>String.valueOf</w:t>
+      </w:r>
+      <w:proofErr w:type="spellEnd"/>
+      <w:r>
+        <w:rPr>
+          <w:rStyle w:val="Strong"/>
+          <w:rFonts w:ascii="Times New Roman" w:hAnsi="Times New Roman" w:cs="Times New Roman"/>
+          <w:b w:val="0"/>
+          <w:bCs w:val="0"/>
+          <w:color w:val="00B050"/>
+        </w:rPr>
+        <w:t>(</w:t>
+      </w:r>
+      <w:proofErr w:type="gramEnd"/>
+      <w:r>
+        <w:rPr>
+          <w:rStyle w:val="Strong"/>
+          <w:rFonts w:ascii="Times New Roman" w:hAnsi="Times New Roman" w:cs="Times New Roman"/>
+          <w:b w:val="0"/>
+          <w:bCs w:val="0"/>
+          <w:color w:val="00B050"/>
+        </w:rPr>
+        <w:t>) do?</w:t>
+      </w:r>
+    </w:p>
+    <w:p>
+      <w:pPr>
+        <w:pStyle w:val="NormalWeb"/>
+        <w:spacing w:before="0" w:beforeAutospacing="0"/>
+        <w:ind w:left="360"/>
+      </w:pPr>
+      <w:r>
+        <w:t>a. String → primitive</w:t>
+      </w:r>
+      <w:r>
+        <w:br/>
+        <w:t>b. Primitive → String</w:t>
+      </w:r>
+      <w:r>
+        <w:br/>
+        <w:t>c. Wrapper → primitive</w:t>
+      </w:r>
+      <w:r>
+        <w:br/>
+        <w:t>d. Primitive → wrapper</w:t>
+      </w:r>
+    </w:p>
+    <w:p>
+      <w:pPr>
+        <w:pStyle w:val="NormalWeb"/>
+        <w:spacing w:before="0" w:beforeAutospacing="0"/>
+        <w:rPr>
+          <w:color w:val="FF0000"/>
+        </w:rPr>
+      </w:pPr>
+      <w:r>
+        <w:rPr>
+          <w:rStyle w:val="Strong"/>
+          <w:color w:val="FF0000"/>
+        </w:rPr>
+        <w:t>Answer:</w:t>
+      </w:r>
+      <w:r>
+        <w:rPr>
+          <w:color w:val="FF0000"/>
+        </w:rPr>
+        <w:t xml:space="preserve"> </w:t>
+      </w:r>
+      <w:r>
+        <w:rPr>
+          <w:rStyle w:val="Strong"/>
+          <w:color w:val="FF0000"/>
+        </w:rPr>
+        <w:t>b. Primitive → String</w:t>
+      </w:r>
+    </w:p>
+    <w:p>
+      <w:pPr>
+        <w:pStyle w:val="Heading1"/>
+        <w:spacing w:before="0"/>
+        <w:rPr>
+          <w:rFonts w:ascii="Times New Roman" w:hAnsi="Times New Roman" w:cs="Times New Roman"/>
+        </w:rPr>
+      </w:pPr>
+      <w:r>
+        <w:rPr>
+          <w:rFonts w:ascii="Segoe UI Symbol" w:hAnsi="Segoe UI Symbol" w:cs="Segoe UI Symbol"/>
+        </w:rPr>
+        <w:t>📘</w:t>
+      </w:r>
+      <w:r>
+        <w:rPr>
+          <w:rFonts w:ascii="Times New Roman" w:hAnsi="Times New Roman" w:cs="Times New Roman"/>
+        </w:rPr>
+        <w:t xml:space="preserve"> </w:t>
+      </w:r>
+      <w:r>
+        <w:rPr>
+          <w:rStyle w:val="Strong"/>
+          <w:rFonts w:ascii="Times New Roman" w:hAnsi="Times New Roman" w:cs="Times New Roman"/>
+          <w:b w:val="0"/>
+          <w:bCs w:val="0"/>
+        </w:rPr>
+        <w:t>Next Page Questions</w:t>
+      </w:r>
+    </w:p>
+    <w:p>
+      <w:r>
+        <w:pict>
+          <v:rect id="_x0000_i1032" style="width:0;height:1.5pt" o:hralign="center" o:hrstd="t" o:hr="t" fillcolor="#a0a0a0" stroked="f"/>
+        </w:pict>
+      </w:r>
+    </w:p>
+    <w:p>
+      <w:pPr>
+        <w:pStyle w:val="Heading3"/>
+        <w:spacing w:before="0"/>
+        <w:rPr>
+          <w:rFonts w:ascii="Times New Roman" w:hAnsi="Times New Roman" w:cs="Times New Roman"/>
+          <w:color w:val="00B050"/>
+        </w:rPr>
+      </w:pPr>
+      <w:r>
+        <w:rPr>
+          <w:rStyle w:val="Strong"/>
+          <w:rFonts w:ascii="Times New Roman" w:hAnsi="Times New Roman" w:cs="Times New Roman"/>
+          <w:b w:val="0"/>
+          <w:bCs w:val="0"/>
+          <w:color w:val="00B050"/>
+        </w:rPr>
+        <w:t>iii</w:t>
+      </w:r>
+      <w:r>
+        <w:rPr>
+          <w:rStyle w:val="Strong"/>
+          <w:rFonts w:ascii="Times New Roman" w:hAnsi="Times New Roman" w:cs="Times New Roman"/>
+          <w:b w:val="0"/>
+          <w:bCs w:val="0"/>
+          <w:color w:val="00B050"/>
+        </w:rPr>
+        <w:t>. Which method converts different types into String?</w:t>
+      </w:r>
+    </w:p>
+    <w:p>
+      <w:pPr>
+        <w:pStyle w:val="NormalWeb"/>
+        <w:spacing w:before="0" w:beforeAutospacing="0"/>
+        <w:ind w:left="360"/>
+      </w:pPr>
+      <w:proofErr w:type="gramStart"/>
+      <w:r>
+        <w:t>a</w:t>
+      </w:r>
+      <w:proofErr w:type="gramEnd"/>
+      <w:r>
+        <w:t xml:space="preserve">. </w:t>
+      </w:r>
+      <w:proofErr w:type="spellStart"/>
+      <w:r>
+        <w:t>toString</w:t>
+      </w:r>
+      <w:proofErr w:type="spellEnd"/>
+      <w:r>
+        <w:t>()</w:t>
+      </w:r>
+      <w:r>
+        <w:br/>
+        <w:t xml:space="preserve">b. </w:t>
+      </w:r>
+      <w:proofErr w:type="spellStart"/>
+      <w:r>
+        <w:t>valueOf</w:t>
+      </w:r>
+      <w:proofErr w:type="spellEnd"/>
+      <w:r>
+        <w:t>()</w:t>
+      </w:r>
+      <w:r>
+        <w:br/>
+        <w:t xml:space="preserve">c. </w:t>
+      </w:r>
+      <w:proofErr w:type="spellStart"/>
+      <w:r>
+        <w:t>getString</w:t>
+      </w:r>
+      <w:proofErr w:type="spellEnd"/>
+      <w:r>
+        <w:t>()</w:t>
+      </w:r>
+      <w:r>
+        <w:br/>
+        <w:t xml:space="preserve">d. </w:t>
+      </w:r>
+      <w:proofErr w:type="spellStart"/>
+      <w:r>
+        <w:t>parseString</w:t>
+      </w:r>
+      <w:proofErr w:type="spellEnd"/>
+      <w:r>
+        <w:t>()</w:t>
+      </w:r>
+    </w:p>
+    <w:p>
+      <w:pPr>
+        <w:pStyle w:val="NormalWeb"/>
+        <w:spacing w:before="0" w:beforeAutospacing="0"/>
+        <w:rPr>
+          <w:color w:val="FF0000"/>
+        </w:rPr>
+      </w:pPr>
+      <w:r>
+        <w:rPr>
+          <w:rStyle w:val="Strong"/>
+          <w:color w:val="FF0000"/>
+        </w:rPr>
+        <w:t>Answer:</w:t>
+      </w:r>
+      <w:r>
+        <w:rPr>
+          <w:color w:val="FF0000"/>
+        </w:rPr>
+        <w:t xml:space="preserve"> </w:t>
+      </w:r>
+      <w:r>
+        <w:rPr>
+          <w:rStyle w:val="Strong"/>
+          <w:color w:val="FF0000"/>
+        </w:rPr>
+        <w:t xml:space="preserve">b. </w:t>
+      </w:r>
+      <w:proofErr w:type="spellStart"/>
+      <w:proofErr w:type="gramStart"/>
+      <w:r>
+        <w:rPr>
+          <w:rStyle w:val="Strong"/>
+          <w:color w:val="FF0000"/>
+        </w:rPr>
+        <w:t>valueOf</w:t>
+      </w:r>
+      <w:proofErr w:type="spellEnd"/>
+      <w:r>
+        <w:rPr>
+          <w:rStyle w:val="Strong"/>
+          <w:color w:val="FF0000"/>
+        </w:rPr>
+        <w:t>()</w:t>
+      </w:r>
+      <w:proofErr w:type="gramEnd"/>
+    </w:p>
+    <w:p>
+      <w:pPr>
+        <w:pStyle w:val="Heading3"/>
+        <w:spacing w:before="0"/>
+        <w:rPr>
+          <w:rFonts w:ascii="Times New Roman" w:hAnsi="Times New Roman" w:cs="Times New Roman"/>
+        </w:rPr>
+      </w:pPr>
+      <w:r>
+        <w:rPr>
+          <w:rStyle w:val="Strong"/>
+          <w:rFonts w:ascii="Times New Roman" w:hAnsi="Times New Roman" w:cs="Times New Roman"/>
+          <w:b w:val="0"/>
+          <w:bCs w:val="0"/>
+        </w:rPr>
+        <w:lastRenderedPageBreak/>
+        <w:t>2. Program-based</w:t>
+      </w:r>
+    </w:p>
+    <w:p>
+      <w:pPr>
+        <w:pStyle w:val="HTMLPreformatted"/>
+        <w:ind w:left="360"/>
+        <w:rPr>
+          <w:rFonts w:ascii="Times New Roman" w:hAnsi="Times New Roman" w:cs="Times New Roman"/>
+        </w:rPr>
+      </w:pPr>
+      <w:proofErr w:type="spellStart"/>
+      <w:proofErr w:type="gramStart"/>
+      <w:r>
+        <w:rPr>
+          <w:rStyle w:val="t"/>
+          <w:rFonts w:ascii="Times New Roman" w:hAnsi="Times New Roman" w:cs="Times New Roman"/>
+        </w:rPr>
+        <w:t>int</w:t>
+      </w:r>
+      <w:proofErr w:type="spellEnd"/>
+      <w:proofErr w:type="gramEnd"/>
+      <w:r>
+        <w:rPr>
+          <w:rFonts w:ascii="Times New Roman" w:hAnsi="Times New Roman" w:cs="Times New Roman"/>
+        </w:rPr>
+        <w:t xml:space="preserve"> </w:t>
+      </w:r>
+      <w:r>
+        <w:rPr>
+          <w:rStyle w:val="t"/>
+          <w:rFonts w:ascii="Times New Roman" w:hAnsi="Times New Roman" w:cs="Times New Roman"/>
+        </w:rPr>
+        <w:t>value</w:t>
+      </w:r>
+      <w:r>
+        <w:rPr>
+          <w:rFonts w:ascii="Times New Roman" w:hAnsi="Times New Roman" w:cs="Times New Roman"/>
+        </w:rPr>
+        <w:t xml:space="preserve"> </w:t>
+      </w:r>
+      <w:r>
+        <w:rPr>
+          <w:rStyle w:val="n"/>
+          <w:rFonts w:ascii="Times New Roman" w:hAnsi="Times New Roman" w:cs="Times New Roman"/>
+        </w:rPr>
+        <w:t>=</w:t>
+      </w:r>
+      <w:r>
+        <w:rPr>
+          <w:rFonts w:ascii="Times New Roman" w:hAnsi="Times New Roman" w:cs="Times New Roman"/>
+        </w:rPr>
+        <w:t xml:space="preserve"> </w:t>
+      </w:r>
+      <w:r>
+        <w:rPr>
+          <w:rStyle w:val="q"/>
+          <w:rFonts w:ascii="Times New Roman" w:hAnsi="Times New Roman" w:cs="Times New Roman"/>
+        </w:rPr>
+        <w:t>123456789L</w:t>
+      </w:r>
+      <w:r>
+        <w:rPr>
+          <w:rFonts w:ascii="Times New Roman" w:hAnsi="Times New Roman" w:cs="Times New Roman"/>
+        </w:rPr>
+        <w:t>;</w:t>
+      </w:r>
+      <w:r>
+        <w:rPr>
+          <w:rFonts w:ascii="Times New Roman" w:hAnsi="Times New Roman" w:cs="Times New Roman"/>
+        </w:rPr>
+        <w:br/>
+      </w:r>
+      <w:r>
+        <w:rPr>
+          <w:rStyle w:val="t"/>
+          <w:rFonts w:ascii="Times New Roman" w:hAnsi="Times New Roman" w:cs="Times New Roman"/>
+        </w:rPr>
+        <w:t>String</w:t>
+      </w:r>
+      <w:r>
+        <w:rPr>
+          <w:rFonts w:ascii="Times New Roman" w:hAnsi="Times New Roman" w:cs="Times New Roman"/>
+        </w:rPr>
+        <w:t xml:space="preserve"> </w:t>
+      </w:r>
+      <w:proofErr w:type="spellStart"/>
+      <w:r>
+        <w:rPr>
+          <w:rStyle w:val="t"/>
+          <w:rFonts w:ascii="Times New Roman" w:hAnsi="Times New Roman" w:cs="Times New Roman"/>
+        </w:rPr>
+        <w:t>str</w:t>
+      </w:r>
+      <w:proofErr w:type="spellEnd"/>
+      <w:r>
+        <w:rPr>
+          <w:rFonts w:ascii="Times New Roman" w:hAnsi="Times New Roman" w:cs="Times New Roman"/>
+        </w:rPr>
+        <w:t xml:space="preserve"> </w:t>
+      </w:r>
+      <w:r>
+        <w:rPr>
+          <w:rStyle w:val="n"/>
+          <w:rFonts w:ascii="Times New Roman" w:hAnsi="Times New Roman" w:cs="Times New Roman"/>
+        </w:rPr>
+        <w:t>=</w:t>
+      </w:r>
+      <w:r>
+        <w:rPr>
+          <w:rFonts w:ascii="Times New Roman" w:hAnsi="Times New Roman" w:cs="Times New Roman"/>
+        </w:rPr>
+        <w:t xml:space="preserve"> </w:t>
+      </w:r>
+      <w:proofErr w:type="spellStart"/>
+      <w:r>
+        <w:rPr>
+          <w:rStyle w:val="t"/>
+          <w:rFonts w:ascii="Times New Roman" w:hAnsi="Times New Roman" w:cs="Times New Roman"/>
+        </w:rPr>
+        <w:t>String</w:t>
+      </w:r>
+      <w:r>
+        <w:rPr>
+          <w:rStyle w:val="n"/>
+          <w:rFonts w:ascii="Times New Roman" w:hAnsi="Times New Roman" w:cs="Times New Roman"/>
+        </w:rPr>
+        <w:t>.</w:t>
+      </w:r>
+      <w:r>
+        <w:rPr>
+          <w:rStyle w:val="t"/>
+          <w:rFonts w:ascii="Times New Roman" w:hAnsi="Times New Roman" w:cs="Times New Roman"/>
+        </w:rPr>
+        <w:t>valueOf</w:t>
+      </w:r>
+      <w:proofErr w:type="spellEnd"/>
+      <w:r>
+        <w:rPr>
+          <w:rFonts w:ascii="Times New Roman" w:hAnsi="Times New Roman" w:cs="Times New Roman"/>
+        </w:rPr>
+        <w:t>(</w:t>
+      </w:r>
+      <w:r>
+        <w:rPr>
+          <w:rStyle w:val="t"/>
+          <w:rFonts w:ascii="Times New Roman" w:hAnsi="Times New Roman" w:cs="Times New Roman"/>
+        </w:rPr>
+        <w:t>value</w:t>
+      </w:r>
+      <w:r>
+        <w:rPr>
+          <w:rFonts w:ascii="Times New Roman" w:hAnsi="Times New Roman" w:cs="Times New Roman"/>
+        </w:rPr>
+        <w:t>);</w:t>
+      </w:r>
+      <w:r>
+        <w:rPr>
+          <w:rFonts w:ascii="Times New Roman" w:hAnsi="Times New Roman" w:cs="Times New Roman"/>
+        </w:rPr>
+        <w:br/>
+      </w:r>
+      <w:r>
+        <w:rPr>
+          <w:rStyle w:val="t"/>
+          <w:rFonts w:ascii="Times New Roman" w:hAnsi="Times New Roman" w:cs="Times New Roman"/>
+        </w:rPr>
+        <w:t>double</w:t>
+      </w:r>
+      <w:r>
+        <w:rPr>
+          <w:rFonts w:ascii="Times New Roman" w:hAnsi="Times New Roman" w:cs="Times New Roman"/>
+        </w:rPr>
+        <w:t xml:space="preserve"> </w:t>
+      </w:r>
+      <w:proofErr w:type="spellStart"/>
+      <w:r>
+        <w:rPr>
+          <w:rStyle w:val="t"/>
+          <w:rFonts w:ascii="Times New Roman" w:hAnsi="Times New Roman" w:cs="Times New Roman"/>
+        </w:rPr>
+        <w:t>parsedValue</w:t>
+      </w:r>
+      <w:proofErr w:type="spellEnd"/>
+      <w:r>
+        <w:rPr>
+          <w:rFonts w:ascii="Times New Roman" w:hAnsi="Times New Roman" w:cs="Times New Roman"/>
+        </w:rPr>
+        <w:t xml:space="preserve"> </w:t>
+      </w:r>
+      <w:r>
+        <w:rPr>
+          <w:rStyle w:val="n"/>
+          <w:rFonts w:ascii="Times New Roman" w:hAnsi="Times New Roman" w:cs="Times New Roman"/>
+        </w:rPr>
+        <w:t>=</w:t>
+      </w:r>
+      <w:r>
+        <w:rPr>
+          <w:rFonts w:ascii="Times New Roman" w:hAnsi="Times New Roman" w:cs="Times New Roman"/>
+        </w:rPr>
+        <w:t xml:space="preserve"> </w:t>
+      </w:r>
+      <w:proofErr w:type="spellStart"/>
+      <w:r>
+        <w:rPr>
+          <w:rStyle w:val="t"/>
+          <w:rFonts w:ascii="Times New Roman" w:hAnsi="Times New Roman" w:cs="Times New Roman"/>
+        </w:rPr>
+        <w:t>Double</w:t>
+      </w:r>
+      <w:r>
+        <w:rPr>
+          <w:rStyle w:val="n"/>
+          <w:rFonts w:ascii="Times New Roman" w:hAnsi="Times New Roman" w:cs="Times New Roman"/>
+        </w:rPr>
+        <w:t>.</w:t>
+      </w:r>
+      <w:r>
+        <w:rPr>
+          <w:rStyle w:val="t"/>
+          <w:rFonts w:ascii="Times New Roman" w:hAnsi="Times New Roman" w:cs="Times New Roman"/>
+        </w:rPr>
+        <w:t>parseDouble</w:t>
+      </w:r>
+      <w:proofErr w:type="spellEnd"/>
+      <w:r>
+        <w:rPr>
+          <w:rFonts w:ascii="Times New Roman" w:hAnsi="Times New Roman" w:cs="Times New Roman"/>
+        </w:rPr>
+        <w:t>(</w:t>
+      </w:r>
+      <w:proofErr w:type="spellStart"/>
+      <w:r>
+        <w:rPr>
+          <w:rStyle w:val="t"/>
+          <w:rFonts w:ascii="Times New Roman" w:hAnsi="Times New Roman" w:cs="Times New Roman"/>
+        </w:rPr>
+        <w:t>str</w:t>
+      </w:r>
+      <w:proofErr w:type="spellEnd"/>
+      <w:r>
+        <w:rPr>
+          <w:rFonts w:ascii="Times New Roman" w:hAnsi="Times New Roman" w:cs="Times New Roman"/>
+        </w:rPr>
+        <w:t>);</w:t>
+      </w:r>
+    </w:p>
+    <w:p>
+      <w:pPr>
+        <w:pStyle w:val="Heading4"/>
+        <w:spacing w:before="0"/>
+        <w:rPr>
+          <w:rFonts w:ascii="Times New Roman" w:hAnsi="Times New Roman" w:cs="Times New Roman"/>
+          <w:color w:val="00B050"/>
+        </w:rPr>
+      </w:pPr>
+      <w:proofErr w:type="spellStart"/>
+      <w:r>
+        <w:rPr>
+          <w:rStyle w:val="Strong"/>
+          <w:rFonts w:ascii="Times New Roman" w:hAnsi="Times New Roman" w:cs="Times New Roman"/>
+          <w:b w:val="0"/>
+          <w:bCs w:val="0"/>
+          <w:color w:val="00B050"/>
+        </w:rPr>
+        <w:t>i</w:t>
+      </w:r>
+      <w:proofErr w:type="spellEnd"/>
+      <w:r>
+        <w:rPr>
+          <w:rStyle w:val="Strong"/>
+          <w:rFonts w:ascii="Times New Roman" w:hAnsi="Times New Roman" w:cs="Times New Roman"/>
+          <w:b w:val="0"/>
+          <w:bCs w:val="0"/>
+          <w:color w:val="00B050"/>
+        </w:rPr>
+        <w:t xml:space="preserve">. Purpose of </w:t>
+      </w:r>
+      <w:proofErr w:type="spellStart"/>
+      <w:proofErr w:type="gramStart"/>
+      <w:r>
+        <w:rPr>
+          <w:rStyle w:val="Strong"/>
+          <w:rFonts w:ascii="Times New Roman" w:hAnsi="Times New Roman" w:cs="Times New Roman"/>
+          <w:b w:val="0"/>
+          <w:bCs w:val="0"/>
+          <w:color w:val="00B050"/>
+        </w:rPr>
+        <w:t>String.valueOf</w:t>
+      </w:r>
+      <w:proofErr w:type="spellEnd"/>
+      <w:r>
+        <w:rPr>
+          <w:rStyle w:val="Strong"/>
+          <w:rFonts w:ascii="Times New Roman" w:hAnsi="Times New Roman" w:cs="Times New Roman"/>
+          <w:b w:val="0"/>
+          <w:bCs w:val="0"/>
+          <w:color w:val="00B050"/>
+        </w:rPr>
+        <w:t>(</w:t>
+      </w:r>
+      <w:proofErr w:type="gramEnd"/>
+      <w:r>
+        <w:rPr>
+          <w:rStyle w:val="Strong"/>
+          <w:rFonts w:ascii="Times New Roman" w:hAnsi="Times New Roman" w:cs="Times New Roman"/>
+          <w:b w:val="0"/>
+          <w:bCs w:val="0"/>
+          <w:color w:val="00B050"/>
+        </w:rPr>
+        <w:t>)?</w:t>
+      </w:r>
+    </w:p>
+    <w:p>
+      <w:pPr>
+        <w:pStyle w:val="NormalWeb"/>
+        <w:spacing w:before="0" w:beforeAutospacing="0"/>
+        <w:ind w:left="360"/>
+        <w:rPr>
+          <w:color w:val="FF0000"/>
+        </w:rPr>
+      </w:pPr>
+      <w:r>
+        <w:rPr>
+          <w:rStyle w:val="Strong"/>
+          <w:color w:val="FF0000"/>
+        </w:rPr>
+        <w:t>Answer:</w:t>
+      </w:r>
+      <w:r>
+        <w:rPr>
+          <w:color w:val="FF0000"/>
+        </w:rPr>
+        <w:t xml:space="preserve"> Converts long → String</w:t>
+      </w:r>
+    </w:p>
+    <w:p>
+      <w:pPr>
+        <w:pStyle w:val="Heading4"/>
+        <w:spacing w:before="0"/>
+        <w:rPr>
+          <w:rFonts w:ascii="Times New Roman" w:hAnsi="Times New Roman" w:cs="Times New Roman"/>
+          <w:color w:val="00B050"/>
+        </w:rPr>
+      </w:pPr>
+      <w:r>
+        <w:rPr>
+          <w:rStyle w:val="Strong"/>
+          <w:rFonts w:ascii="Times New Roman" w:hAnsi="Times New Roman" w:cs="Times New Roman"/>
+          <w:b w:val="0"/>
+          <w:bCs w:val="0"/>
+          <w:color w:val="00B050"/>
+        </w:rPr>
+        <w:t xml:space="preserve">ii. Purpose of </w:t>
+      </w:r>
+      <w:proofErr w:type="spellStart"/>
+      <w:proofErr w:type="gramStart"/>
+      <w:r>
+        <w:rPr>
+          <w:rStyle w:val="Strong"/>
+          <w:rFonts w:ascii="Times New Roman" w:hAnsi="Times New Roman" w:cs="Times New Roman"/>
+          <w:b w:val="0"/>
+          <w:bCs w:val="0"/>
+          <w:color w:val="00B050"/>
+        </w:rPr>
+        <w:t>Double.parseDouble</w:t>
+      </w:r>
+      <w:proofErr w:type="spellEnd"/>
+      <w:r>
+        <w:rPr>
+          <w:rStyle w:val="Strong"/>
+          <w:rFonts w:ascii="Times New Roman" w:hAnsi="Times New Roman" w:cs="Times New Roman"/>
+          <w:b w:val="0"/>
+          <w:bCs w:val="0"/>
+          <w:color w:val="00B050"/>
+        </w:rPr>
+        <w:t>(</w:t>
+      </w:r>
+      <w:proofErr w:type="gramEnd"/>
+      <w:r>
+        <w:rPr>
+          <w:rStyle w:val="Strong"/>
+          <w:rFonts w:ascii="Times New Roman" w:hAnsi="Times New Roman" w:cs="Times New Roman"/>
+          <w:b w:val="0"/>
+          <w:bCs w:val="0"/>
+          <w:color w:val="00B050"/>
+        </w:rPr>
+        <w:t>)?</w:t>
+      </w:r>
+    </w:p>
+    <w:p>
+      <w:pPr>
+        <w:pStyle w:val="NormalWeb"/>
+        <w:spacing w:before="0" w:beforeAutospacing="0"/>
+        <w:ind w:left="360"/>
+        <w:rPr>
+          <w:color w:val="FF0000"/>
+        </w:rPr>
+      </w:pPr>
+      <w:r>
+        <w:rPr>
+          <w:rStyle w:val="Strong"/>
+          <w:color w:val="FF0000"/>
+        </w:rPr>
+        <w:t>Answer:</w:t>
+      </w:r>
+      <w:r>
+        <w:rPr>
+          <w:color w:val="FF0000"/>
+        </w:rPr>
+        <w:t xml:space="preserve"> Converts String → double</w:t>
+      </w:r>
+    </w:p>
+    <w:p>
+      <w:pPr>
+        <w:pStyle w:val="Heading4"/>
+        <w:spacing w:before="0"/>
+        <w:rPr>
+          <w:rFonts w:ascii="Times New Roman" w:hAnsi="Times New Roman" w:cs="Times New Roman"/>
+          <w:color w:val="00B050"/>
+        </w:rPr>
+      </w:pPr>
+      <w:bookmarkStart w:id="0" w:name="_GoBack"/>
+      <w:r>
+        <w:rPr>
+          <w:rStyle w:val="Strong"/>
+          <w:rFonts w:ascii="Times New Roman" w:hAnsi="Times New Roman" w:cs="Times New Roman"/>
+          <w:b w:val="0"/>
+          <w:bCs w:val="0"/>
+          <w:color w:val="00B050"/>
+        </w:rPr>
+        <w:t>iii. Error in program?</w:t>
+      </w:r>
+    </w:p>
+    <w:bookmarkEnd w:id="0"/>
+    <w:p>
+      <w:pPr>
+        <w:pStyle w:val="NormalWeb"/>
+        <w:spacing w:before="0" w:beforeAutospacing="0"/>
+        <w:rPr>
+          <w:color w:val="FF0000"/>
+        </w:rPr>
+      </w:pPr>
+      <w:r>
+        <w:rPr>
+          <w:rStyle w:val="Strong"/>
+          <w:color w:val="FF0000"/>
+        </w:rPr>
+        <w:t>Answer:</w:t>
+      </w:r>
+    </w:p>
+    <w:p>
+      <w:pPr>
+        <w:pStyle w:val="HTMLPreformatted"/>
+        <w:rPr>
+          <w:rFonts w:ascii="Times New Roman" w:hAnsi="Times New Roman" w:cs="Times New Roman"/>
+        </w:rPr>
+      </w:pPr>
+      <w:proofErr w:type="spellStart"/>
+      <w:proofErr w:type="gramStart"/>
+      <w:r>
+        <w:rPr>
+          <w:rStyle w:val="t"/>
+          <w:rFonts w:ascii="Times New Roman" w:hAnsi="Times New Roman" w:cs="Times New Roman"/>
+        </w:rPr>
+        <w:t>int</w:t>
+      </w:r>
+      <w:proofErr w:type="spellEnd"/>
+      <w:proofErr w:type="gramEnd"/>
+      <w:r>
+        <w:rPr>
+          <w:rFonts w:ascii="Times New Roman" w:hAnsi="Times New Roman" w:cs="Times New Roman"/>
+        </w:rPr>
+        <w:t xml:space="preserve"> </w:t>
+      </w:r>
+      <w:r>
+        <w:rPr>
+          <w:rStyle w:val="t"/>
+          <w:rFonts w:ascii="Times New Roman" w:hAnsi="Times New Roman" w:cs="Times New Roman"/>
+        </w:rPr>
+        <w:t>value</w:t>
+      </w:r>
+      <w:r>
+        <w:rPr>
+          <w:rFonts w:ascii="Times New Roman" w:hAnsi="Times New Roman" w:cs="Times New Roman"/>
+        </w:rPr>
+        <w:t xml:space="preserve"> </w:t>
+      </w:r>
+      <w:r>
+        <w:rPr>
+          <w:rStyle w:val="n"/>
+          <w:rFonts w:ascii="Times New Roman" w:hAnsi="Times New Roman" w:cs="Times New Roman"/>
+        </w:rPr>
+        <w:t>=</w:t>
+      </w:r>
+      <w:r>
+        <w:rPr>
+          <w:rFonts w:ascii="Times New Roman" w:hAnsi="Times New Roman" w:cs="Times New Roman"/>
+        </w:rPr>
+        <w:t xml:space="preserve"> </w:t>
+      </w:r>
+      <w:r>
+        <w:rPr>
+          <w:rStyle w:val="q"/>
+          <w:rFonts w:ascii="Times New Roman" w:hAnsi="Times New Roman" w:cs="Times New Roman"/>
+        </w:rPr>
+        <w:t>123456789L</w:t>
+      </w:r>
+      <w:r>
+        <w:rPr>
+          <w:rFonts w:ascii="Times New Roman" w:hAnsi="Times New Roman" w:cs="Times New Roman"/>
+        </w:rPr>
+        <w:t>;</w:t>
+      </w:r>
+    </w:p>
+    <w:p>
+      <w:pPr>
+        <w:pStyle w:val="NormalWeb"/>
+        <w:spacing w:before="0" w:beforeAutospacing="0"/>
+      </w:pPr>
+      <w:r>
+        <w:rPr>
+          <w:rFonts w:ascii="Segoe UI Symbol" w:hAnsi="Segoe UI Symbol" w:cs="Segoe UI Symbol"/>
+        </w:rPr>
+        <w:t>❌</w:t>
+      </w:r>
+      <w:r>
+        <w:t xml:space="preserve"> long assigned to </w:t>
+      </w:r>
+      <w:proofErr w:type="spellStart"/>
+      <w:r>
+        <w:t>int</w:t>
+      </w:r>
+      <w:proofErr w:type="spellEnd"/>
+    </w:p>
+    <w:p>
+      <w:pPr>
+        <w:pStyle w:val="NormalWeb"/>
+        <w:spacing w:before="0" w:beforeAutospacing="0"/>
+      </w:pPr>
+      <w:r>
+        <w:rPr>
+          <w:rFonts w:ascii="Segoe UI Symbol" w:hAnsi="Segoe UI Symbol" w:cs="Segoe UI Symbol"/>
+        </w:rPr>
+        <w:t>✔</w:t>
+      </w:r>
+      <w:r>
+        <w:t xml:space="preserve"> Correct:</w:t>
+      </w:r>
+    </w:p>
+    <w:p>
+      <w:pPr>
+        <w:pStyle w:val="HTMLPreformatted"/>
+        <w:rPr>
+          <w:rFonts w:ascii="Times New Roman" w:hAnsi="Times New Roman" w:cs="Times New Roman"/>
+        </w:rPr>
+      </w:pPr>
+      <w:proofErr w:type="gramStart"/>
+      <w:r>
+        <w:rPr>
+          <w:rStyle w:val="t"/>
+          <w:rFonts w:ascii="Times New Roman" w:hAnsi="Times New Roman" w:cs="Times New Roman"/>
+        </w:rPr>
+        <w:t>long</w:t>
+      </w:r>
+      <w:proofErr w:type="gramEnd"/>
+      <w:r>
+        <w:rPr>
+          <w:rFonts w:ascii="Times New Roman" w:hAnsi="Times New Roman" w:cs="Times New Roman"/>
+        </w:rPr>
+        <w:t xml:space="preserve"> </w:t>
+      </w:r>
+      <w:r>
+        <w:rPr>
+          <w:rStyle w:val="t"/>
+          <w:rFonts w:ascii="Times New Roman" w:hAnsi="Times New Roman" w:cs="Times New Roman"/>
+        </w:rPr>
+        <w:t>value</w:t>
+      </w:r>
+      <w:r>
+        <w:rPr>
+          <w:rFonts w:ascii="Times New Roman" w:hAnsi="Times New Roman" w:cs="Times New Roman"/>
+        </w:rPr>
+        <w:t xml:space="preserve"> </w:t>
+      </w:r>
+      <w:r>
+        <w:rPr>
+          <w:rStyle w:val="n"/>
+          <w:rFonts w:ascii="Times New Roman" w:hAnsi="Times New Roman" w:cs="Times New Roman"/>
+        </w:rPr>
+        <w:t>=</w:t>
+      </w:r>
+      <w:r>
+        <w:rPr>
+          <w:rFonts w:ascii="Times New Roman" w:hAnsi="Times New Roman" w:cs="Times New Roman"/>
+        </w:rPr>
+        <w:t xml:space="preserve"> </w:t>
+      </w:r>
+      <w:r>
+        <w:rPr>
+          <w:rStyle w:val="q"/>
+          <w:rFonts w:ascii="Times New Roman" w:hAnsi="Times New Roman" w:cs="Times New Roman"/>
+        </w:rPr>
+        <w:t>123456789L</w:t>
+      </w:r>
+      <w:r>
+        <w:rPr>
+          <w:rFonts w:ascii="Times New Roman" w:hAnsi="Times New Roman" w:cs="Times New Roman"/>
+        </w:rPr>
+        <w:t>;</w:t>
+      </w:r>
+    </w:p>
+    <w:p>
+      <w:pPr>
+        <w:ind w:left="360"/>
+        <w:outlineLvl w:val="1"/>
+        <w:rPr>
+          <w:b/>
+          <w:bCs/>
+          <w:sz w:val="36"/>
+          <w:szCs w:val="36"/>
+        </w:rPr>
+      </w:pPr>
     </w:p>
     <w:p>
       <w:pPr>
@@ -185,6 +5465,155 @@
 <file path=word/numbering.xml><?xml version="1.0" encoding="utf-8"?>
 <w:numbering xmlns:wpc="http://schemas.microsoft.com/office/word/2010/wordprocessingCanvas" xmlns:mc="http://schemas.openxmlformats.org/markup-compatibility/2006" xmlns:o="urn:schemas-microsoft-com:office:office" xmlns:r="http://schemas.openxmlformats.org/officeDocument/2006/relationships" xmlns:m="http://schemas.openxmlformats.org/officeDocument/2006/math" xmlns:v="urn:schemas-microsoft-com:vml" xmlns:wp14="http://schemas.microsoft.com/office/word/2010/wordprocessingDrawing" xmlns:wp="http://schemas.openxmlformats.org/drawingml/2006/wordprocessingDrawing" xmlns:w10="urn:schemas-microsoft-com:office:word" xmlns:w="http://schemas.openxmlformats.org/wordprocessingml/2006/main" xmlns:w14="http://schemas.microsoft.com/office/word/2010/wordml" xmlns:w15="http://schemas.microsoft.com/office/word/2012/wordml" xmlns:wpg="http://schemas.microsoft.com/office/word/2010/wordprocessingGroup" xmlns:wpi="http://schemas.microsoft.com/office/word/2010/wordprocessingInk" xmlns:wne="http://schemas.microsoft.com/office/word/2006/wordml" xmlns:wps="http://schemas.microsoft.com/office/word/2010/wordprocessingShape" mc:Ignorable="w14 w15 wp14">
   <w:abstractNum w:abstractNumId="0" w15:restartNumberingAfterBreak="0">
+    <w:nsid w:val="022F023A"/>
+    <w:multiLevelType w:val="multilevel"/>
+    <w:tmpl w:val="0E345A78"/>
+    <w:lvl w:ilvl="0">
+      <w:start w:val="1"/>
+      <w:numFmt w:val="bullet"/>
+      <w:lvlText w:val=""/>
+      <w:lvlJc w:val="left"/>
+      <w:pPr>
+        <w:tabs>
+          <w:tab w:val="num" w:pos="720"/>
+        </w:tabs>
+        <w:ind w:left="720" w:hanging="360"/>
+      </w:pPr>
+      <w:rPr>
+        <w:rFonts w:ascii="Symbol" w:hAnsi="Symbol" w:hint="default"/>
+        <w:sz w:val="20"/>
+      </w:rPr>
+    </w:lvl>
+    <w:lvl w:ilvl="1" w:tentative="1">
+      <w:start w:val="1"/>
+      <w:numFmt w:val="bullet"/>
+      <w:lvlText w:val="o"/>
+      <w:lvlJc w:val="left"/>
+      <w:pPr>
+        <w:tabs>
+          <w:tab w:val="num" w:pos="1440"/>
+        </w:tabs>
+        <w:ind w:left="1440" w:hanging="360"/>
+      </w:pPr>
+      <w:rPr>
+        <w:rFonts w:ascii="Courier New" w:hAnsi="Courier New" w:hint="default"/>
+        <w:sz w:val="20"/>
+      </w:rPr>
+    </w:lvl>
+    <w:lvl w:ilvl="2" w:tentative="1">
+      <w:start w:val="1"/>
+      <w:numFmt w:val="bullet"/>
+      <w:lvlText w:val=""/>
+      <w:lvlJc w:val="left"/>
+      <w:pPr>
+        <w:tabs>
+          <w:tab w:val="num" w:pos="2160"/>
+        </w:tabs>
+        <w:ind w:left="2160" w:hanging="360"/>
+      </w:pPr>
+      <w:rPr>
+        <w:rFonts w:ascii="Wingdings" w:hAnsi="Wingdings" w:hint="default"/>
+        <w:sz w:val="20"/>
+      </w:rPr>
+    </w:lvl>
+    <w:lvl w:ilvl="3" w:tentative="1">
+      <w:start w:val="1"/>
+      <w:numFmt w:val="bullet"/>
+      <w:lvlText w:val=""/>
+      <w:lvlJc w:val="left"/>
+      <w:pPr>
+        <w:tabs>
+          <w:tab w:val="num" w:pos="2880"/>
+        </w:tabs>
+        <w:ind w:left="2880" w:hanging="360"/>
+      </w:pPr>
+      <w:rPr>
+        <w:rFonts w:ascii="Wingdings" w:hAnsi="Wingdings" w:hint="default"/>
+        <w:sz w:val="20"/>
+      </w:rPr>
+    </w:lvl>
+    <w:lvl w:ilvl="4" w:tentative="1">
+      <w:start w:val="1"/>
+      <w:numFmt w:val="bullet"/>
+      <w:lvlText w:val=""/>
+      <w:lvlJc w:val="left"/>
+      <w:pPr>
+        <w:tabs>
+          <w:tab w:val="num" w:pos="3600"/>
+        </w:tabs>
+        <w:ind w:left="3600" w:hanging="360"/>
+      </w:pPr>
+      <w:rPr>
+        <w:rFonts w:ascii="Wingdings" w:hAnsi="Wingdings" w:hint="default"/>
+        <w:sz w:val="20"/>
+      </w:rPr>
+    </w:lvl>
+    <w:lvl w:ilvl="5" w:tentative="1">
+      <w:start w:val="1"/>
+      <w:numFmt w:val="bullet"/>
+      <w:lvlText w:val=""/>
+      <w:lvlJc w:val="left"/>
+      <w:pPr>
+        <w:tabs>
+          <w:tab w:val="num" w:pos="4320"/>
+        </w:tabs>
+        <w:ind w:left="4320" w:hanging="360"/>
+      </w:pPr>
+      <w:rPr>
+        <w:rFonts w:ascii="Wingdings" w:hAnsi="Wingdings" w:hint="default"/>
+        <w:sz w:val="20"/>
+      </w:rPr>
+    </w:lvl>
+    <w:lvl w:ilvl="6" w:tentative="1">
+      <w:start w:val="1"/>
+      <w:numFmt w:val="bullet"/>
+      <w:lvlText w:val=""/>
+      <w:lvlJc w:val="left"/>
+      <w:pPr>
+        <w:tabs>
+          <w:tab w:val="num" w:pos="5040"/>
+        </w:tabs>
+        <w:ind w:left="5040" w:hanging="360"/>
+      </w:pPr>
+      <w:rPr>
+        <w:rFonts w:ascii="Wingdings" w:hAnsi="Wingdings" w:hint="default"/>
+        <w:sz w:val="20"/>
+      </w:rPr>
+    </w:lvl>
+    <w:lvl w:ilvl="7" w:tentative="1">
+      <w:start w:val="1"/>
+      <w:numFmt w:val="bullet"/>
+      <w:lvlText w:val=""/>
+      <w:lvlJc w:val="left"/>
+      <w:pPr>
+        <w:tabs>
+          <w:tab w:val="num" w:pos="5760"/>
+        </w:tabs>
+        <w:ind w:left="5760" w:hanging="360"/>
+      </w:pPr>
+      <w:rPr>
+        <w:rFonts w:ascii="Wingdings" w:hAnsi="Wingdings" w:hint="default"/>
+        <w:sz w:val="20"/>
+      </w:rPr>
+    </w:lvl>
+    <w:lvl w:ilvl="8" w:tentative="1">
+      <w:start w:val="1"/>
+      <w:numFmt w:val="bullet"/>
+      <w:lvlText w:val=""/>
+      <w:lvlJc w:val="left"/>
+      <w:pPr>
+        <w:tabs>
+          <w:tab w:val="num" w:pos="6480"/>
+        </w:tabs>
+        <w:ind w:left="6480" w:hanging="360"/>
+      </w:pPr>
+      <w:rPr>
+        <w:rFonts w:ascii="Wingdings" w:hAnsi="Wingdings" w:hint="default"/>
+        <w:sz w:val="20"/>
+      </w:rPr>
+    </w:lvl>
+  </w:abstractNum>
+  <w:abstractNum w:abstractNumId="1" w15:restartNumberingAfterBreak="0">
     <w:nsid w:val="056C3F76"/>
     <w:multiLevelType w:val="multilevel"/>
     <w:tmpl w:val="C39E1D82"/>
@@ -333,7 +5762,7 @@
       </w:rPr>
     </w:lvl>
   </w:abstractNum>
-  <w:abstractNum w:abstractNumId="1" w15:restartNumberingAfterBreak="0">
+  <w:abstractNum w:abstractNumId="2" w15:restartNumberingAfterBreak="0">
     <w:nsid w:val="09064FB2"/>
     <w:multiLevelType w:val="multilevel"/>
     <w:tmpl w:val="63762C98"/>
@@ -446,7 +5875,7 @@
       </w:pPr>
     </w:lvl>
   </w:abstractNum>
-  <w:abstractNum w:abstractNumId="2" w15:restartNumberingAfterBreak="0">
+  <w:abstractNum w:abstractNumId="3" w15:restartNumberingAfterBreak="0">
     <w:nsid w:val="10134C4D"/>
     <w:multiLevelType w:val="multilevel"/>
     <w:tmpl w:val="EEA25066"/>
@@ -595,7 +6024,156 @@
       </w:rPr>
     </w:lvl>
   </w:abstractNum>
-  <w:abstractNum w:abstractNumId="3" w15:restartNumberingAfterBreak="0">
+  <w:abstractNum w:abstractNumId="4" w15:restartNumberingAfterBreak="0">
+    <w:nsid w:val="10B06D97"/>
+    <w:multiLevelType w:val="multilevel"/>
+    <w:tmpl w:val="155A6CE4"/>
+    <w:lvl w:ilvl="0">
+      <w:start w:val="1"/>
+      <w:numFmt w:val="bullet"/>
+      <w:lvlText w:val=""/>
+      <w:lvlJc w:val="left"/>
+      <w:pPr>
+        <w:tabs>
+          <w:tab w:val="num" w:pos="720"/>
+        </w:tabs>
+        <w:ind w:left="720" w:hanging="360"/>
+      </w:pPr>
+      <w:rPr>
+        <w:rFonts w:ascii="Symbol" w:hAnsi="Symbol" w:hint="default"/>
+        <w:sz w:val="20"/>
+      </w:rPr>
+    </w:lvl>
+    <w:lvl w:ilvl="1" w:tentative="1">
+      <w:start w:val="1"/>
+      <w:numFmt w:val="bullet"/>
+      <w:lvlText w:val="o"/>
+      <w:lvlJc w:val="left"/>
+      <w:pPr>
+        <w:tabs>
+          <w:tab w:val="num" w:pos="1440"/>
+        </w:tabs>
+        <w:ind w:left="1440" w:hanging="360"/>
+      </w:pPr>
+      <w:rPr>
+        <w:rFonts w:ascii="Courier New" w:hAnsi="Courier New" w:hint="default"/>
+        <w:sz w:val="20"/>
+      </w:rPr>
+    </w:lvl>
+    <w:lvl w:ilvl="2" w:tentative="1">
+      <w:start w:val="1"/>
+      <w:numFmt w:val="bullet"/>
+      <w:lvlText w:val=""/>
+      <w:lvlJc w:val="left"/>
+      <w:pPr>
+        <w:tabs>
+          <w:tab w:val="num" w:pos="2160"/>
+        </w:tabs>
+        <w:ind w:left="2160" w:hanging="360"/>
+      </w:pPr>
+      <w:rPr>
+        <w:rFonts w:ascii="Wingdings" w:hAnsi="Wingdings" w:hint="default"/>
+        <w:sz w:val="20"/>
+      </w:rPr>
+    </w:lvl>
+    <w:lvl w:ilvl="3" w:tentative="1">
+      <w:start w:val="1"/>
+      <w:numFmt w:val="bullet"/>
+      <w:lvlText w:val=""/>
+      <w:lvlJc w:val="left"/>
+      <w:pPr>
+        <w:tabs>
+          <w:tab w:val="num" w:pos="2880"/>
+        </w:tabs>
+        <w:ind w:left="2880" w:hanging="360"/>
+      </w:pPr>
+      <w:rPr>
+        <w:rFonts w:ascii="Wingdings" w:hAnsi="Wingdings" w:hint="default"/>
+        <w:sz w:val="20"/>
+      </w:rPr>
+    </w:lvl>
+    <w:lvl w:ilvl="4" w:tentative="1">
+      <w:start w:val="1"/>
+      <w:numFmt w:val="bullet"/>
+      <w:lvlText w:val=""/>
+      <w:lvlJc w:val="left"/>
+      <w:pPr>
+        <w:tabs>
+          <w:tab w:val="num" w:pos="3600"/>
+        </w:tabs>
+        <w:ind w:left="3600" w:hanging="360"/>
+      </w:pPr>
+      <w:rPr>
+        <w:rFonts w:ascii="Wingdings" w:hAnsi="Wingdings" w:hint="default"/>
+        <w:sz w:val="20"/>
+      </w:rPr>
+    </w:lvl>
+    <w:lvl w:ilvl="5" w:tentative="1">
+      <w:start w:val="1"/>
+      <w:numFmt w:val="bullet"/>
+      <w:lvlText w:val=""/>
+      <w:lvlJc w:val="left"/>
+      <w:pPr>
+        <w:tabs>
+          <w:tab w:val="num" w:pos="4320"/>
+        </w:tabs>
+        <w:ind w:left="4320" w:hanging="360"/>
+      </w:pPr>
+      <w:rPr>
+        <w:rFonts w:ascii="Wingdings" w:hAnsi="Wingdings" w:hint="default"/>
+        <w:sz w:val="20"/>
+      </w:rPr>
+    </w:lvl>
+    <w:lvl w:ilvl="6" w:tentative="1">
+      <w:start w:val="1"/>
+      <w:numFmt w:val="bullet"/>
+      <w:lvlText w:val=""/>
+      <w:lvlJc w:val="left"/>
+      <w:pPr>
+        <w:tabs>
+          <w:tab w:val="num" w:pos="5040"/>
+        </w:tabs>
+        <w:ind w:left="5040" w:hanging="360"/>
+      </w:pPr>
+      <w:rPr>
+        <w:rFonts w:ascii="Wingdings" w:hAnsi="Wingdings" w:hint="default"/>
+        <w:sz w:val="20"/>
+      </w:rPr>
+    </w:lvl>
+    <w:lvl w:ilvl="7" w:tentative="1">
+      <w:start w:val="1"/>
+      <w:numFmt w:val="bullet"/>
+      <w:lvlText w:val=""/>
+      <w:lvlJc w:val="left"/>
+      <w:pPr>
+        <w:tabs>
+          <w:tab w:val="num" w:pos="5760"/>
+        </w:tabs>
+        <w:ind w:left="5760" w:hanging="360"/>
+      </w:pPr>
+      <w:rPr>
+        <w:rFonts w:ascii="Wingdings" w:hAnsi="Wingdings" w:hint="default"/>
+        <w:sz w:val="20"/>
+      </w:rPr>
+    </w:lvl>
+    <w:lvl w:ilvl="8" w:tentative="1">
+      <w:start w:val="1"/>
+      <w:numFmt w:val="bullet"/>
+      <w:lvlText w:val=""/>
+      <w:lvlJc w:val="left"/>
+      <w:pPr>
+        <w:tabs>
+          <w:tab w:val="num" w:pos="6480"/>
+        </w:tabs>
+        <w:ind w:left="6480" w:hanging="360"/>
+      </w:pPr>
+      <w:rPr>
+        <w:rFonts w:ascii="Wingdings" w:hAnsi="Wingdings" w:hint="default"/>
+        <w:sz w:val="20"/>
+      </w:rPr>
+    </w:lvl>
+  </w:abstractNum>
+  <w:abstractNum w:abstractNumId="5" w15:restartNumberingAfterBreak="0">
     <w:nsid w:val="120A36E0"/>
     <w:multiLevelType w:val="multilevel"/>
     <w:tmpl w:val="DC867D00"/>
@@ -744,7 +6322,156 @@
       </w:rPr>
     </w:lvl>
   </w:abstractNum>
-  <w:abstractNum w:abstractNumId="4" w15:restartNumberingAfterBreak="0">
+  <w:abstractNum w:abstractNumId="6" w15:restartNumberingAfterBreak="0">
+    <w:nsid w:val="171D765B"/>
+    <w:multiLevelType w:val="multilevel"/>
+    <w:tmpl w:val="B7AA8BB6"/>
+    <w:lvl w:ilvl="0">
+      <w:start w:val="1"/>
+      <w:numFmt w:val="bullet"/>
+      <w:lvlText w:val=""/>
+      <w:lvlJc w:val="left"/>
+      <w:pPr>
+        <w:tabs>
+          <w:tab w:val="num" w:pos="720"/>
+        </w:tabs>
+        <w:ind w:left="720" w:hanging="360"/>
+      </w:pPr>
+      <w:rPr>
+        <w:rFonts w:ascii="Symbol" w:hAnsi="Symbol" w:hint="default"/>
+        <w:sz w:val="20"/>
+      </w:rPr>
+    </w:lvl>
+    <w:lvl w:ilvl="1" w:tentative="1">
+      <w:start w:val="1"/>
+      <w:numFmt w:val="bullet"/>
+      <w:lvlText w:val="o"/>
+      <w:lvlJc w:val="left"/>
+      <w:pPr>
+        <w:tabs>
+          <w:tab w:val="num" w:pos="1440"/>
+        </w:tabs>
+        <w:ind w:left="1440" w:hanging="360"/>
+      </w:pPr>
+      <w:rPr>
+        <w:rFonts w:ascii="Courier New" w:hAnsi="Courier New" w:hint="default"/>
+        <w:sz w:val="20"/>
+      </w:rPr>
+    </w:lvl>
+    <w:lvl w:ilvl="2" w:tentative="1">
+      <w:start w:val="1"/>
+      <w:numFmt w:val="bullet"/>
+      <w:lvlText w:val=""/>
+      <w:lvlJc w:val="left"/>
+      <w:pPr>
+        <w:tabs>
+          <w:tab w:val="num" w:pos="2160"/>
+        </w:tabs>
+        <w:ind w:left="2160" w:hanging="360"/>
+      </w:pPr>
+      <w:rPr>
+        <w:rFonts w:ascii="Wingdings" w:hAnsi="Wingdings" w:hint="default"/>
+        <w:sz w:val="20"/>
+      </w:rPr>
+    </w:lvl>
+    <w:lvl w:ilvl="3" w:tentative="1">
+      <w:start w:val="1"/>
+      <w:numFmt w:val="bullet"/>
+      <w:lvlText w:val=""/>
+      <w:lvlJc w:val="left"/>
+      <w:pPr>
+        <w:tabs>
+          <w:tab w:val="num" w:pos="2880"/>
+        </w:tabs>
+        <w:ind w:left="2880" w:hanging="360"/>
+      </w:pPr>
+      <w:rPr>
+        <w:rFonts w:ascii="Wingdings" w:hAnsi="Wingdings" w:hint="default"/>
+        <w:sz w:val="20"/>
+      </w:rPr>
+    </w:lvl>
+    <w:lvl w:ilvl="4" w:tentative="1">
+      <w:start w:val="1"/>
+      <w:numFmt w:val="bullet"/>
+      <w:lvlText w:val=""/>
+      <w:lvlJc w:val="left"/>
+      <w:pPr>
+        <w:tabs>
+          <w:tab w:val="num" w:pos="3600"/>
+        </w:tabs>
+        <w:ind w:left="3600" w:hanging="360"/>
+      </w:pPr>
+      <w:rPr>
+        <w:rFonts w:ascii="Wingdings" w:hAnsi="Wingdings" w:hint="default"/>
+        <w:sz w:val="20"/>
+      </w:rPr>
+    </w:lvl>
+    <w:lvl w:ilvl="5" w:tentative="1">
+      <w:start w:val="1"/>
+      <w:numFmt w:val="bullet"/>
+      <w:lvlText w:val=""/>
+      <w:lvlJc w:val="left"/>
+      <w:pPr>
+        <w:tabs>
+          <w:tab w:val="num" w:pos="4320"/>
+        </w:tabs>
+        <w:ind w:left="4320" w:hanging="360"/>
+      </w:pPr>
+      <w:rPr>
+        <w:rFonts w:ascii="Wingdings" w:hAnsi="Wingdings" w:hint="default"/>
+        <w:sz w:val="20"/>
+      </w:rPr>
+    </w:lvl>
+    <w:lvl w:ilvl="6" w:tentative="1">
+      <w:start w:val="1"/>
+      <w:numFmt w:val="bullet"/>
+      <w:lvlText w:val=""/>
+      <w:lvlJc w:val="left"/>
+      <w:pPr>
+        <w:tabs>
+          <w:tab w:val="num" w:pos="5040"/>
+        </w:tabs>
+        <w:ind w:left="5040" w:hanging="360"/>
+      </w:pPr>
+      <w:rPr>
+        <w:rFonts w:ascii="Wingdings" w:hAnsi="Wingdings" w:hint="default"/>
+        <w:sz w:val="20"/>
+      </w:rPr>
+    </w:lvl>
+    <w:lvl w:ilvl="7" w:tentative="1">
+      <w:start w:val="1"/>
+      <w:numFmt w:val="bullet"/>
+      <w:lvlText w:val=""/>
+      <w:lvlJc w:val="left"/>
+      <w:pPr>
+        <w:tabs>
+          <w:tab w:val="num" w:pos="5760"/>
+        </w:tabs>
+        <w:ind w:left="5760" w:hanging="360"/>
+      </w:pPr>
+      <w:rPr>
+        <w:rFonts w:ascii="Wingdings" w:hAnsi="Wingdings" w:hint="default"/>
+        <w:sz w:val="20"/>
+      </w:rPr>
+    </w:lvl>
+    <w:lvl w:ilvl="8" w:tentative="1">
+      <w:start w:val="1"/>
+      <w:numFmt w:val="bullet"/>
+      <w:lvlText w:val=""/>
+      <w:lvlJc w:val="left"/>
+      <w:pPr>
+        <w:tabs>
+          <w:tab w:val="num" w:pos="6480"/>
+        </w:tabs>
+        <w:ind w:left="6480" w:hanging="360"/>
+      </w:pPr>
+      <w:rPr>
+        <w:rFonts w:ascii="Wingdings" w:hAnsi="Wingdings" w:hint="default"/>
+        <w:sz w:val="20"/>
+      </w:rPr>
+    </w:lvl>
+  </w:abstractNum>
+  <w:abstractNum w:abstractNumId="7" w15:restartNumberingAfterBreak="0">
     <w:nsid w:val="21E17468"/>
     <w:multiLevelType w:val="multilevel"/>
     <w:tmpl w:val="18D2A07A"/>
@@ -893,7 +6620,7 @@
       </w:rPr>
     </w:lvl>
   </w:abstractNum>
-  <w:abstractNum w:abstractNumId="5" w15:restartNumberingAfterBreak="0">
+  <w:abstractNum w:abstractNumId="8" w15:restartNumberingAfterBreak="0">
     <w:nsid w:val="26844E53"/>
     <w:multiLevelType w:val="multilevel"/>
     <w:tmpl w:val="18B2A280"/>
@@ -1042,7 +6769,454 @@
       </w:rPr>
     </w:lvl>
   </w:abstractNum>
-  <w:abstractNum w:abstractNumId="6" w15:restartNumberingAfterBreak="0">
+  <w:abstractNum w:abstractNumId="9" w15:restartNumberingAfterBreak="0">
+    <w:nsid w:val="29BF3C13"/>
+    <w:multiLevelType w:val="multilevel"/>
+    <w:tmpl w:val="B04846CA"/>
+    <w:lvl w:ilvl="0">
+      <w:start w:val="1"/>
+      <w:numFmt w:val="bullet"/>
+      <w:lvlText w:val=""/>
+      <w:lvlJc w:val="left"/>
+      <w:pPr>
+        <w:tabs>
+          <w:tab w:val="num" w:pos="720"/>
+        </w:tabs>
+        <w:ind w:left="720" w:hanging="360"/>
+      </w:pPr>
+      <w:rPr>
+        <w:rFonts w:ascii="Symbol" w:hAnsi="Symbol" w:hint="default"/>
+        <w:sz w:val="20"/>
+      </w:rPr>
+    </w:lvl>
+    <w:lvl w:ilvl="1" w:tentative="1">
+      <w:start w:val="1"/>
+      <w:numFmt w:val="bullet"/>
+      <w:lvlText w:val="o"/>
+      <w:lvlJc w:val="left"/>
+      <w:pPr>
+        <w:tabs>
+          <w:tab w:val="num" w:pos="1440"/>
+        </w:tabs>
+        <w:ind w:left="1440" w:hanging="360"/>
+      </w:pPr>
+      <w:rPr>
+        <w:rFonts w:ascii="Courier New" w:hAnsi="Courier New" w:hint="default"/>
+        <w:sz w:val="20"/>
+      </w:rPr>
+    </w:lvl>
+    <w:lvl w:ilvl="2" w:tentative="1">
+      <w:start w:val="1"/>
+      <w:numFmt w:val="bullet"/>
+      <w:lvlText w:val=""/>
+      <w:lvlJc w:val="left"/>
+      <w:pPr>
+        <w:tabs>
+          <w:tab w:val="num" w:pos="2160"/>
+        </w:tabs>
+        <w:ind w:left="2160" w:hanging="360"/>
+      </w:pPr>
+      <w:rPr>
+        <w:rFonts w:ascii="Wingdings" w:hAnsi="Wingdings" w:hint="default"/>
+        <w:sz w:val="20"/>
+      </w:rPr>
+    </w:lvl>
+    <w:lvl w:ilvl="3" w:tentative="1">
+      <w:start w:val="1"/>
+      <w:numFmt w:val="bullet"/>
+      <w:lvlText w:val=""/>
+      <w:lvlJc w:val="left"/>
+      <w:pPr>
+        <w:tabs>
+          <w:tab w:val="num" w:pos="2880"/>
+        </w:tabs>
+        <w:ind w:left="2880" w:hanging="360"/>
+      </w:pPr>
+      <w:rPr>
+        <w:rFonts w:ascii="Wingdings" w:hAnsi="Wingdings" w:hint="default"/>
+        <w:sz w:val="20"/>
+      </w:rPr>
+    </w:lvl>
+    <w:lvl w:ilvl="4" w:tentative="1">
+      <w:start w:val="1"/>
+      <w:numFmt w:val="bullet"/>
+      <w:lvlText w:val=""/>
+      <w:lvlJc w:val="left"/>
+      <w:pPr>
+        <w:tabs>
+          <w:tab w:val="num" w:pos="3600"/>
+        </w:tabs>
+        <w:ind w:left="3600" w:hanging="360"/>
+      </w:pPr>
+      <w:rPr>
+        <w:rFonts w:ascii="Wingdings" w:hAnsi="Wingdings" w:hint="default"/>
+        <w:sz w:val="20"/>
+      </w:rPr>
+    </w:lvl>
+    <w:lvl w:ilvl="5" w:tentative="1">
+      <w:start w:val="1"/>
+      <w:numFmt w:val="bullet"/>
+      <w:lvlText w:val=""/>
+      <w:lvlJc w:val="left"/>
+      <w:pPr>
+        <w:tabs>
+          <w:tab w:val="num" w:pos="4320"/>
+        </w:tabs>
+        <w:ind w:left="4320" w:hanging="360"/>
+      </w:pPr>
+      <w:rPr>
+        <w:rFonts w:ascii="Wingdings" w:hAnsi="Wingdings" w:hint="default"/>
+        <w:sz w:val="20"/>
+      </w:rPr>
+    </w:lvl>
+    <w:lvl w:ilvl="6" w:tentative="1">
+      <w:start w:val="1"/>
+      <w:numFmt w:val="bullet"/>
+      <w:lvlText w:val=""/>
+      <w:lvlJc w:val="left"/>
+      <w:pPr>
+        <w:tabs>
+          <w:tab w:val="num" w:pos="5040"/>
+        </w:tabs>
+        <w:ind w:left="5040" w:hanging="360"/>
+      </w:pPr>
+      <w:rPr>
+        <w:rFonts w:ascii="Wingdings" w:hAnsi="Wingdings" w:hint="default"/>
+        <w:sz w:val="20"/>
+      </w:rPr>
+    </w:lvl>
+    <w:lvl w:ilvl="7" w:tentative="1">
+      <w:start w:val="1"/>
+      <w:numFmt w:val="bullet"/>
+      <w:lvlText w:val=""/>
+      <w:lvlJc w:val="left"/>
+      <w:pPr>
+        <w:tabs>
+          <w:tab w:val="num" w:pos="5760"/>
+        </w:tabs>
+        <w:ind w:left="5760" w:hanging="360"/>
+      </w:pPr>
+      <w:rPr>
+        <w:rFonts w:ascii="Wingdings" w:hAnsi="Wingdings" w:hint="default"/>
+        <w:sz w:val="20"/>
+      </w:rPr>
+    </w:lvl>
+    <w:lvl w:ilvl="8" w:tentative="1">
+      <w:start w:val="1"/>
+      <w:numFmt w:val="bullet"/>
+      <w:lvlText w:val=""/>
+      <w:lvlJc w:val="left"/>
+      <w:pPr>
+        <w:tabs>
+          <w:tab w:val="num" w:pos="6480"/>
+        </w:tabs>
+        <w:ind w:left="6480" w:hanging="360"/>
+      </w:pPr>
+      <w:rPr>
+        <w:rFonts w:ascii="Wingdings" w:hAnsi="Wingdings" w:hint="default"/>
+        <w:sz w:val="20"/>
+      </w:rPr>
+    </w:lvl>
+  </w:abstractNum>
+  <w:abstractNum w:abstractNumId="10" w15:restartNumberingAfterBreak="0">
+    <w:nsid w:val="2D0E3EE8"/>
+    <w:multiLevelType w:val="multilevel"/>
+    <w:tmpl w:val="391E97C8"/>
+    <w:lvl w:ilvl="0">
+      <w:start w:val="1"/>
+      <w:numFmt w:val="bullet"/>
+      <w:lvlText w:val=""/>
+      <w:lvlJc w:val="left"/>
+      <w:pPr>
+        <w:tabs>
+          <w:tab w:val="num" w:pos="720"/>
+        </w:tabs>
+        <w:ind w:left="720" w:hanging="360"/>
+      </w:pPr>
+      <w:rPr>
+        <w:rFonts w:ascii="Symbol" w:hAnsi="Symbol" w:hint="default"/>
+        <w:sz w:val="20"/>
+      </w:rPr>
+    </w:lvl>
+    <w:lvl w:ilvl="1" w:tentative="1">
+      <w:start w:val="1"/>
+      <w:numFmt w:val="bullet"/>
+      <w:lvlText w:val="o"/>
+      <w:lvlJc w:val="left"/>
+      <w:pPr>
+        <w:tabs>
+          <w:tab w:val="num" w:pos="1440"/>
+        </w:tabs>
+        <w:ind w:left="1440" w:hanging="360"/>
+      </w:pPr>
+      <w:rPr>
+        <w:rFonts w:ascii="Courier New" w:hAnsi="Courier New" w:hint="default"/>
+        <w:sz w:val="20"/>
+      </w:rPr>
+    </w:lvl>
+    <w:lvl w:ilvl="2" w:tentative="1">
+      <w:start w:val="1"/>
+      <w:numFmt w:val="bullet"/>
+      <w:lvlText w:val=""/>
+      <w:lvlJc w:val="left"/>
+      <w:pPr>
+        <w:tabs>
+          <w:tab w:val="num" w:pos="2160"/>
+        </w:tabs>
+        <w:ind w:left="2160" w:hanging="360"/>
+      </w:pPr>
+      <w:rPr>
+        <w:rFonts w:ascii="Wingdings" w:hAnsi="Wingdings" w:hint="default"/>
+        <w:sz w:val="20"/>
+      </w:rPr>
+    </w:lvl>
+    <w:lvl w:ilvl="3" w:tentative="1">
+      <w:start w:val="1"/>
+      <w:numFmt w:val="bullet"/>
+      <w:lvlText w:val=""/>
+      <w:lvlJc w:val="left"/>
+      <w:pPr>
+        <w:tabs>
+          <w:tab w:val="num" w:pos="2880"/>
+        </w:tabs>
+        <w:ind w:left="2880" w:hanging="360"/>
+      </w:pPr>
+      <w:rPr>
+        <w:rFonts w:ascii="Wingdings" w:hAnsi="Wingdings" w:hint="default"/>
+        <w:sz w:val="20"/>
+      </w:rPr>
+    </w:lvl>
+    <w:lvl w:ilvl="4" w:tentative="1">
+      <w:start w:val="1"/>
+      <w:numFmt w:val="bullet"/>
+      <w:lvlText w:val=""/>
+      <w:lvlJc w:val="left"/>
+      <w:pPr>
+        <w:tabs>
+          <w:tab w:val="num" w:pos="3600"/>
+        </w:tabs>
+        <w:ind w:left="3600" w:hanging="360"/>
+      </w:pPr>
+      <w:rPr>
+        <w:rFonts w:ascii="Wingdings" w:hAnsi="Wingdings" w:hint="default"/>
+        <w:sz w:val="20"/>
+      </w:rPr>
+    </w:lvl>
+    <w:lvl w:ilvl="5" w:tentative="1">
+      <w:start w:val="1"/>
+      <w:numFmt w:val="bullet"/>
+      <w:lvlText w:val=""/>
+      <w:lvlJc w:val="left"/>
+      <w:pPr>
+        <w:tabs>
+          <w:tab w:val="num" w:pos="4320"/>
+        </w:tabs>
+        <w:ind w:left="4320" w:hanging="360"/>
+      </w:pPr>
+      <w:rPr>
+        <w:rFonts w:ascii="Wingdings" w:hAnsi="Wingdings" w:hint="default"/>
+        <w:sz w:val="20"/>
+      </w:rPr>
+    </w:lvl>
+    <w:lvl w:ilvl="6" w:tentative="1">
+      <w:start w:val="1"/>
+      <w:numFmt w:val="bullet"/>
+      <w:lvlText w:val=""/>
+      <w:lvlJc w:val="left"/>
+      <w:pPr>
+        <w:tabs>
+          <w:tab w:val="num" w:pos="5040"/>
+        </w:tabs>
+        <w:ind w:left="5040" w:hanging="360"/>
+      </w:pPr>
+      <w:rPr>
+        <w:rFonts w:ascii="Wingdings" w:hAnsi="Wingdings" w:hint="default"/>
+        <w:sz w:val="20"/>
+      </w:rPr>
+    </w:lvl>
+    <w:lvl w:ilvl="7" w:tentative="1">
+      <w:start w:val="1"/>
+      <w:numFmt w:val="bullet"/>
+      <w:lvlText w:val=""/>
+      <w:lvlJc w:val="left"/>
+      <w:pPr>
+        <w:tabs>
+          <w:tab w:val="num" w:pos="5760"/>
+        </w:tabs>
+        <w:ind w:left="5760" w:hanging="360"/>
+      </w:pPr>
+      <w:rPr>
+        <w:rFonts w:ascii="Wingdings" w:hAnsi="Wingdings" w:hint="default"/>
+        <w:sz w:val="20"/>
+      </w:rPr>
+    </w:lvl>
+    <w:lvl w:ilvl="8" w:tentative="1">
+      <w:start w:val="1"/>
+      <w:numFmt w:val="bullet"/>
+      <w:lvlText w:val=""/>
+      <w:lvlJc w:val="left"/>
+      <w:pPr>
+        <w:tabs>
+          <w:tab w:val="num" w:pos="6480"/>
+        </w:tabs>
+        <w:ind w:left="6480" w:hanging="360"/>
+      </w:pPr>
+      <w:rPr>
+        <w:rFonts w:ascii="Wingdings" w:hAnsi="Wingdings" w:hint="default"/>
+        <w:sz w:val="20"/>
+      </w:rPr>
+    </w:lvl>
+  </w:abstractNum>
+  <w:abstractNum w:abstractNumId="11" w15:restartNumberingAfterBreak="0">
+    <w:nsid w:val="2DC108F0"/>
+    <w:multiLevelType w:val="multilevel"/>
+    <w:tmpl w:val="1910C23A"/>
+    <w:lvl w:ilvl="0">
+      <w:start w:val="1"/>
+      <w:numFmt w:val="bullet"/>
+      <w:lvlText w:val=""/>
+      <w:lvlJc w:val="left"/>
+      <w:pPr>
+        <w:tabs>
+          <w:tab w:val="num" w:pos="720"/>
+        </w:tabs>
+        <w:ind w:left="720" w:hanging="360"/>
+      </w:pPr>
+      <w:rPr>
+        <w:rFonts w:ascii="Symbol" w:hAnsi="Symbol" w:hint="default"/>
+        <w:sz w:val="20"/>
+      </w:rPr>
+    </w:lvl>
+    <w:lvl w:ilvl="1" w:tentative="1">
+      <w:start w:val="1"/>
+      <w:numFmt w:val="bullet"/>
+      <w:lvlText w:val="o"/>
+      <w:lvlJc w:val="left"/>
+      <w:pPr>
+        <w:tabs>
+          <w:tab w:val="num" w:pos="1440"/>
+        </w:tabs>
+        <w:ind w:left="1440" w:hanging="360"/>
+      </w:pPr>
+      <w:rPr>
+        <w:rFonts w:ascii="Courier New" w:hAnsi="Courier New" w:hint="default"/>
+        <w:sz w:val="20"/>
+      </w:rPr>
+    </w:lvl>
+    <w:lvl w:ilvl="2" w:tentative="1">
+      <w:start w:val="1"/>
+      <w:numFmt w:val="bullet"/>
+      <w:lvlText w:val=""/>
+      <w:lvlJc w:val="left"/>
+      <w:pPr>
+        <w:tabs>
+          <w:tab w:val="num" w:pos="2160"/>
+        </w:tabs>
+        <w:ind w:left="2160" w:hanging="360"/>
+      </w:pPr>
+      <w:rPr>
+        <w:rFonts w:ascii="Wingdings" w:hAnsi="Wingdings" w:hint="default"/>
+        <w:sz w:val="20"/>
+      </w:rPr>
+    </w:lvl>
+    <w:lvl w:ilvl="3" w:tentative="1">
+      <w:start w:val="1"/>
+      <w:numFmt w:val="bullet"/>
+      <w:lvlText w:val=""/>
+      <w:lvlJc w:val="left"/>
+      <w:pPr>
+        <w:tabs>
+          <w:tab w:val="num" w:pos="2880"/>
+        </w:tabs>
+        <w:ind w:left="2880" w:hanging="360"/>
+      </w:pPr>
+      <w:rPr>
+        <w:rFonts w:ascii="Wingdings" w:hAnsi="Wingdings" w:hint="default"/>
+        <w:sz w:val="20"/>
+      </w:rPr>
+    </w:lvl>
+    <w:lvl w:ilvl="4" w:tentative="1">
+      <w:start w:val="1"/>
+      <w:numFmt w:val="bullet"/>
+      <w:lvlText w:val=""/>
+      <w:lvlJc w:val="left"/>
+      <w:pPr>
+        <w:tabs>
+          <w:tab w:val="num" w:pos="3600"/>
+        </w:tabs>
+        <w:ind w:left="3600" w:hanging="360"/>
+      </w:pPr>
+      <w:rPr>
+        <w:rFonts w:ascii="Wingdings" w:hAnsi="Wingdings" w:hint="default"/>
+        <w:sz w:val="20"/>
+      </w:rPr>
+    </w:lvl>
+    <w:lvl w:ilvl="5" w:tentative="1">
+      <w:start w:val="1"/>
+      <w:numFmt w:val="bullet"/>
+      <w:lvlText w:val=""/>
+      <w:lvlJc w:val="left"/>
+      <w:pPr>
+        <w:tabs>
+          <w:tab w:val="num" w:pos="4320"/>
+        </w:tabs>
+        <w:ind w:left="4320" w:hanging="360"/>
+      </w:pPr>
+      <w:rPr>
+        <w:rFonts w:ascii="Wingdings" w:hAnsi="Wingdings" w:hint="default"/>
+        <w:sz w:val="20"/>
+      </w:rPr>
+    </w:lvl>
+    <w:lvl w:ilvl="6" w:tentative="1">
+      <w:start w:val="1"/>
+      <w:numFmt w:val="bullet"/>
+      <w:lvlText w:val=""/>
+      <w:lvlJc w:val="left"/>
+      <w:pPr>
+        <w:tabs>
+          <w:tab w:val="num" w:pos="5040"/>
+        </w:tabs>
+        <w:ind w:left="5040" w:hanging="360"/>
+      </w:pPr>
+      <w:rPr>
+        <w:rFonts w:ascii="Wingdings" w:hAnsi="Wingdings" w:hint="default"/>
+        <w:sz w:val="20"/>
+      </w:rPr>
+    </w:lvl>
+    <w:lvl w:ilvl="7" w:tentative="1">
+      <w:start w:val="1"/>
+      <w:numFmt w:val="bullet"/>
+      <w:lvlText w:val=""/>
+      <w:lvlJc w:val="left"/>
+      <w:pPr>
+        <w:tabs>
+          <w:tab w:val="num" w:pos="5760"/>
+        </w:tabs>
+        <w:ind w:left="5760" w:hanging="360"/>
+      </w:pPr>
+      <w:rPr>
+        <w:rFonts w:ascii="Wingdings" w:hAnsi="Wingdings" w:hint="default"/>
+        <w:sz w:val="20"/>
+      </w:rPr>
+    </w:lvl>
+    <w:lvl w:ilvl="8" w:tentative="1">
+      <w:start w:val="1"/>
+      <w:numFmt w:val="bullet"/>
+      <w:lvlText w:val=""/>
+      <w:lvlJc w:val="left"/>
+      <w:pPr>
+        <w:tabs>
+          <w:tab w:val="num" w:pos="6480"/>
+        </w:tabs>
+        <w:ind w:left="6480" w:hanging="360"/>
+      </w:pPr>
+      <w:rPr>
+        <w:rFonts w:ascii="Wingdings" w:hAnsi="Wingdings" w:hint="default"/>
+        <w:sz w:val="20"/>
+      </w:rPr>
+    </w:lvl>
+  </w:abstractNum>
+  <w:abstractNum w:abstractNumId="12" w15:restartNumberingAfterBreak="0">
     <w:nsid w:val="31A657CB"/>
     <w:multiLevelType w:val="multilevel"/>
     <w:tmpl w:val="C3FE976C"/>
@@ -1191,7 +7365,7 @@
       </w:rPr>
     </w:lvl>
   </w:abstractNum>
-  <w:abstractNum w:abstractNumId="7" w15:restartNumberingAfterBreak="0">
+  <w:abstractNum w:abstractNumId="13" w15:restartNumberingAfterBreak="0">
     <w:nsid w:val="34E0468C"/>
     <w:multiLevelType w:val="multilevel"/>
     <w:tmpl w:val="7EB8DD6C"/>
@@ -1340,7 +7514,156 @@
       </w:rPr>
     </w:lvl>
   </w:abstractNum>
-  <w:abstractNum w:abstractNumId="8" w15:restartNumberingAfterBreak="0">
+  <w:abstractNum w:abstractNumId="14" w15:restartNumberingAfterBreak="0">
+    <w:nsid w:val="39122FDF"/>
+    <w:multiLevelType w:val="multilevel"/>
+    <w:tmpl w:val="73E21656"/>
+    <w:lvl w:ilvl="0">
+      <w:start w:val="1"/>
+      <w:numFmt w:val="bullet"/>
+      <w:lvlText w:val=""/>
+      <w:lvlJc w:val="left"/>
+      <w:pPr>
+        <w:tabs>
+          <w:tab w:val="num" w:pos="720"/>
+        </w:tabs>
+        <w:ind w:left="720" w:hanging="360"/>
+      </w:pPr>
+      <w:rPr>
+        <w:rFonts w:ascii="Symbol" w:hAnsi="Symbol" w:hint="default"/>
+        <w:sz w:val="20"/>
+      </w:rPr>
+    </w:lvl>
+    <w:lvl w:ilvl="1" w:tentative="1">
+      <w:start w:val="1"/>
+      <w:numFmt w:val="bullet"/>
+      <w:lvlText w:val="o"/>
+      <w:lvlJc w:val="left"/>
+      <w:pPr>
+        <w:tabs>
+          <w:tab w:val="num" w:pos="1440"/>
+        </w:tabs>
+        <w:ind w:left="1440" w:hanging="360"/>
+      </w:pPr>
+      <w:rPr>
+        <w:rFonts w:ascii="Courier New" w:hAnsi="Courier New" w:hint="default"/>
+        <w:sz w:val="20"/>
+      </w:rPr>
+    </w:lvl>
+    <w:lvl w:ilvl="2" w:tentative="1">
+      <w:start w:val="1"/>
+      <w:numFmt w:val="bullet"/>
+      <w:lvlText w:val=""/>
+      <w:lvlJc w:val="left"/>
+      <w:pPr>
+        <w:tabs>
+          <w:tab w:val="num" w:pos="2160"/>
+        </w:tabs>
+        <w:ind w:left="2160" w:hanging="360"/>
+      </w:pPr>
+      <w:rPr>
+        <w:rFonts w:ascii="Wingdings" w:hAnsi="Wingdings" w:hint="default"/>
+        <w:sz w:val="20"/>
+      </w:rPr>
+    </w:lvl>
+    <w:lvl w:ilvl="3" w:tentative="1">
+      <w:start w:val="1"/>
+      <w:numFmt w:val="bullet"/>
+      <w:lvlText w:val=""/>
+      <w:lvlJc w:val="left"/>
+      <w:pPr>
+        <w:tabs>
+          <w:tab w:val="num" w:pos="2880"/>
+        </w:tabs>
+        <w:ind w:left="2880" w:hanging="360"/>
+      </w:pPr>
+      <w:rPr>
+        <w:rFonts w:ascii="Wingdings" w:hAnsi="Wingdings" w:hint="default"/>
+        <w:sz w:val="20"/>
+      </w:rPr>
+    </w:lvl>
+    <w:lvl w:ilvl="4" w:tentative="1">
+      <w:start w:val="1"/>
+      <w:numFmt w:val="bullet"/>
+      <w:lvlText w:val=""/>
+      <w:lvlJc w:val="left"/>
+      <w:pPr>
+        <w:tabs>
+          <w:tab w:val="num" w:pos="3600"/>
+        </w:tabs>
+        <w:ind w:left="3600" w:hanging="360"/>
+      </w:pPr>
+      <w:rPr>
+        <w:rFonts w:ascii="Wingdings" w:hAnsi="Wingdings" w:hint="default"/>
+        <w:sz w:val="20"/>
+      </w:rPr>
+    </w:lvl>
+    <w:lvl w:ilvl="5" w:tentative="1">
+      <w:start w:val="1"/>
+      <w:numFmt w:val="bullet"/>
+      <w:lvlText w:val=""/>
+      <w:lvlJc w:val="left"/>
+      <w:pPr>
+        <w:tabs>
+          <w:tab w:val="num" w:pos="4320"/>
+        </w:tabs>
+        <w:ind w:left="4320" w:hanging="360"/>
+      </w:pPr>
+      <w:rPr>
+        <w:rFonts w:ascii="Wingdings" w:hAnsi="Wingdings" w:hint="default"/>
+        <w:sz w:val="20"/>
+      </w:rPr>
+    </w:lvl>
+    <w:lvl w:ilvl="6" w:tentative="1">
+      <w:start w:val="1"/>
+      <w:numFmt w:val="bullet"/>
+      <w:lvlText w:val=""/>
+      <w:lvlJc w:val="left"/>
+      <w:pPr>
+        <w:tabs>
+          <w:tab w:val="num" w:pos="5040"/>
+        </w:tabs>
+        <w:ind w:left="5040" w:hanging="360"/>
+      </w:pPr>
+      <w:rPr>
+        <w:rFonts w:ascii="Wingdings" w:hAnsi="Wingdings" w:hint="default"/>
+        <w:sz w:val="20"/>
+      </w:rPr>
+    </w:lvl>
+    <w:lvl w:ilvl="7" w:tentative="1">
+      <w:start w:val="1"/>
+      <w:numFmt w:val="bullet"/>
+      <w:lvlText w:val=""/>
+      <w:lvlJc w:val="left"/>
+      <w:pPr>
+        <w:tabs>
+          <w:tab w:val="num" w:pos="5760"/>
+        </w:tabs>
+        <w:ind w:left="5760" w:hanging="360"/>
+      </w:pPr>
+      <w:rPr>
+        <w:rFonts w:ascii="Wingdings" w:hAnsi="Wingdings" w:hint="default"/>
+        <w:sz w:val="20"/>
+      </w:rPr>
+    </w:lvl>
+    <w:lvl w:ilvl="8" w:tentative="1">
+      <w:start w:val="1"/>
+      <w:numFmt w:val="bullet"/>
+      <w:lvlText w:val=""/>
+      <w:lvlJc w:val="left"/>
+      <w:pPr>
+        <w:tabs>
+          <w:tab w:val="num" w:pos="6480"/>
+        </w:tabs>
+        <w:ind w:left="6480" w:hanging="360"/>
+      </w:pPr>
+      <w:rPr>
+        <w:rFonts w:ascii="Wingdings" w:hAnsi="Wingdings" w:hint="default"/>
+        <w:sz w:val="20"/>
+      </w:rPr>
+    </w:lvl>
+  </w:abstractNum>
+  <w:abstractNum w:abstractNumId="15" w15:restartNumberingAfterBreak="0">
     <w:nsid w:val="45F50482"/>
     <w:multiLevelType w:val="multilevel"/>
     <w:tmpl w:val="41722FCA"/>
@@ -1453,7 +7776,156 @@
       </w:pPr>
     </w:lvl>
   </w:abstractNum>
-  <w:abstractNum w:abstractNumId="9" w15:restartNumberingAfterBreak="0">
+  <w:abstractNum w:abstractNumId="16" w15:restartNumberingAfterBreak="0">
+    <w:nsid w:val="4A7E15C1"/>
+    <w:multiLevelType w:val="multilevel"/>
+    <w:tmpl w:val="9198F314"/>
+    <w:lvl w:ilvl="0">
+      <w:start w:val="1"/>
+      <w:numFmt w:val="bullet"/>
+      <w:lvlText w:val=""/>
+      <w:lvlJc w:val="left"/>
+      <w:pPr>
+        <w:tabs>
+          <w:tab w:val="num" w:pos="720"/>
+        </w:tabs>
+        <w:ind w:left="720" w:hanging="360"/>
+      </w:pPr>
+      <w:rPr>
+        <w:rFonts w:ascii="Symbol" w:hAnsi="Symbol" w:hint="default"/>
+        <w:sz w:val="20"/>
+      </w:rPr>
+    </w:lvl>
+    <w:lvl w:ilvl="1" w:tentative="1">
+      <w:start w:val="1"/>
+      <w:numFmt w:val="bullet"/>
+      <w:lvlText w:val="o"/>
+      <w:lvlJc w:val="left"/>
+      <w:pPr>
+        <w:tabs>
+          <w:tab w:val="num" w:pos="1440"/>
+        </w:tabs>
+        <w:ind w:left="1440" w:hanging="360"/>
+      </w:pPr>
+      <w:rPr>
+        <w:rFonts w:ascii="Courier New" w:hAnsi="Courier New" w:hint="default"/>
+        <w:sz w:val="20"/>
+      </w:rPr>
+    </w:lvl>
+    <w:lvl w:ilvl="2" w:tentative="1">
+      <w:start w:val="1"/>
+      <w:numFmt w:val="bullet"/>
+      <w:lvlText w:val=""/>
+      <w:lvlJc w:val="left"/>
+      <w:pPr>
+        <w:tabs>
+          <w:tab w:val="num" w:pos="2160"/>
+        </w:tabs>
+        <w:ind w:left="2160" w:hanging="360"/>
+      </w:pPr>
+      <w:rPr>
+        <w:rFonts w:ascii="Wingdings" w:hAnsi="Wingdings" w:hint="default"/>
+        <w:sz w:val="20"/>
+      </w:rPr>
+    </w:lvl>
+    <w:lvl w:ilvl="3" w:tentative="1">
+      <w:start w:val="1"/>
+      <w:numFmt w:val="bullet"/>
+      <w:lvlText w:val=""/>
+      <w:lvlJc w:val="left"/>
+      <w:pPr>
+        <w:tabs>
+          <w:tab w:val="num" w:pos="2880"/>
+        </w:tabs>
+        <w:ind w:left="2880" w:hanging="360"/>
+      </w:pPr>
+      <w:rPr>
+        <w:rFonts w:ascii="Wingdings" w:hAnsi="Wingdings" w:hint="default"/>
+        <w:sz w:val="20"/>
+      </w:rPr>
+    </w:lvl>
+    <w:lvl w:ilvl="4" w:tentative="1">
+      <w:start w:val="1"/>
+      <w:numFmt w:val="bullet"/>
+      <w:lvlText w:val=""/>
+      <w:lvlJc w:val="left"/>
+      <w:pPr>
+        <w:tabs>
+          <w:tab w:val="num" w:pos="3600"/>
+        </w:tabs>
+        <w:ind w:left="3600" w:hanging="360"/>
+      </w:pPr>
+      <w:rPr>
+        <w:rFonts w:ascii="Wingdings" w:hAnsi="Wingdings" w:hint="default"/>
+        <w:sz w:val="20"/>
+      </w:rPr>
+    </w:lvl>
+    <w:lvl w:ilvl="5" w:tentative="1">
+      <w:start w:val="1"/>
+      <w:numFmt w:val="bullet"/>
+      <w:lvlText w:val=""/>
+      <w:lvlJc w:val="left"/>
+      <w:pPr>
+        <w:tabs>
+          <w:tab w:val="num" w:pos="4320"/>
+        </w:tabs>
+        <w:ind w:left="4320" w:hanging="360"/>
+      </w:pPr>
+      <w:rPr>
+        <w:rFonts w:ascii="Wingdings" w:hAnsi="Wingdings" w:hint="default"/>
+        <w:sz w:val="20"/>
+      </w:rPr>
+    </w:lvl>
+    <w:lvl w:ilvl="6" w:tentative="1">
+      <w:start w:val="1"/>
+      <w:numFmt w:val="bullet"/>
+      <w:lvlText w:val=""/>
+      <w:lvlJc w:val="left"/>
+      <w:pPr>
+        <w:tabs>
+          <w:tab w:val="num" w:pos="5040"/>
+        </w:tabs>
+        <w:ind w:left="5040" w:hanging="360"/>
+      </w:pPr>
+      <w:rPr>
+        <w:rFonts w:ascii="Wingdings" w:hAnsi="Wingdings" w:hint="default"/>
+        <w:sz w:val="20"/>
+      </w:rPr>
+    </w:lvl>
+    <w:lvl w:ilvl="7" w:tentative="1">
+      <w:start w:val="1"/>
+      <w:numFmt w:val="bullet"/>
+      <w:lvlText w:val=""/>
+      <w:lvlJc w:val="left"/>
+      <w:pPr>
+        <w:tabs>
+          <w:tab w:val="num" w:pos="5760"/>
+        </w:tabs>
+        <w:ind w:left="5760" w:hanging="360"/>
+      </w:pPr>
+      <w:rPr>
+        <w:rFonts w:ascii="Wingdings" w:hAnsi="Wingdings" w:hint="default"/>
+        <w:sz w:val="20"/>
+      </w:rPr>
+    </w:lvl>
+    <w:lvl w:ilvl="8" w:tentative="1">
+      <w:start w:val="1"/>
+      <w:numFmt w:val="bullet"/>
+      <w:lvlText w:val=""/>
+      <w:lvlJc w:val="left"/>
+      <w:pPr>
+        <w:tabs>
+          <w:tab w:val="num" w:pos="6480"/>
+        </w:tabs>
+        <w:ind w:left="6480" w:hanging="360"/>
+      </w:pPr>
+      <w:rPr>
+        <w:rFonts w:ascii="Wingdings" w:hAnsi="Wingdings" w:hint="default"/>
+        <w:sz w:val="20"/>
+      </w:rPr>
+    </w:lvl>
+  </w:abstractNum>
+  <w:abstractNum w:abstractNumId="17" w15:restartNumberingAfterBreak="0">
     <w:nsid w:val="4D2844FF"/>
     <w:multiLevelType w:val="multilevel"/>
     <w:tmpl w:val="58E812D8"/>
@@ -1566,7 +8038,305 @@
       </w:pPr>
     </w:lvl>
   </w:abstractNum>
-  <w:abstractNum w:abstractNumId="10" w15:restartNumberingAfterBreak="0">
+  <w:abstractNum w:abstractNumId="18" w15:restartNumberingAfterBreak="0">
+    <w:nsid w:val="4DDB7D94"/>
+    <w:multiLevelType w:val="multilevel"/>
+    <w:tmpl w:val="F7ECE404"/>
+    <w:lvl w:ilvl="0">
+      <w:start w:val="1"/>
+      <w:numFmt w:val="bullet"/>
+      <w:lvlText w:val=""/>
+      <w:lvlJc w:val="left"/>
+      <w:pPr>
+        <w:tabs>
+          <w:tab w:val="num" w:pos="720"/>
+        </w:tabs>
+        <w:ind w:left="720" w:hanging="360"/>
+      </w:pPr>
+      <w:rPr>
+        <w:rFonts w:ascii="Symbol" w:hAnsi="Symbol" w:hint="default"/>
+        <w:sz w:val="20"/>
+      </w:rPr>
+    </w:lvl>
+    <w:lvl w:ilvl="1" w:tentative="1">
+      <w:start w:val="1"/>
+      <w:numFmt w:val="bullet"/>
+      <w:lvlText w:val="o"/>
+      <w:lvlJc w:val="left"/>
+      <w:pPr>
+        <w:tabs>
+          <w:tab w:val="num" w:pos="1440"/>
+        </w:tabs>
+        <w:ind w:left="1440" w:hanging="360"/>
+      </w:pPr>
+      <w:rPr>
+        <w:rFonts w:ascii="Courier New" w:hAnsi="Courier New" w:hint="default"/>
+        <w:sz w:val="20"/>
+      </w:rPr>
+    </w:lvl>
+    <w:lvl w:ilvl="2" w:tentative="1">
+      <w:start w:val="1"/>
+      <w:numFmt w:val="bullet"/>
+      <w:lvlText w:val=""/>
+      <w:lvlJc w:val="left"/>
+      <w:pPr>
+        <w:tabs>
+          <w:tab w:val="num" w:pos="2160"/>
+        </w:tabs>
+        <w:ind w:left="2160" w:hanging="360"/>
+      </w:pPr>
+      <w:rPr>
+        <w:rFonts w:ascii="Wingdings" w:hAnsi="Wingdings" w:hint="default"/>
+        <w:sz w:val="20"/>
+      </w:rPr>
+    </w:lvl>
+    <w:lvl w:ilvl="3" w:tentative="1">
+      <w:start w:val="1"/>
+      <w:numFmt w:val="bullet"/>
+      <w:lvlText w:val=""/>
+      <w:lvlJc w:val="left"/>
+      <w:pPr>
+        <w:tabs>
+          <w:tab w:val="num" w:pos="2880"/>
+        </w:tabs>
+        <w:ind w:left="2880" w:hanging="360"/>
+      </w:pPr>
+      <w:rPr>
+        <w:rFonts w:ascii="Wingdings" w:hAnsi="Wingdings" w:hint="default"/>
+        <w:sz w:val="20"/>
+      </w:rPr>
+    </w:lvl>
+    <w:lvl w:ilvl="4" w:tentative="1">
+      <w:start w:val="1"/>
+      <w:numFmt w:val="bullet"/>
+      <w:lvlText w:val=""/>
+      <w:lvlJc w:val="left"/>
+      <w:pPr>
+        <w:tabs>
+          <w:tab w:val="num" w:pos="3600"/>
+        </w:tabs>
+        <w:ind w:left="3600" w:hanging="360"/>
+      </w:pPr>
+      <w:rPr>
+        <w:rFonts w:ascii="Wingdings" w:hAnsi="Wingdings" w:hint="default"/>
+        <w:sz w:val="20"/>
+      </w:rPr>
+    </w:lvl>
+    <w:lvl w:ilvl="5" w:tentative="1">
+      <w:start w:val="1"/>
+      <w:numFmt w:val="bullet"/>
+      <w:lvlText w:val=""/>
+      <w:lvlJc w:val="left"/>
+      <w:pPr>
+        <w:tabs>
+          <w:tab w:val="num" w:pos="4320"/>
+        </w:tabs>
+        <w:ind w:left="4320" w:hanging="360"/>
+      </w:pPr>
+      <w:rPr>
+        <w:rFonts w:ascii="Wingdings" w:hAnsi="Wingdings" w:hint="default"/>
+        <w:sz w:val="20"/>
+      </w:rPr>
+    </w:lvl>
+    <w:lvl w:ilvl="6" w:tentative="1">
+      <w:start w:val="1"/>
+      <w:numFmt w:val="bullet"/>
+      <w:lvlText w:val=""/>
+      <w:lvlJc w:val="left"/>
+      <w:pPr>
+        <w:tabs>
+          <w:tab w:val="num" w:pos="5040"/>
+        </w:tabs>
+        <w:ind w:left="5040" w:hanging="360"/>
+      </w:pPr>
+      <w:rPr>
+        <w:rFonts w:ascii="Wingdings" w:hAnsi="Wingdings" w:hint="default"/>
+        <w:sz w:val="20"/>
+      </w:rPr>
+    </w:lvl>
+    <w:lvl w:ilvl="7" w:tentative="1">
+      <w:start w:val="1"/>
+      <w:numFmt w:val="bullet"/>
+      <w:lvlText w:val=""/>
+      <w:lvlJc w:val="left"/>
+      <w:pPr>
+        <w:tabs>
+          <w:tab w:val="num" w:pos="5760"/>
+        </w:tabs>
+        <w:ind w:left="5760" w:hanging="360"/>
+      </w:pPr>
+      <w:rPr>
+        <w:rFonts w:ascii="Wingdings" w:hAnsi="Wingdings" w:hint="default"/>
+        <w:sz w:val="20"/>
+      </w:rPr>
+    </w:lvl>
+    <w:lvl w:ilvl="8" w:tentative="1">
+      <w:start w:val="1"/>
+      <w:numFmt w:val="bullet"/>
+      <w:lvlText w:val=""/>
+      <w:lvlJc w:val="left"/>
+      <w:pPr>
+        <w:tabs>
+          <w:tab w:val="num" w:pos="6480"/>
+        </w:tabs>
+        <w:ind w:left="6480" w:hanging="360"/>
+      </w:pPr>
+      <w:rPr>
+        <w:rFonts w:ascii="Wingdings" w:hAnsi="Wingdings" w:hint="default"/>
+        <w:sz w:val="20"/>
+      </w:rPr>
+    </w:lvl>
+  </w:abstractNum>
+  <w:abstractNum w:abstractNumId="19" w15:restartNumberingAfterBreak="0">
+    <w:nsid w:val="529E4831"/>
+    <w:multiLevelType w:val="multilevel"/>
+    <w:tmpl w:val="61B61970"/>
+    <w:lvl w:ilvl="0">
+      <w:start w:val="1"/>
+      <w:numFmt w:val="bullet"/>
+      <w:lvlText w:val=""/>
+      <w:lvlJc w:val="left"/>
+      <w:pPr>
+        <w:tabs>
+          <w:tab w:val="num" w:pos="720"/>
+        </w:tabs>
+        <w:ind w:left="720" w:hanging="360"/>
+      </w:pPr>
+      <w:rPr>
+        <w:rFonts w:ascii="Symbol" w:hAnsi="Symbol" w:hint="default"/>
+        <w:sz w:val="20"/>
+      </w:rPr>
+    </w:lvl>
+    <w:lvl w:ilvl="1" w:tentative="1">
+      <w:start w:val="1"/>
+      <w:numFmt w:val="bullet"/>
+      <w:lvlText w:val="o"/>
+      <w:lvlJc w:val="left"/>
+      <w:pPr>
+        <w:tabs>
+          <w:tab w:val="num" w:pos="1440"/>
+        </w:tabs>
+        <w:ind w:left="1440" w:hanging="360"/>
+      </w:pPr>
+      <w:rPr>
+        <w:rFonts w:ascii="Courier New" w:hAnsi="Courier New" w:hint="default"/>
+        <w:sz w:val="20"/>
+      </w:rPr>
+    </w:lvl>
+    <w:lvl w:ilvl="2" w:tentative="1">
+      <w:start w:val="1"/>
+      <w:numFmt w:val="bullet"/>
+      <w:lvlText w:val=""/>
+      <w:lvlJc w:val="left"/>
+      <w:pPr>
+        <w:tabs>
+          <w:tab w:val="num" w:pos="2160"/>
+        </w:tabs>
+        <w:ind w:left="2160" w:hanging="360"/>
+      </w:pPr>
+      <w:rPr>
+        <w:rFonts w:ascii="Wingdings" w:hAnsi="Wingdings" w:hint="default"/>
+        <w:sz w:val="20"/>
+      </w:rPr>
+    </w:lvl>
+    <w:lvl w:ilvl="3" w:tentative="1">
+      <w:start w:val="1"/>
+      <w:numFmt w:val="bullet"/>
+      <w:lvlText w:val=""/>
+      <w:lvlJc w:val="left"/>
+      <w:pPr>
+        <w:tabs>
+          <w:tab w:val="num" w:pos="2880"/>
+        </w:tabs>
+        <w:ind w:left="2880" w:hanging="360"/>
+      </w:pPr>
+      <w:rPr>
+        <w:rFonts w:ascii="Wingdings" w:hAnsi="Wingdings" w:hint="default"/>
+        <w:sz w:val="20"/>
+      </w:rPr>
+    </w:lvl>
+    <w:lvl w:ilvl="4" w:tentative="1">
+      <w:start w:val="1"/>
+      <w:numFmt w:val="bullet"/>
+      <w:lvlText w:val=""/>
+      <w:lvlJc w:val="left"/>
+      <w:pPr>
+        <w:tabs>
+          <w:tab w:val="num" w:pos="3600"/>
+        </w:tabs>
+        <w:ind w:left="3600" w:hanging="360"/>
+      </w:pPr>
+      <w:rPr>
+        <w:rFonts w:ascii="Wingdings" w:hAnsi="Wingdings" w:hint="default"/>
+        <w:sz w:val="20"/>
+      </w:rPr>
+    </w:lvl>
+    <w:lvl w:ilvl="5" w:tentative="1">
+      <w:start w:val="1"/>
+      <w:numFmt w:val="bullet"/>
+      <w:lvlText w:val=""/>
+      <w:lvlJc w:val="left"/>
+      <w:pPr>
+        <w:tabs>
+          <w:tab w:val="num" w:pos="4320"/>
+        </w:tabs>
+        <w:ind w:left="4320" w:hanging="360"/>
+      </w:pPr>
+      <w:rPr>
+        <w:rFonts w:ascii="Wingdings" w:hAnsi="Wingdings" w:hint="default"/>
+        <w:sz w:val="20"/>
+      </w:rPr>
+    </w:lvl>
+    <w:lvl w:ilvl="6" w:tentative="1">
+      <w:start w:val="1"/>
+      <w:numFmt w:val="bullet"/>
+      <w:lvlText w:val=""/>
+      <w:lvlJc w:val="left"/>
+      <w:pPr>
+        <w:tabs>
+          <w:tab w:val="num" w:pos="5040"/>
+        </w:tabs>
+        <w:ind w:left="5040" w:hanging="360"/>
+      </w:pPr>
+      <w:rPr>
+        <w:rFonts w:ascii="Wingdings" w:hAnsi="Wingdings" w:hint="default"/>
+        <w:sz w:val="20"/>
+      </w:rPr>
+    </w:lvl>
+    <w:lvl w:ilvl="7" w:tentative="1">
+      <w:start w:val="1"/>
+      <w:numFmt w:val="bullet"/>
+      <w:lvlText w:val=""/>
+      <w:lvlJc w:val="left"/>
+      <w:pPr>
+        <w:tabs>
+          <w:tab w:val="num" w:pos="5760"/>
+        </w:tabs>
+        <w:ind w:left="5760" w:hanging="360"/>
+      </w:pPr>
+      <w:rPr>
+        <w:rFonts w:ascii="Wingdings" w:hAnsi="Wingdings" w:hint="default"/>
+        <w:sz w:val="20"/>
+      </w:rPr>
+    </w:lvl>
+    <w:lvl w:ilvl="8" w:tentative="1">
+      <w:start w:val="1"/>
+      <w:numFmt w:val="bullet"/>
+      <w:lvlText w:val=""/>
+      <w:lvlJc w:val="left"/>
+      <w:pPr>
+        <w:tabs>
+          <w:tab w:val="num" w:pos="6480"/>
+        </w:tabs>
+        <w:ind w:left="6480" w:hanging="360"/>
+      </w:pPr>
+      <w:rPr>
+        <w:rFonts w:ascii="Wingdings" w:hAnsi="Wingdings" w:hint="default"/>
+        <w:sz w:val="20"/>
+      </w:rPr>
+    </w:lvl>
+  </w:abstractNum>
+  <w:abstractNum w:abstractNumId="20" w15:restartNumberingAfterBreak="0">
     <w:nsid w:val="55393646"/>
     <w:multiLevelType w:val="hybridMultilevel"/>
     <w:tmpl w:val="406A89DE"/>
@@ -1655,7 +8425,7 @@
       </w:pPr>
     </w:lvl>
   </w:abstractNum>
-  <w:abstractNum w:abstractNumId="11" w15:restartNumberingAfterBreak="0">
+  <w:abstractNum w:abstractNumId="21" w15:restartNumberingAfterBreak="0">
     <w:nsid w:val="6C66611A"/>
     <w:multiLevelType w:val="multilevel"/>
     <w:tmpl w:val="FE68A72C"/>
@@ -1768,7 +8538,156 @@
       </w:pPr>
     </w:lvl>
   </w:abstractNum>
-  <w:abstractNum w:abstractNumId="12" w15:restartNumberingAfterBreak="0">
+  <w:abstractNum w:abstractNumId="22" w15:restartNumberingAfterBreak="0">
+    <w:nsid w:val="6E364E01"/>
+    <w:multiLevelType w:val="multilevel"/>
+    <w:tmpl w:val="78B2B54A"/>
+    <w:lvl w:ilvl="0">
+      <w:start w:val="1"/>
+      <w:numFmt w:val="bullet"/>
+      <w:lvlText w:val=""/>
+      <w:lvlJc w:val="left"/>
+      <w:pPr>
+        <w:tabs>
+          <w:tab w:val="num" w:pos="720"/>
+        </w:tabs>
+        <w:ind w:left="720" w:hanging="360"/>
+      </w:pPr>
+      <w:rPr>
+        <w:rFonts w:ascii="Symbol" w:hAnsi="Symbol" w:hint="default"/>
+        <w:sz w:val="20"/>
+      </w:rPr>
+    </w:lvl>
+    <w:lvl w:ilvl="1" w:tentative="1">
+      <w:start w:val="1"/>
+      <w:numFmt w:val="bullet"/>
+      <w:lvlText w:val="o"/>
+      <w:lvlJc w:val="left"/>
+      <w:pPr>
+        <w:tabs>
+          <w:tab w:val="num" w:pos="1440"/>
+        </w:tabs>
+        <w:ind w:left="1440" w:hanging="360"/>
+      </w:pPr>
+      <w:rPr>
+        <w:rFonts w:ascii="Courier New" w:hAnsi="Courier New" w:hint="default"/>
+        <w:sz w:val="20"/>
+      </w:rPr>
+    </w:lvl>
+    <w:lvl w:ilvl="2" w:tentative="1">
+      <w:start w:val="1"/>
+      <w:numFmt w:val="bullet"/>
+      <w:lvlText w:val=""/>
+      <w:lvlJc w:val="left"/>
+      <w:pPr>
+        <w:tabs>
+          <w:tab w:val="num" w:pos="2160"/>
+        </w:tabs>
+        <w:ind w:left="2160" w:hanging="360"/>
+      </w:pPr>
+      <w:rPr>
+        <w:rFonts w:ascii="Wingdings" w:hAnsi="Wingdings" w:hint="default"/>
+        <w:sz w:val="20"/>
+      </w:rPr>
+    </w:lvl>
+    <w:lvl w:ilvl="3" w:tentative="1">
+      <w:start w:val="1"/>
+      <w:numFmt w:val="bullet"/>
+      <w:lvlText w:val=""/>
+      <w:lvlJc w:val="left"/>
+      <w:pPr>
+        <w:tabs>
+          <w:tab w:val="num" w:pos="2880"/>
+        </w:tabs>
+        <w:ind w:left="2880" w:hanging="360"/>
+      </w:pPr>
+      <w:rPr>
+        <w:rFonts w:ascii="Wingdings" w:hAnsi="Wingdings" w:hint="default"/>
+        <w:sz w:val="20"/>
+      </w:rPr>
+    </w:lvl>
+    <w:lvl w:ilvl="4" w:tentative="1">
+      <w:start w:val="1"/>
+      <w:numFmt w:val="bullet"/>
+      <w:lvlText w:val=""/>
+      <w:lvlJc w:val="left"/>
+      <w:pPr>
+        <w:tabs>
+          <w:tab w:val="num" w:pos="3600"/>
+        </w:tabs>
+        <w:ind w:left="3600" w:hanging="360"/>
+      </w:pPr>
+      <w:rPr>
+        <w:rFonts w:ascii="Wingdings" w:hAnsi="Wingdings" w:hint="default"/>
+        <w:sz w:val="20"/>
+      </w:rPr>
+    </w:lvl>
+    <w:lvl w:ilvl="5" w:tentative="1">
+      <w:start w:val="1"/>
+      <w:numFmt w:val="bullet"/>
+      <w:lvlText w:val=""/>
+      <w:lvlJc w:val="left"/>
+      <w:pPr>
+        <w:tabs>
+          <w:tab w:val="num" w:pos="4320"/>
+        </w:tabs>
+        <w:ind w:left="4320" w:hanging="360"/>
+      </w:pPr>
+      <w:rPr>
+        <w:rFonts w:ascii="Wingdings" w:hAnsi="Wingdings" w:hint="default"/>
+        <w:sz w:val="20"/>
+      </w:rPr>
+    </w:lvl>
+    <w:lvl w:ilvl="6" w:tentative="1">
+      <w:start w:val="1"/>
+      <w:numFmt w:val="bullet"/>
+      <w:lvlText w:val=""/>
+      <w:lvlJc w:val="left"/>
+      <w:pPr>
+        <w:tabs>
+          <w:tab w:val="num" w:pos="5040"/>
+        </w:tabs>
+        <w:ind w:left="5040" w:hanging="360"/>
+      </w:pPr>
+      <w:rPr>
+        <w:rFonts w:ascii="Wingdings" w:hAnsi="Wingdings" w:hint="default"/>
+        <w:sz w:val="20"/>
+      </w:rPr>
+    </w:lvl>
+    <w:lvl w:ilvl="7" w:tentative="1">
+      <w:start w:val="1"/>
+      <w:numFmt w:val="bullet"/>
+      <w:lvlText w:val=""/>
+      <w:lvlJc w:val="left"/>
+      <w:pPr>
+        <w:tabs>
+          <w:tab w:val="num" w:pos="5760"/>
+        </w:tabs>
+        <w:ind w:left="5760" w:hanging="360"/>
+      </w:pPr>
+      <w:rPr>
+        <w:rFonts w:ascii="Wingdings" w:hAnsi="Wingdings" w:hint="default"/>
+        <w:sz w:val="20"/>
+      </w:rPr>
+    </w:lvl>
+    <w:lvl w:ilvl="8" w:tentative="1">
+      <w:start w:val="1"/>
+      <w:numFmt w:val="bullet"/>
+      <w:lvlText w:val=""/>
+      <w:lvlJc w:val="left"/>
+      <w:pPr>
+        <w:tabs>
+          <w:tab w:val="num" w:pos="6480"/>
+        </w:tabs>
+        <w:ind w:left="6480" w:hanging="360"/>
+      </w:pPr>
+      <w:rPr>
+        <w:rFonts w:ascii="Wingdings" w:hAnsi="Wingdings" w:hint="default"/>
+        <w:sz w:val="20"/>
+      </w:rPr>
+    </w:lvl>
+  </w:abstractNum>
+  <w:abstractNum w:abstractNumId="23" w15:restartNumberingAfterBreak="0">
     <w:nsid w:val="6EF62678"/>
     <w:multiLevelType w:val="multilevel"/>
     <w:tmpl w:val="E49E094C"/>
@@ -1881,7 +8800,305 @@
       </w:pPr>
     </w:lvl>
   </w:abstractNum>
-  <w:abstractNum w:abstractNumId="13" w15:restartNumberingAfterBreak="0">
+  <w:abstractNum w:abstractNumId="24" w15:restartNumberingAfterBreak="0">
+    <w:nsid w:val="7062404E"/>
+    <w:multiLevelType w:val="multilevel"/>
+    <w:tmpl w:val="65D054D6"/>
+    <w:lvl w:ilvl="0">
+      <w:start w:val="1"/>
+      <w:numFmt w:val="bullet"/>
+      <w:lvlText w:val=""/>
+      <w:lvlJc w:val="left"/>
+      <w:pPr>
+        <w:tabs>
+          <w:tab w:val="num" w:pos="720"/>
+        </w:tabs>
+        <w:ind w:left="720" w:hanging="360"/>
+      </w:pPr>
+      <w:rPr>
+        <w:rFonts w:ascii="Symbol" w:hAnsi="Symbol" w:hint="default"/>
+        <w:sz w:val="20"/>
+      </w:rPr>
+    </w:lvl>
+    <w:lvl w:ilvl="1" w:tentative="1">
+      <w:start w:val="1"/>
+      <w:numFmt w:val="bullet"/>
+      <w:lvlText w:val="o"/>
+      <w:lvlJc w:val="left"/>
+      <w:pPr>
+        <w:tabs>
+          <w:tab w:val="num" w:pos="1440"/>
+        </w:tabs>
+        <w:ind w:left="1440" w:hanging="360"/>
+      </w:pPr>
+      <w:rPr>
+        <w:rFonts w:ascii="Courier New" w:hAnsi="Courier New" w:hint="default"/>
+        <w:sz w:val="20"/>
+      </w:rPr>
+    </w:lvl>
+    <w:lvl w:ilvl="2" w:tentative="1">
+      <w:start w:val="1"/>
+      <w:numFmt w:val="bullet"/>
+      <w:lvlText w:val=""/>
+      <w:lvlJc w:val="left"/>
+      <w:pPr>
+        <w:tabs>
+          <w:tab w:val="num" w:pos="2160"/>
+        </w:tabs>
+        <w:ind w:left="2160" w:hanging="360"/>
+      </w:pPr>
+      <w:rPr>
+        <w:rFonts w:ascii="Wingdings" w:hAnsi="Wingdings" w:hint="default"/>
+        <w:sz w:val="20"/>
+      </w:rPr>
+    </w:lvl>
+    <w:lvl w:ilvl="3" w:tentative="1">
+      <w:start w:val="1"/>
+      <w:numFmt w:val="bullet"/>
+      <w:lvlText w:val=""/>
+      <w:lvlJc w:val="left"/>
+      <w:pPr>
+        <w:tabs>
+          <w:tab w:val="num" w:pos="2880"/>
+        </w:tabs>
+        <w:ind w:left="2880" w:hanging="360"/>
+      </w:pPr>
+      <w:rPr>
+        <w:rFonts w:ascii="Wingdings" w:hAnsi="Wingdings" w:hint="default"/>
+        <w:sz w:val="20"/>
+      </w:rPr>
+    </w:lvl>
+    <w:lvl w:ilvl="4" w:tentative="1">
+      <w:start w:val="1"/>
+      <w:numFmt w:val="bullet"/>
+      <w:lvlText w:val=""/>
+      <w:lvlJc w:val="left"/>
+      <w:pPr>
+        <w:tabs>
+          <w:tab w:val="num" w:pos="3600"/>
+        </w:tabs>
+        <w:ind w:left="3600" w:hanging="360"/>
+      </w:pPr>
+      <w:rPr>
+        <w:rFonts w:ascii="Wingdings" w:hAnsi="Wingdings" w:hint="default"/>
+        <w:sz w:val="20"/>
+      </w:rPr>
+    </w:lvl>
+    <w:lvl w:ilvl="5" w:tentative="1">
+      <w:start w:val="1"/>
+      <w:numFmt w:val="bullet"/>
+      <w:lvlText w:val=""/>
+      <w:lvlJc w:val="left"/>
+      <w:pPr>
+        <w:tabs>
+          <w:tab w:val="num" w:pos="4320"/>
+        </w:tabs>
+        <w:ind w:left="4320" w:hanging="360"/>
+      </w:pPr>
+      <w:rPr>
+        <w:rFonts w:ascii="Wingdings" w:hAnsi="Wingdings" w:hint="default"/>
+        <w:sz w:val="20"/>
+      </w:rPr>
+    </w:lvl>
+    <w:lvl w:ilvl="6" w:tentative="1">
+      <w:start w:val="1"/>
+      <w:numFmt w:val="bullet"/>
+      <w:lvlText w:val=""/>
+      <w:lvlJc w:val="left"/>
+      <w:pPr>
+        <w:tabs>
+          <w:tab w:val="num" w:pos="5040"/>
+        </w:tabs>
+        <w:ind w:left="5040" w:hanging="360"/>
+      </w:pPr>
+      <w:rPr>
+        <w:rFonts w:ascii="Wingdings" w:hAnsi="Wingdings" w:hint="default"/>
+        <w:sz w:val="20"/>
+      </w:rPr>
+    </w:lvl>
+    <w:lvl w:ilvl="7" w:tentative="1">
+      <w:start w:val="1"/>
+      <w:numFmt w:val="bullet"/>
+      <w:lvlText w:val=""/>
+      <w:lvlJc w:val="left"/>
+      <w:pPr>
+        <w:tabs>
+          <w:tab w:val="num" w:pos="5760"/>
+        </w:tabs>
+        <w:ind w:left="5760" w:hanging="360"/>
+      </w:pPr>
+      <w:rPr>
+        <w:rFonts w:ascii="Wingdings" w:hAnsi="Wingdings" w:hint="default"/>
+        <w:sz w:val="20"/>
+      </w:rPr>
+    </w:lvl>
+    <w:lvl w:ilvl="8" w:tentative="1">
+      <w:start w:val="1"/>
+      <w:numFmt w:val="bullet"/>
+      <w:lvlText w:val=""/>
+      <w:lvlJc w:val="left"/>
+      <w:pPr>
+        <w:tabs>
+          <w:tab w:val="num" w:pos="6480"/>
+        </w:tabs>
+        <w:ind w:left="6480" w:hanging="360"/>
+      </w:pPr>
+      <w:rPr>
+        <w:rFonts w:ascii="Wingdings" w:hAnsi="Wingdings" w:hint="default"/>
+        <w:sz w:val="20"/>
+      </w:rPr>
+    </w:lvl>
+  </w:abstractNum>
+  <w:abstractNum w:abstractNumId="25" w15:restartNumberingAfterBreak="0">
+    <w:nsid w:val="735A194B"/>
+    <w:multiLevelType w:val="multilevel"/>
+    <w:tmpl w:val="07407654"/>
+    <w:lvl w:ilvl="0">
+      <w:start w:val="1"/>
+      <w:numFmt w:val="bullet"/>
+      <w:lvlText w:val=""/>
+      <w:lvlJc w:val="left"/>
+      <w:pPr>
+        <w:tabs>
+          <w:tab w:val="num" w:pos="720"/>
+        </w:tabs>
+        <w:ind w:left="720" w:hanging="360"/>
+      </w:pPr>
+      <w:rPr>
+        <w:rFonts w:ascii="Symbol" w:hAnsi="Symbol" w:hint="default"/>
+        <w:sz w:val="20"/>
+      </w:rPr>
+    </w:lvl>
+    <w:lvl w:ilvl="1" w:tentative="1">
+      <w:start w:val="1"/>
+      <w:numFmt w:val="bullet"/>
+      <w:lvlText w:val="o"/>
+      <w:lvlJc w:val="left"/>
+      <w:pPr>
+        <w:tabs>
+          <w:tab w:val="num" w:pos="1440"/>
+        </w:tabs>
+        <w:ind w:left="1440" w:hanging="360"/>
+      </w:pPr>
+      <w:rPr>
+        <w:rFonts w:ascii="Courier New" w:hAnsi="Courier New" w:hint="default"/>
+        <w:sz w:val="20"/>
+      </w:rPr>
+    </w:lvl>
+    <w:lvl w:ilvl="2" w:tentative="1">
+      <w:start w:val="1"/>
+      <w:numFmt w:val="bullet"/>
+      <w:lvlText w:val=""/>
+      <w:lvlJc w:val="left"/>
+      <w:pPr>
+        <w:tabs>
+          <w:tab w:val="num" w:pos="2160"/>
+        </w:tabs>
+        <w:ind w:left="2160" w:hanging="360"/>
+      </w:pPr>
+      <w:rPr>
+        <w:rFonts w:ascii="Wingdings" w:hAnsi="Wingdings" w:hint="default"/>
+        <w:sz w:val="20"/>
+      </w:rPr>
+    </w:lvl>
+    <w:lvl w:ilvl="3" w:tentative="1">
+      <w:start w:val="1"/>
+      <w:numFmt w:val="bullet"/>
+      <w:lvlText w:val=""/>
+      <w:lvlJc w:val="left"/>
+      <w:pPr>
+        <w:tabs>
+          <w:tab w:val="num" w:pos="2880"/>
+        </w:tabs>
+        <w:ind w:left="2880" w:hanging="360"/>
+      </w:pPr>
+      <w:rPr>
+        <w:rFonts w:ascii="Wingdings" w:hAnsi="Wingdings" w:hint="default"/>
+        <w:sz w:val="20"/>
+      </w:rPr>
+    </w:lvl>
+    <w:lvl w:ilvl="4" w:tentative="1">
+      <w:start w:val="1"/>
+      <w:numFmt w:val="bullet"/>
+      <w:lvlText w:val=""/>
+      <w:lvlJc w:val="left"/>
+      <w:pPr>
+        <w:tabs>
+          <w:tab w:val="num" w:pos="3600"/>
+        </w:tabs>
+        <w:ind w:left="3600" w:hanging="360"/>
+      </w:pPr>
+      <w:rPr>
+        <w:rFonts w:ascii="Wingdings" w:hAnsi="Wingdings" w:hint="default"/>
+        <w:sz w:val="20"/>
+      </w:rPr>
+    </w:lvl>
+    <w:lvl w:ilvl="5" w:tentative="1">
+      <w:start w:val="1"/>
+      <w:numFmt w:val="bullet"/>
+      <w:lvlText w:val=""/>
+      <w:lvlJc w:val="left"/>
+      <w:pPr>
+        <w:tabs>
+          <w:tab w:val="num" w:pos="4320"/>
+        </w:tabs>
+        <w:ind w:left="4320" w:hanging="360"/>
+      </w:pPr>
+      <w:rPr>
+        <w:rFonts w:ascii="Wingdings" w:hAnsi="Wingdings" w:hint="default"/>
+        <w:sz w:val="20"/>
+      </w:rPr>
+    </w:lvl>
+    <w:lvl w:ilvl="6" w:tentative="1">
+      <w:start w:val="1"/>
+      <w:numFmt w:val="bullet"/>
+      <w:lvlText w:val=""/>
+      <w:lvlJc w:val="left"/>
+      <w:pPr>
+        <w:tabs>
+          <w:tab w:val="num" w:pos="5040"/>
+        </w:tabs>
+        <w:ind w:left="5040" w:hanging="360"/>
+      </w:pPr>
+      <w:rPr>
+        <w:rFonts w:ascii="Wingdings" w:hAnsi="Wingdings" w:hint="default"/>
+        <w:sz w:val="20"/>
+      </w:rPr>
+    </w:lvl>
+    <w:lvl w:ilvl="7" w:tentative="1">
+      <w:start w:val="1"/>
+      <w:numFmt w:val="bullet"/>
+      <w:lvlText w:val=""/>
+      <w:lvlJc w:val="left"/>
+      <w:pPr>
+        <w:tabs>
+          <w:tab w:val="num" w:pos="5760"/>
+        </w:tabs>
+        <w:ind w:left="5760" w:hanging="360"/>
+      </w:pPr>
+      <w:rPr>
+        <w:rFonts w:ascii="Wingdings" w:hAnsi="Wingdings" w:hint="default"/>
+        <w:sz w:val="20"/>
+      </w:rPr>
+    </w:lvl>
+    <w:lvl w:ilvl="8" w:tentative="1">
+      <w:start w:val="1"/>
+      <w:numFmt w:val="bullet"/>
+      <w:lvlText w:val=""/>
+      <w:lvlJc w:val="left"/>
+      <w:pPr>
+        <w:tabs>
+          <w:tab w:val="num" w:pos="6480"/>
+        </w:tabs>
+        <w:ind w:left="6480" w:hanging="360"/>
+      </w:pPr>
+      <w:rPr>
+        <w:rFonts w:ascii="Wingdings" w:hAnsi="Wingdings" w:hint="default"/>
+        <w:sz w:val="20"/>
+      </w:rPr>
+    </w:lvl>
+  </w:abstractNum>
+  <w:abstractNum w:abstractNumId="26" w15:restartNumberingAfterBreak="0">
     <w:nsid w:val="793668CC"/>
     <w:multiLevelType w:val="multilevel"/>
     <w:tmpl w:val="4300BB00"/>
@@ -1994,47 +9211,390 @@
       </w:pPr>
     </w:lvl>
   </w:abstractNum>
+  <w:abstractNum w:abstractNumId="27" w15:restartNumberingAfterBreak="0">
+    <w:nsid w:val="79F626C3"/>
+    <w:multiLevelType w:val="multilevel"/>
+    <w:tmpl w:val="6B66BCF8"/>
+    <w:lvl w:ilvl="0">
+      <w:start w:val="1"/>
+      <w:numFmt w:val="bullet"/>
+      <w:lvlText w:val=""/>
+      <w:lvlJc w:val="left"/>
+      <w:pPr>
+        <w:tabs>
+          <w:tab w:val="num" w:pos="720"/>
+        </w:tabs>
+        <w:ind w:left="720" w:hanging="360"/>
+      </w:pPr>
+      <w:rPr>
+        <w:rFonts w:ascii="Symbol" w:hAnsi="Symbol" w:hint="default"/>
+        <w:sz w:val="20"/>
+      </w:rPr>
+    </w:lvl>
+    <w:lvl w:ilvl="1" w:tentative="1">
+      <w:start w:val="1"/>
+      <w:numFmt w:val="bullet"/>
+      <w:lvlText w:val="o"/>
+      <w:lvlJc w:val="left"/>
+      <w:pPr>
+        <w:tabs>
+          <w:tab w:val="num" w:pos="1440"/>
+        </w:tabs>
+        <w:ind w:left="1440" w:hanging="360"/>
+      </w:pPr>
+      <w:rPr>
+        <w:rFonts w:ascii="Courier New" w:hAnsi="Courier New" w:hint="default"/>
+        <w:sz w:val="20"/>
+      </w:rPr>
+    </w:lvl>
+    <w:lvl w:ilvl="2" w:tentative="1">
+      <w:start w:val="1"/>
+      <w:numFmt w:val="bullet"/>
+      <w:lvlText w:val=""/>
+      <w:lvlJc w:val="left"/>
+      <w:pPr>
+        <w:tabs>
+          <w:tab w:val="num" w:pos="2160"/>
+        </w:tabs>
+        <w:ind w:left="2160" w:hanging="360"/>
+      </w:pPr>
+      <w:rPr>
+        <w:rFonts w:ascii="Wingdings" w:hAnsi="Wingdings" w:hint="default"/>
+        <w:sz w:val="20"/>
+      </w:rPr>
+    </w:lvl>
+    <w:lvl w:ilvl="3" w:tentative="1">
+      <w:start w:val="1"/>
+      <w:numFmt w:val="bullet"/>
+      <w:lvlText w:val=""/>
+      <w:lvlJc w:val="left"/>
+      <w:pPr>
+        <w:tabs>
+          <w:tab w:val="num" w:pos="2880"/>
+        </w:tabs>
+        <w:ind w:left="2880" w:hanging="360"/>
+      </w:pPr>
+      <w:rPr>
+        <w:rFonts w:ascii="Wingdings" w:hAnsi="Wingdings" w:hint="default"/>
+        <w:sz w:val="20"/>
+      </w:rPr>
+    </w:lvl>
+    <w:lvl w:ilvl="4" w:tentative="1">
+      <w:start w:val="1"/>
+      <w:numFmt w:val="bullet"/>
+      <w:lvlText w:val=""/>
+      <w:lvlJc w:val="left"/>
+      <w:pPr>
+        <w:tabs>
+          <w:tab w:val="num" w:pos="3600"/>
+        </w:tabs>
+        <w:ind w:left="3600" w:hanging="360"/>
+      </w:pPr>
+      <w:rPr>
+        <w:rFonts w:ascii="Wingdings" w:hAnsi="Wingdings" w:hint="default"/>
+        <w:sz w:val="20"/>
+      </w:rPr>
+    </w:lvl>
+    <w:lvl w:ilvl="5" w:tentative="1">
+      <w:start w:val="1"/>
+      <w:numFmt w:val="bullet"/>
+      <w:lvlText w:val=""/>
+      <w:lvlJc w:val="left"/>
+      <w:pPr>
+        <w:tabs>
+          <w:tab w:val="num" w:pos="4320"/>
+        </w:tabs>
+        <w:ind w:left="4320" w:hanging="360"/>
+      </w:pPr>
+      <w:rPr>
+        <w:rFonts w:ascii="Wingdings" w:hAnsi="Wingdings" w:hint="default"/>
+        <w:sz w:val="20"/>
+      </w:rPr>
+    </w:lvl>
+    <w:lvl w:ilvl="6" w:tentative="1">
+      <w:start w:val="1"/>
+      <w:numFmt w:val="bullet"/>
+      <w:lvlText w:val=""/>
+      <w:lvlJc w:val="left"/>
+      <w:pPr>
+        <w:tabs>
+          <w:tab w:val="num" w:pos="5040"/>
+        </w:tabs>
+        <w:ind w:left="5040" w:hanging="360"/>
+      </w:pPr>
+      <w:rPr>
+        <w:rFonts w:ascii="Wingdings" w:hAnsi="Wingdings" w:hint="default"/>
+        <w:sz w:val="20"/>
+      </w:rPr>
+    </w:lvl>
+    <w:lvl w:ilvl="7" w:tentative="1">
+      <w:start w:val="1"/>
+      <w:numFmt w:val="bullet"/>
+      <w:lvlText w:val=""/>
+      <w:lvlJc w:val="left"/>
+      <w:pPr>
+        <w:tabs>
+          <w:tab w:val="num" w:pos="5760"/>
+        </w:tabs>
+        <w:ind w:left="5760" w:hanging="360"/>
+      </w:pPr>
+      <w:rPr>
+        <w:rFonts w:ascii="Wingdings" w:hAnsi="Wingdings" w:hint="default"/>
+        <w:sz w:val="20"/>
+      </w:rPr>
+    </w:lvl>
+    <w:lvl w:ilvl="8" w:tentative="1">
+      <w:start w:val="1"/>
+      <w:numFmt w:val="bullet"/>
+      <w:lvlText w:val=""/>
+      <w:lvlJc w:val="left"/>
+      <w:pPr>
+        <w:tabs>
+          <w:tab w:val="num" w:pos="6480"/>
+        </w:tabs>
+        <w:ind w:left="6480" w:hanging="360"/>
+      </w:pPr>
+      <w:rPr>
+        <w:rFonts w:ascii="Wingdings" w:hAnsi="Wingdings" w:hint="default"/>
+        <w:sz w:val="20"/>
+      </w:rPr>
+    </w:lvl>
+  </w:abstractNum>
+  <w:abstractNum w:abstractNumId="28" w15:restartNumberingAfterBreak="0">
+    <w:nsid w:val="7DB13912"/>
+    <w:multiLevelType w:val="multilevel"/>
+    <w:tmpl w:val="4810F9F6"/>
+    <w:lvl w:ilvl="0">
+      <w:start w:val="1"/>
+      <w:numFmt w:val="bullet"/>
+      <w:lvlText w:val=""/>
+      <w:lvlJc w:val="left"/>
+      <w:pPr>
+        <w:tabs>
+          <w:tab w:val="num" w:pos="720"/>
+        </w:tabs>
+        <w:ind w:left="720" w:hanging="360"/>
+      </w:pPr>
+      <w:rPr>
+        <w:rFonts w:ascii="Symbol" w:hAnsi="Symbol" w:hint="default"/>
+        <w:sz w:val="20"/>
+      </w:rPr>
+    </w:lvl>
+    <w:lvl w:ilvl="1" w:tentative="1">
+      <w:start w:val="1"/>
+      <w:numFmt w:val="bullet"/>
+      <w:lvlText w:val="o"/>
+      <w:lvlJc w:val="left"/>
+      <w:pPr>
+        <w:tabs>
+          <w:tab w:val="num" w:pos="1440"/>
+        </w:tabs>
+        <w:ind w:left="1440" w:hanging="360"/>
+      </w:pPr>
+      <w:rPr>
+        <w:rFonts w:ascii="Courier New" w:hAnsi="Courier New" w:hint="default"/>
+        <w:sz w:val="20"/>
+      </w:rPr>
+    </w:lvl>
+    <w:lvl w:ilvl="2" w:tentative="1">
+      <w:start w:val="1"/>
+      <w:numFmt w:val="bullet"/>
+      <w:lvlText w:val=""/>
+      <w:lvlJc w:val="left"/>
+      <w:pPr>
+        <w:tabs>
+          <w:tab w:val="num" w:pos="2160"/>
+        </w:tabs>
+        <w:ind w:left="2160" w:hanging="360"/>
+      </w:pPr>
+      <w:rPr>
+        <w:rFonts w:ascii="Wingdings" w:hAnsi="Wingdings" w:hint="default"/>
+        <w:sz w:val="20"/>
+      </w:rPr>
+    </w:lvl>
+    <w:lvl w:ilvl="3" w:tentative="1">
+      <w:start w:val="1"/>
+      <w:numFmt w:val="bullet"/>
+      <w:lvlText w:val=""/>
+      <w:lvlJc w:val="left"/>
+      <w:pPr>
+        <w:tabs>
+          <w:tab w:val="num" w:pos="2880"/>
+        </w:tabs>
+        <w:ind w:left="2880" w:hanging="360"/>
+      </w:pPr>
+      <w:rPr>
+        <w:rFonts w:ascii="Wingdings" w:hAnsi="Wingdings" w:hint="default"/>
+        <w:sz w:val="20"/>
+      </w:rPr>
+    </w:lvl>
+    <w:lvl w:ilvl="4" w:tentative="1">
+      <w:start w:val="1"/>
+      <w:numFmt w:val="bullet"/>
+      <w:lvlText w:val=""/>
+      <w:lvlJc w:val="left"/>
+      <w:pPr>
+        <w:tabs>
+          <w:tab w:val="num" w:pos="3600"/>
+        </w:tabs>
+        <w:ind w:left="3600" w:hanging="360"/>
+      </w:pPr>
+      <w:rPr>
+        <w:rFonts w:ascii="Wingdings" w:hAnsi="Wingdings" w:hint="default"/>
+        <w:sz w:val="20"/>
+      </w:rPr>
+    </w:lvl>
+    <w:lvl w:ilvl="5" w:tentative="1">
+      <w:start w:val="1"/>
+      <w:numFmt w:val="bullet"/>
+      <w:lvlText w:val=""/>
+      <w:lvlJc w:val="left"/>
+      <w:pPr>
+        <w:tabs>
+          <w:tab w:val="num" w:pos="4320"/>
+        </w:tabs>
+        <w:ind w:left="4320" w:hanging="360"/>
+      </w:pPr>
+      <w:rPr>
+        <w:rFonts w:ascii="Wingdings" w:hAnsi="Wingdings" w:hint="default"/>
+        <w:sz w:val="20"/>
+      </w:rPr>
+    </w:lvl>
+    <w:lvl w:ilvl="6" w:tentative="1">
+      <w:start w:val="1"/>
+      <w:numFmt w:val="bullet"/>
+      <w:lvlText w:val=""/>
+      <w:lvlJc w:val="left"/>
+      <w:pPr>
+        <w:tabs>
+          <w:tab w:val="num" w:pos="5040"/>
+        </w:tabs>
+        <w:ind w:left="5040" w:hanging="360"/>
+      </w:pPr>
+      <w:rPr>
+        <w:rFonts w:ascii="Wingdings" w:hAnsi="Wingdings" w:hint="default"/>
+        <w:sz w:val="20"/>
+      </w:rPr>
+    </w:lvl>
+    <w:lvl w:ilvl="7" w:tentative="1">
+      <w:start w:val="1"/>
+      <w:numFmt w:val="bullet"/>
+      <w:lvlText w:val=""/>
+      <w:lvlJc w:val="left"/>
+      <w:pPr>
+        <w:tabs>
+          <w:tab w:val="num" w:pos="5760"/>
+        </w:tabs>
+        <w:ind w:left="5760" w:hanging="360"/>
+      </w:pPr>
+      <w:rPr>
+        <w:rFonts w:ascii="Wingdings" w:hAnsi="Wingdings" w:hint="default"/>
+        <w:sz w:val="20"/>
+      </w:rPr>
+    </w:lvl>
+    <w:lvl w:ilvl="8" w:tentative="1">
+      <w:start w:val="1"/>
+      <w:numFmt w:val="bullet"/>
+      <w:lvlText w:val=""/>
+      <w:lvlJc w:val="left"/>
+      <w:pPr>
+        <w:tabs>
+          <w:tab w:val="num" w:pos="6480"/>
+        </w:tabs>
+        <w:ind w:left="6480" w:hanging="360"/>
+      </w:pPr>
+      <w:rPr>
+        <w:rFonts w:ascii="Wingdings" w:hAnsi="Wingdings" w:hint="default"/>
+        <w:sz w:val="20"/>
+      </w:rPr>
+    </w:lvl>
+  </w:abstractNum>
   <w:num w:numId="1">
+    <w:abstractNumId w:val="15"/>
+  </w:num>
+  <w:num w:numId="2">
     <w:abstractNumId w:val="8"/>
   </w:num>
-  <w:num w:numId="2">
+  <w:num w:numId="3">
+    <w:abstractNumId w:val="17"/>
+  </w:num>
+  <w:num w:numId="4">
+    <w:abstractNumId w:val="13"/>
+  </w:num>
+  <w:num w:numId="5">
+    <w:abstractNumId w:val="2"/>
+  </w:num>
+  <w:num w:numId="6">
+    <w:abstractNumId w:val="3"/>
+  </w:num>
+  <w:num w:numId="7">
+    <w:abstractNumId w:val="23"/>
+  </w:num>
+  <w:num w:numId="8">
+    <w:abstractNumId w:val="7"/>
+  </w:num>
+  <w:num w:numId="9">
+    <w:abstractNumId w:val="26"/>
+  </w:num>
+  <w:num w:numId="10">
     <w:abstractNumId w:val="5"/>
   </w:num>
-  <w:num w:numId="3">
+  <w:num w:numId="11">
+    <w:abstractNumId w:val="21"/>
+  </w:num>
+  <w:num w:numId="12">
+    <w:abstractNumId w:val="1"/>
+  </w:num>
+  <w:num w:numId="13">
+    <w:abstractNumId w:val="12"/>
+  </w:num>
+  <w:num w:numId="14">
+    <w:abstractNumId w:val="20"/>
+  </w:num>
+  <w:num w:numId="15">
+    <w:abstractNumId w:val="28"/>
+  </w:num>
+  <w:num w:numId="16">
+    <w:abstractNumId w:val="24"/>
+  </w:num>
+  <w:num w:numId="17">
+    <w:abstractNumId w:val="16"/>
+  </w:num>
+  <w:num w:numId="18">
+    <w:abstractNumId w:val="25"/>
+  </w:num>
+  <w:num w:numId="19">
+    <w:abstractNumId w:val="22"/>
+  </w:num>
+  <w:num w:numId="20">
+    <w:abstractNumId w:val="11"/>
+  </w:num>
+  <w:num w:numId="21">
+    <w:abstractNumId w:val="19"/>
+  </w:num>
+  <w:num w:numId="22">
+    <w:abstractNumId w:val="10"/>
+  </w:num>
+  <w:num w:numId="23">
     <w:abstractNumId w:val="9"/>
   </w:num>
-  <w:num w:numId="4">
-    <w:abstractNumId w:val="7"/>
+  <w:num w:numId="24">
+    <w:abstractNumId w:val="18"/>
   </w:num>
-  <w:num w:numId="5">
-    <w:abstractNumId w:val="1"/>
-  </w:num>
-  <w:num w:numId="6">
-    <w:abstractNumId w:val="2"/>
-  </w:num>
-  <w:num w:numId="7">
-    <w:abstractNumId w:val="12"/>
-  </w:num>
-  <w:num w:numId="8">
+  <w:num w:numId="25">
     <w:abstractNumId w:val="4"/>
   </w:num>
-  <w:num w:numId="9">
-    <w:abstractNumId w:val="13"/>
-  </w:num>
-  <w:num w:numId="10">
-    <w:abstractNumId w:val="3"/>
-  </w:num>
-  <w:num w:numId="11">
-    <w:abstractNumId w:val="11"/>
-  </w:num>
-  <w:num w:numId="12">
+  <w:num w:numId="26">
     <w:abstractNumId w:val="0"/>
   </w:num>
-  <w:num w:numId="13">
+  <w:num w:numId="27">
+    <w:abstractNumId w:val="14"/>
+  </w:num>
+  <w:num w:numId="28">
+    <w:abstractNumId w:val="27"/>
+  </w:num>
+  <w:num w:numId="29">
     <w:abstractNumId w:val="6"/>
-  </w:num>
-  <w:num w:numId="14">
-    <w:abstractNumId w:val="10"/>
   </w:num>
 </w:numbering>
 </file>
@@ -2396,6 +9956,28 @@
       <w:color w:val="1F4D78" w:themeColor="accent1" w:themeShade="7F"/>
     </w:rPr>
   </w:style>
+  <w:style w:type="paragraph" w:styleId="Heading4">
+    <w:name w:val="heading 4"/>
+    <w:basedOn w:val="Normal"/>
+    <w:next w:val="Normal"/>
+    <w:link w:val="Heading4Char"/>
+    <w:semiHidden/>
+    <w:unhideWhenUsed/>
+    <w:qFormat/>
+    <w:rsid w:val="00104AC4"/>
+    <w:pPr>
+      <w:keepNext/>
+      <w:keepLines/>
+      <w:spacing w:before="40"/>
+      <w:outlineLvl w:val="3"/>
+    </w:pPr>
+    <w:rPr>
+      <w:rFonts w:asciiTheme="majorHAnsi" w:eastAsiaTheme="majorEastAsia" w:hAnsiTheme="majorHAnsi" w:cstheme="majorBidi"/>
+      <w:i/>
+      <w:iCs/>
+      <w:color w:val="2E74B5" w:themeColor="accent1" w:themeShade="BF"/>
+    </w:rPr>
+  </w:style>
   <w:style w:type="character" w:default="1" w:styleId="DefaultParagraphFont">
     <w:name w:val="Default Paragraph Font"/>
     <w:uiPriority w:val="1"/>
@@ -2608,6 +10190,41 @@
       <w:ind w:left="720"/>
       <w:contextualSpacing/>
     </w:pPr>
+  </w:style>
+  <w:style w:type="character" w:customStyle="1" w:styleId="Heading4Char">
+    <w:name w:val="Heading 4 Char"/>
+    <w:basedOn w:val="DefaultParagraphFont"/>
+    <w:link w:val="Heading4"/>
+    <w:semiHidden/>
+    <w:rsid w:val="00104AC4"/>
+    <w:rPr>
+      <w:rFonts w:asciiTheme="majorHAnsi" w:eastAsiaTheme="majorEastAsia" w:hAnsiTheme="majorHAnsi" w:cstheme="majorBidi"/>
+      <w:i/>
+      <w:iCs/>
+      <w:color w:val="2E74B5" w:themeColor="accent1" w:themeShade="BF"/>
+      <w:sz w:val="24"/>
+      <w:szCs w:val="24"/>
+    </w:rPr>
+  </w:style>
+  <w:style w:type="character" w:customStyle="1" w:styleId="t">
+    <w:name w:val="ͼt"/>
+    <w:basedOn w:val="DefaultParagraphFont"/>
+    <w:rsid w:val="00104AC4"/>
+  </w:style>
+  <w:style w:type="character" w:customStyle="1" w:styleId="n">
+    <w:name w:val="ͼn"/>
+    <w:basedOn w:val="DefaultParagraphFont"/>
+    <w:rsid w:val="00104AC4"/>
+  </w:style>
+  <w:style w:type="character" w:customStyle="1" w:styleId="r">
+    <w:name w:val="ͼr"/>
+    <w:basedOn w:val="DefaultParagraphFont"/>
+    <w:rsid w:val="00104AC4"/>
+  </w:style>
+  <w:style w:type="character" w:customStyle="1" w:styleId="q">
+    <w:name w:val="ͼq"/>
+    <w:basedOn w:val="DefaultParagraphFont"/>
+    <w:rsid w:val="00104AC4"/>
   </w:style>
 </w:styles>
 </file>
